--- a/Документы/_Отчеты/Проектный/ПроектныйОтчет.docx
+++ b/Документы/_Отчеты/Проектный/ПроектныйОтчет.docx
@@ -2,21 +2,2450 @@
 <file path=word/document.xml><?xml version="1.0" encoding="utf-8"?>
 <w:document xmlns:wpc="http://schemas.microsoft.com/office/word/2010/wordprocessingCanvas" xmlns:mc="http://schemas.openxmlformats.org/markup-compatibility/2006" xmlns:o="urn:schemas-microsoft-com:office:office" xmlns:r="http://schemas.openxmlformats.org/officeDocument/2006/relationships" xmlns:m="http://schemas.openxmlformats.org/officeDocument/2006/math" xmlns:v="urn:schemas-microsoft-com:vml" xmlns:wp14="http://schemas.microsoft.com/office/word/2010/wordprocessingDrawing" xmlns:wp="http://schemas.openxmlformats.org/drawingml/2006/wordprocessingDrawing" xmlns:w10="urn:schemas-microsoft-com:office:word" xmlns:w="http://schemas.openxmlformats.org/wordprocessingml/2006/main" xmlns:w14="http://schemas.microsoft.com/office/word/2010/wordml" xmlns:wpg="http://schemas.microsoft.com/office/word/2010/wordprocessingGroup" xmlns:wpi="http://schemas.microsoft.com/office/word/2010/wordprocessingInk" xmlns:wne="http://schemas.microsoft.com/office/word/2006/wordml" xmlns:wps="http://schemas.microsoft.com/office/word/2010/wordprocessingShape" mc:Ignorable="w14 wp14">
   <w:body>
+    <w:sdt>
+      <w:sdtPr>
+        <w:rPr>
+          <w:lang w:val="ru-RU"/>
+        </w:rPr>
+        <w:id w:val="59063330"/>
+        <w:docPartObj>
+          <w:docPartGallery w:val="Table of Contents"/>
+          <w:docPartUnique/>
+        </w:docPartObj>
+      </w:sdtPr>
+      <w:sdtEndPr>
+        <w:rPr>
+          <w:rFonts w:ascii="Times New Roman" w:eastAsiaTheme="minorHAnsi" w:hAnsi="Times New Roman" w:cstheme="minorBidi"/>
+          <w:color w:val="auto"/>
+          <w:sz w:val="24"/>
+          <w:szCs w:val="22"/>
+        </w:rPr>
+      </w:sdtEndPr>
+      <w:sdtContent>
+        <w:p>
+          <w:pPr>
+            <w:pStyle w:val="afb"/>
+          </w:pPr>
+          <w:r>
+            <w:rPr>
+              <w:lang w:val="ru-RU"/>
+            </w:rPr>
+            <w:t>Оглавление</w:t>
+          </w:r>
+        </w:p>
+        <w:p>
+          <w:pPr>
+            <w:pStyle w:val="12"/>
+            <w:tabs>
+              <w:tab w:val="left" w:pos="1100"/>
+              <w:tab w:val="right" w:leader="dot" w:pos="9679"/>
+            </w:tabs>
+            <w:rPr>
+              <w:rFonts w:asciiTheme="minorHAnsi" w:eastAsiaTheme="minorEastAsia" w:hAnsiTheme="minorHAnsi"/>
+              <w:noProof/>
+              <w:sz w:val="22"/>
+            </w:rPr>
+          </w:pPr>
+          <w:r>
+            <w:fldChar w:fldCharType="begin"/>
+          </w:r>
+          <w:r>
+            <w:instrText xml:space="preserve"> TOC \o "1-3" \h \z \u </w:instrText>
+          </w:r>
+          <w:r>
+            <w:fldChar w:fldCharType="separate"/>
+          </w:r>
+          <w:hyperlink w:anchor="_Toc229427252" w:history="1">
+            <w:r>
+              <w:rPr>
+                <w:rStyle w:val="af0"/>
+                <w:noProof/>
+              </w:rPr>
+              <w:t>1</w:t>
+            </w:r>
+            <w:r>
+              <w:rPr>
+                <w:rFonts w:asciiTheme="minorHAnsi" w:eastAsiaTheme="minorEastAsia" w:hAnsiTheme="minorHAnsi"/>
+                <w:noProof/>
+                <w:sz w:val="22"/>
+              </w:rPr>
+              <w:tab/>
+            </w:r>
+            <w:r>
+              <w:rPr>
+                <w:rStyle w:val="af0"/>
+                <w:noProof/>
+              </w:rPr>
+              <w:t>Сокращения и обозначения</w:t>
+            </w:r>
+            <w:r>
+              <w:rPr>
+                <w:noProof/>
+                <w:webHidden/>
+              </w:rPr>
+              <w:tab/>
+            </w:r>
+            <w:r>
+              <w:rPr>
+                <w:noProof/>
+                <w:webHidden/>
+              </w:rPr>
+              <w:fldChar w:fldCharType="begin"/>
+            </w:r>
+            <w:r>
+              <w:rPr>
+                <w:noProof/>
+                <w:webHidden/>
+              </w:rPr>
+              <w:instrText xml:space="preserve"> PAGEREF _Toc229427252 \h </w:instrText>
+            </w:r>
+            <w:r>
+              <w:rPr>
+                <w:noProof/>
+                <w:webHidden/>
+              </w:rPr>
+            </w:r>
+            <w:r>
+              <w:rPr>
+                <w:noProof/>
+                <w:webHidden/>
+              </w:rPr>
+              <w:fldChar w:fldCharType="separate"/>
+            </w:r>
+            <w:r>
+              <w:rPr>
+                <w:noProof/>
+                <w:webHidden/>
+              </w:rPr>
+              <w:t>1</w:t>
+            </w:r>
+            <w:r>
+              <w:rPr>
+                <w:noProof/>
+                <w:webHidden/>
+              </w:rPr>
+              <w:fldChar w:fldCharType="end"/>
+            </w:r>
+          </w:hyperlink>
+        </w:p>
+        <w:p>
+          <w:pPr>
+            <w:pStyle w:val="12"/>
+            <w:tabs>
+              <w:tab w:val="left" w:pos="1100"/>
+              <w:tab w:val="right" w:leader="dot" w:pos="9679"/>
+            </w:tabs>
+            <w:rPr>
+              <w:rFonts w:asciiTheme="minorHAnsi" w:eastAsiaTheme="minorEastAsia" w:hAnsiTheme="minorHAnsi"/>
+              <w:noProof/>
+              <w:sz w:val="22"/>
+            </w:rPr>
+          </w:pPr>
+          <w:hyperlink w:anchor="_Toc229427253" w:history="1">
+            <w:r>
+              <w:rPr>
+                <w:rStyle w:val="af0"/>
+                <w:noProof/>
+              </w:rPr>
+              <w:t>2</w:t>
+            </w:r>
+            <w:r>
+              <w:rPr>
+                <w:rFonts w:asciiTheme="minorHAnsi" w:eastAsiaTheme="minorEastAsia" w:hAnsiTheme="minorHAnsi"/>
+                <w:noProof/>
+                <w:sz w:val="22"/>
+              </w:rPr>
+              <w:tab/>
+            </w:r>
+            <w:r>
+              <w:rPr>
+                <w:rStyle w:val="af0"/>
+                <w:noProof/>
+              </w:rPr>
+              <w:t>Облик ЛА</w:t>
+            </w:r>
+            <w:r>
+              <w:rPr>
+                <w:noProof/>
+                <w:webHidden/>
+              </w:rPr>
+              <w:tab/>
+            </w:r>
+            <w:r>
+              <w:rPr>
+                <w:noProof/>
+                <w:webHidden/>
+              </w:rPr>
+              <w:fldChar w:fldCharType="begin"/>
+            </w:r>
+            <w:r>
+              <w:rPr>
+                <w:noProof/>
+                <w:webHidden/>
+              </w:rPr>
+              <w:instrText xml:space="preserve"> PAGEREF _Toc229427253 \h </w:instrText>
+            </w:r>
+            <w:r>
+              <w:rPr>
+                <w:noProof/>
+                <w:webHidden/>
+              </w:rPr>
+            </w:r>
+            <w:r>
+              <w:rPr>
+                <w:noProof/>
+                <w:webHidden/>
+              </w:rPr>
+              <w:fldChar w:fldCharType="separate"/>
+            </w:r>
+            <w:r>
+              <w:rPr>
+                <w:noProof/>
+                <w:webHidden/>
+              </w:rPr>
+              <w:t>1</w:t>
+            </w:r>
+            <w:r>
+              <w:rPr>
+                <w:noProof/>
+                <w:webHidden/>
+              </w:rPr>
+              <w:fldChar w:fldCharType="end"/>
+            </w:r>
+          </w:hyperlink>
+        </w:p>
+        <w:p>
+          <w:pPr>
+            <w:pStyle w:val="12"/>
+            <w:tabs>
+              <w:tab w:val="left" w:pos="1320"/>
+              <w:tab w:val="right" w:leader="dot" w:pos="9679"/>
+            </w:tabs>
+            <w:rPr>
+              <w:rFonts w:asciiTheme="minorHAnsi" w:eastAsiaTheme="minorEastAsia" w:hAnsiTheme="minorHAnsi"/>
+              <w:noProof/>
+              <w:sz w:val="22"/>
+            </w:rPr>
+          </w:pPr>
+          <w:hyperlink w:anchor="_Toc229427254" w:history="1">
+            <w:r>
+              <w:rPr>
+                <w:rStyle w:val="af0"/>
+                <w:noProof/>
+              </w:rPr>
+              <w:t>2.1</w:t>
+            </w:r>
+            <w:r>
+              <w:rPr>
+                <w:rFonts w:asciiTheme="minorHAnsi" w:eastAsiaTheme="minorEastAsia" w:hAnsiTheme="minorHAnsi"/>
+                <w:noProof/>
+                <w:sz w:val="22"/>
+              </w:rPr>
+              <w:tab/>
+            </w:r>
+            <w:r>
+              <w:rPr>
+                <w:rStyle w:val="af0"/>
+                <w:noProof/>
+              </w:rPr>
+              <w:t>Крыло и хвостовое оперение</w:t>
+            </w:r>
+            <w:r>
+              <w:rPr>
+                <w:noProof/>
+                <w:webHidden/>
+              </w:rPr>
+              <w:tab/>
+            </w:r>
+            <w:r>
+              <w:rPr>
+                <w:noProof/>
+                <w:webHidden/>
+              </w:rPr>
+              <w:fldChar w:fldCharType="begin"/>
+            </w:r>
+            <w:r>
+              <w:rPr>
+                <w:noProof/>
+                <w:webHidden/>
+              </w:rPr>
+              <w:instrText xml:space="preserve"> PAGEREF _Toc229427254 \h </w:instrText>
+            </w:r>
+            <w:r>
+              <w:rPr>
+                <w:noProof/>
+                <w:webHidden/>
+              </w:rPr>
+            </w:r>
+            <w:r>
+              <w:rPr>
+                <w:noProof/>
+                <w:webHidden/>
+              </w:rPr>
+              <w:fldChar w:fldCharType="separate"/>
+            </w:r>
+            <w:r>
+              <w:rPr>
+                <w:noProof/>
+                <w:webHidden/>
+              </w:rPr>
+              <w:t>1</w:t>
+            </w:r>
+            <w:r>
+              <w:rPr>
+                <w:noProof/>
+                <w:webHidden/>
+              </w:rPr>
+              <w:fldChar w:fldCharType="end"/>
+            </w:r>
+          </w:hyperlink>
+        </w:p>
+        <w:p>
+          <w:pPr>
+            <w:pStyle w:val="12"/>
+            <w:tabs>
+              <w:tab w:val="left" w:pos="1320"/>
+              <w:tab w:val="right" w:leader="dot" w:pos="9679"/>
+            </w:tabs>
+            <w:rPr>
+              <w:rFonts w:asciiTheme="minorHAnsi" w:eastAsiaTheme="minorEastAsia" w:hAnsiTheme="minorHAnsi"/>
+              <w:noProof/>
+              <w:sz w:val="22"/>
+            </w:rPr>
+          </w:pPr>
+          <w:hyperlink w:anchor="_Toc229427255" w:history="1">
+            <w:r>
+              <w:rPr>
+                <w:rStyle w:val="af0"/>
+                <w:noProof/>
+              </w:rPr>
+              <w:t>2.2</w:t>
+            </w:r>
+            <w:r>
+              <w:rPr>
+                <w:rFonts w:asciiTheme="minorHAnsi" w:eastAsiaTheme="minorEastAsia" w:hAnsiTheme="minorHAnsi"/>
+                <w:noProof/>
+                <w:sz w:val="22"/>
+              </w:rPr>
+              <w:tab/>
+            </w:r>
+            <w:r>
+              <w:rPr>
+                <w:rStyle w:val="af0"/>
+                <w:noProof/>
+              </w:rPr>
+              <w:t>Управляющие поверхности</w:t>
+            </w:r>
+            <w:r>
+              <w:rPr>
+                <w:noProof/>
+                <w:webHidden/>
+              </w:rPr>
+              <w:tab/>
+            </w:r>
+            <w:r>
+              <w:rPr>
+                <w:noProof/>
+                <w:webHidden/>
+              </w:rPr>
+              <w:fldChar w:fldCharType="begin"/>
+            </w:r>
+            <w:r>
+              <w:rPr>
+                <w:noProof/>
+                <w:webHidden/>
+              </w:rPr>
+              <w:instrText xml:space="preserve"> PAGEREF _Toc229427255 \h </w:instrText>
+            </w:r>
+            <w:r>
+              <w:rPr>
+                <w:noProof/>
+                <w:webHidden/>
+              </w:rPr>
+            </w:r>
+            <w:r>
+              <w:rPr>
+                <w:noProof/>
+                <w:webHidden/>
+              </w:rPr>
+              <w:fldChar w:fldCharType="separate"/>
+            </w:r>
+            <w:r>
+              <w:rPr>
+                <w:noProof/>
+                <w:webHidden/>
+              </w:rPr>
+              <w:t>2</w:t>
+            </w:r>
+            <w:r>
+              <w:rPr>
+                <w:noProof/>
+                <w:webHidden/>
+              </w:rPr>
+              <w:fldChar w:fldCharType="end"/>
+            </w:r>
+          </w:hyperlink>
+        </w:p>
+        <w:p>
+          <w:pPr>
+            <w:pStyle w:val="12"/>
+            <w:tabs>
+              <w:tab w:val="left" w:pos="1320"/>
+              <w:tab w:val="right" w:leader="dot" w:pos="9679"/>
+            </w:tabs>
+            <w:rPr>
+              <w:rFonts w:asciiTheme="minorHAnsi" w:eastAsiaTheme="minorEastAsia" w:hAnsiTheme="minorHAnsi"/>
+              <w:noProof/>
+              <w:sz w:val="22"/>
+            </w:rPr>
+          </w:pPr>
+          <w:hyperlink w:anchor="_Toc229427256" w:history="1">
+            <w:r>
+              <w:rPr>
+                <w:rStyle w:val="af0"/>
+                <w:noProof/>
+              </w:rPr>
+              <w:t>2.3</w:t>
+            </w:r>
+            <w:r>
+              <w:rPr>
+                <w:rFonts w:asciiTheme="minorHAnsi" w:eastAsiaTheme="minorEastAsia" w:hAnsiTheme="minorHAnsi"/>
+                <w:noProof/>
+                <w:sz w:val="22"/>
+              </w:rPr>
+              <w:tab/>
+            </w:r>
+            <w:r>
+              <w:rPr>
+                <w:rStyle w:val="af0"/>
+                <w:noProof/>
+              </w:rPr>
+              <w:t>Аэродинамические профили</w:t>
+            </w:r>
+            <w:r>
+              <w:rPr>
+                <w:noProof/>
+                <w:webHidden/>
+              </w:rPr>
+              <w:tab/>
+            </w:r>
+            <w:r>
+              <w:rPr>
+                <w:noProof/>
+                <w:webHidden/>
+              </w:rPr>
+              <w:fldChar w:fldCharType="begin"/>
+            </w:r>
+            <w:r>
+              <w:rPr>
+                <w:noProof/>
+                <w:webHidden/>
+              </w:rPr>
+              <w:instrText xml:space="preserve"> PAGEREF _Toc229427256 \h </w:instrText>
+            </w:r>
+            <w:r>
+              <w:rPr>
+                <w:noProof/>
+                <w:webHidden/>
+              </w:rPr>
+            </w:r>
+            <w:r>
+              <w:rPr>
+                <w:noProof/>
+                <w:webHidden/>
+              </w:rPr>
+              <w:fldChar w:fldCharType="separate"/>
+            </w:r>
+            <w:r>
+              <w:rPr>
+                <w:noProof/>
+                <w:webHidden/>
+              </w:rPr>
+              <w:t>3</w:t>
+            </w:r>
+            <w:r>
+              <w:rPr>
+                <w:noProof/>
+                <w:webHidden/>
+              </w:rPr>
+              <w:fldChar w:fldCharType="end"/>
+            </w:r>
+          </w:hyperlink>
+        </w:p>
+        <w:p>
+          <w:pPr>
+            <w:pStyle w:val="12"/>
+            <w:tabs>
+              <w:tab w:val="left" w:pos="1100"/>
+              <w:tab w:val="right" w:leader="dot" w:pos="9679"/>
+            </w:tabs>
+            <w:rPr>
+              <w:rFonts w:asciiTheme="minorHAnsi" w:eastAsiaTheme="minorEastAsia" w:hAnsiTheme="minorHAnsi"/>
+              <w:noProof/>
+              <w:sz w:val="22"/>
+            </w:rPr>
+          </w:pPr>
+          <w:hyperlink w:anchor="_Toc229427257" w:history="1">
+            <w:r>
+              <w:rPr>
+                <w:rStyle w:val="af0"/>
+                <w:noProof/>
+              </w:rPr>
+              <w:t>3</w:t>
+            </w:r>
+            <w:r>
+              <w:rPr>
+                <w:rFonts w:asciiTheme="minorHAnsi" w:eastAsiaTheme="minorEastAsia" w:hAnsiTheme="minorHAnsi"/>
+                <w:noProof/>
+                <w:sz w:val="22"/>
+              </w:rPr>
+              <w:tab/>
+            </w:r>
+            <w:r>
+              <w:rPr>
+                <w:rStyle w:val="af0"/>
+                <w:noProof/>
+              </w:rPr>
+              <w:t>Аэродинамика</w:t>
+            </w:r>
+            <w:r>
+              <w:rPr>
+                <w:noProof/>
+                <w:webHidden/>
+              </w:rPr>
+              <w:tab/>
+            </w:r>
+            <w:r>
+              <w:rPr>
+                <w:noProof/>
+                <w:webHidden/>
+              </w:rPr>
+              <w:fldChar w:fldCharType="begin"/>
+            </w:r>
+            <w:r>
+              <w:rPr>
+                <w:noProof/>
+                <w:webHidden/>
+              </w:rPr>
+              <w:instrText xml:space="preserve"> PAGEREF _Toc229427257 \h </w:instrText>
+            </w:r>
+            <w:r>
+              <w:rPr>
+                <w:noProof/>
+                <w:webHidden/>
+              </w:rPr>
+            </w:r>
+            <w:r>
+              <w:rPr>
+                <w:noProof/>
+                <w:webHidden/>
+              </w:rPr>
+              <w:fldChar w:fldCharType="separate"/>
+            </w:r>
+            <w:r>
+              <w:rPr>
+                <w:noProof/>
+                <w:webHidden/>
+              </w:rPr>
+              <w:t>4</w:t>
+            </w:r>
+            <w:r>
+              <w:rPr>
+                <w:noProof/>
+                <w:webHidden/>
+              </w:rPr>
+              <w:fldChar w:fldCharType="end"/>
+            </w:r>
+          </w:hyperlink>
+        </w:p>
+        <w:p>
+          <w:pPr>
+            <w:pStyle w:val="12"/>
+            <w:tabs>
+              <w:tab w:val="left" w:pos="1320"/>
+              <w:tab w:val="right" w:leader="dot" w:pos="9679"/>
+            </w:tabs>
+            <w:rPr>
+              <w:rFonts w:asciiTheme="minorHAnsi" w:eastAsiaTheme="minorEastAsia" w:hAnsiTheme="minorHAnsi"/>
+              <w:noProof/>
+              <w:sz w:val="22"/>
+            </w:rPr>
+          </w:pPr>
+          <w:hyperlink w:anchor="_Toc229427258" w:history="1">
+            <w:r>
+              <w:rPr>
+                <w:rStyle w:val="af0"/>
+                <w:noProof/>
+              </w:rPr>
+              <w:t>3.1</w:t>
+            </w:r>
+            <w:r>
+              <w:rPr>
+                <w:rFonts w:asciiTheme="minorHAnsi" w:eastAsiaTheme="minorEastAsia" w:hAnsiTheme="minorHAnsi"/>
+                <w:noProof/>
+                <w:sz w:val="22"/>
+              </w:rPr>
+              <w:tab/>
+            </w:r>
+            <w:r>
+              <w:rPr>
+                <w:rStyle w:val="af0"/>
+                <w:noProof/>
+              </w:rPr>
+              <w:t>Модель коэффициента подъемной силы</w:t>
+            </w:r>
+            <w:r>
+              <w:rPr>
+                <w:noProof/>
+                <w:webHidden/>
+              </w:rPr>
+              <w:tab/>
+            </w:r>
+            <w:r>
+              <w:rPr>
+                <w:noProof/>
+                <w:webHidden/>
+              </w:rPr>
+              <w:fldChar w:fldCharType="begin"/>
+            </w:r>
+            <w:r>
+              <w:rPr>
+                <w:noProof/>
+                <w:webHidden/>
+              </w:rPr>
+              <w:instrText xml:space="preserve"> PAGEREF _Toc229427258 \h </w:instrText>
+            </w:r>
+            <w:r>
+              <w:rPr>
+                <w:noProof/>
+                <w:webHidden/>
+              </w:rPr>
+            </w:r>
+            <w:r>
+              <w:rPr>
+                <w:noProof/>
+                <w:webHidden/>
+              </w:rPr>
+              <w:fldChar w:fldCharType="separate"/>
+            </w:r>
+            <w:r>
+              <w:rPr>
+                <w:noProof/>
+                <w:webHidden/>
+              </w:rPr>
+              <w:t>4</w:t>
+            </w:r>
+            <w:r>
+              <w:rPr>
+                <w:noProof/>
+                <w:webHidden/>
+              </w:rPr>
+              <w:fldChar w:fldCharType="end"/>
+            </w:r>
+          </w:hyperlink>
+        </w:p>
+        <w:p>
+          <w:pPr>
+            <w:pStyle w:val="12"/>
+            <w:tabs>
+              <w:tab w:val="left" w:pos="1320"/>
+              <w:tab w:val="right" w:leader="dot" w:pos="9679"/>
+            </w:tabs>
+            <w:rPr>
+              <w:rFonts w:asciiTheme="minorHAnsi" w:eastAsiaTheme="minorEastAsia" w:hAnsiTheme="minorHAnsi"/>
+              <w:noProof/>
+              <w:sz w:val="22"/>
+            </w:rPr>
+          </w:pPr>
+          <w:hyperlink w:anchor="_Toc229427259" w:history="1">
+            <w:r>
+              <w:rPr>
+                <w:rStyle w:val="af0"/>
+                <w:noProof/>
+              </w:rPr>
+              <w:t>3.2</w:t>
+            </w:r>
+            <w:r>
+              <w:rPr>
+                <w:rFonts w:asciiTheme="minorHAnsi" w:eastAsiaTheme="minorEastAsia" w:hAnsiTheme="minorHAnsi"/>
+                <w:noProof/>
+                <w:sz w:val="22"/>
+              </w:rPr>
+              <w:tab/>
+            </w:r>
+            <w:r>
+              <w:rPr>
+                <w:rStyle w:val="af0"/>
+                <w:noProof/>
+              </w:rPr>
+              <w:t>Модель коэффициента силы лобового сопротивления</w:t>
+            </w:r>
+            <w:r>
+              <w:rPr>
+                <w:noProof/>
+                <w:webHidden/>
+              </w:rPr>
+              <w:tab/>
+            </w:r>
+            <w:r>
+              <w:rPr>
+                <w:noProof/>
+                <w:webHidden/>
+              </w:rPr>
+              <w:fldChar w:fldCharType="begin"/>
+            </w:r>
+            <w:r>
+              <w:rPr>
+                <w:noProof/>
+                <w:webHidden/>
+              </w:rPr>
+              <w:instrText xml:space="preserve"> PAGEREF _Toc229427259 \h </w:instrText>
+            </w:r>
+            <w:r>
+              <w:rPr>
+                <w:noProof/>
+                <w:webHidden/>
+              </w:rPr>
+            </w:r>
+            <w:r>
+              <w:rPr>
+                <w:noProof/>
+                <w:webHidden/>
+              </w:rPr>
+              <w:fldChar w:fldCharType="separate"/>
+            </w:r>
+            <w:r>
+              <w:rPr>
+                <w:noProof/>
+                <w:webHidden/>
+              </w:rPr>
+              <w:t>5</w:t>
+            </w:r>
+            <w:r>
+              <w:rPr>
+                <w:noProof/>
+                <w:webHidden/>
+              </w:rPr>
+              <w:fldChar w:fldCharType="end"/>
+            </w:r>
+          </w:hyperlink>
+        </w:p>
+        <w:p>
+          <w:pPr>
+            <w:pStyle w:val="12"/>
+            <w:tabs>
+              <w:tab w:val="left" w:pos="1320"/>
+              <w:tab w:val="right" w:leader="dot" w:pos="9679"/>
+            </w:tabs>
+            <w:rPr>
+              <w:rFonts w:asciiTheme="minorHAnsi" w:eastAsiaTheme="minorEastAsia" w:hAnsiTheme="minorHAnsi"/>
+              <w:noProof/>
+              <w:sz w:val="22"/>
+            </w:rPr>
+          </w:pPr>
+          <w:hyperlink w:anchor="_Toc229427260" w:history="1">
+            <w:r>
+              <w:rPr>
+                <w:rStyle w:val="af0"/>
+                <w:noProof/>
+              </w:rPr>
+              <w:t>3.3</w:t>
+            </w:r>
+            <w:r>
+              <w:rPr>
+                <w:rFonts w:asciiTheme="minorHAnsi" w:eastAsiaTheme="minorEastAsia" w:hAnsiTheme="minorHAnsi"/>
+                <w:noProof/>
+                <w:sz w:val="22"/>
+              </w:rPr>
+              <w:tab/>
+            </w:r>
+            <w:r>
+              <w:rPr>
+                <w:rStyle w:val="af0"/>
+                <w:noProof/>
+              </w:rPr>
+              <w:t>Модель коэффициента момента тангажа</w:t>
+            </w:r>
+            <w:r>
+              <w:rPr>
+                <w:noProof/>
+                <w:webHidden/>
+              </w:rPr>
+              <w:tab/>
+            </w:r>
+            <w:r>
+              <w:rPr>
+                <w:noProof/>
+                <w:webHidden/>
+              </w:rPr>
+              <w:fldChar w:fldCharType="begin"/>
+            </w:r>
+            <w:r>
+              <w:rPr>
+                <w:noProof/>
+                <w:webHidden/>
+              </w:rPr>
+              <w:instrText xml:space="preserve"> PAGEREF _Toc229427260 \h </w:instrText>
+            </w:r>
+            <w:r>
+              <w:rPr>
+                <w:noProof/>
+                <w:webHidden/>
+              </w:rPr>
+            </w:r>
+            <w:r>
+              <w:rPr>
+                <w:noProof/>
+                <w:webHidden/>
+              </w:rPr>
+              <w:fldChar w:fldCharType="separate"/>
+            </w:r>
+            <w:r>
+              <w:rPr>
+                <w:noProof/>
+                <w:webHidden/>
+              </w:rPr>
+              <w:t>7</w:t>
+            </w:r>
+            <w:r>
+              <w:rPr>
+                <w:noProof/>
+                <w:webHidden/>
+              </w:rPr>
+              <w:fldChar w:fldCharType="end"/>
+            </w:r>
+          </w:hyperlink>
+        </w:p>
+        <w:p>
+          <w:pPr>
+            <w:pStyle w:val="12"/>
+            <w:tabs>
+              <w:tab w:val="left" w:pos="1320"/>
+              <w:tab w:val="right" w:leader="dot" w:pos="9679"/>
+            </w:tabs>
+            <w:rPr>
+              <w:rFonts w:asciiTheme="minorHAnsi" w:eastAsiaTheme="minorEastAsia" w:hAnsiTheme="minorHAnsi"/>
+              <w:noProof/>
+              <w:sz w:val="22"/>
+            </w:rPr>
+          </w:pPr>
+          <w:hyperlink w:anchor="_Toc229427261" w:history="1">
+            <w:r>
+              <w:rPr>
+                <w:rStyle w:val="af0"/>
+                <w:noProof/>
+              </w:rPr>
+              <w:t>3.4</w:t>
+            </w:r>
+            <w:r>
+              <w:rPr>
+                <w:rFonts w:asciiTheme="minorHAnsi" w:eastAsiaTheme="minorEastAsia" w:hAnsiTheme="minorHAnsi"/>
+                <w:noProof/>
+                <w:sz w:val="22"/>
+              </w:rPr>
+              <w:tab/>
+            </w:r>
+            <w:r>
+              <w:rPr>
+                <w:rStyle w:val="af0"/>
+                <w:noProof/>
+              </w:rPr>
+              <w:t>Продольный канал. Статическая устойчивость</w:t>
+            </w:r>
+            <w:r>
+              <w:rPr>
+                <w:noProof/>
+                <w:webHidden/>
+              </w:rPr>
+              <w:tab/>
+            </w:r>
+            <w:r>
+              <w:rPr>
+                <w:noProof/>
+                <w:webHidden/>
+              </w:rPr>
+              <w:fldChar w:fldCharType="begin"/>
+            </w:r>
+            <w:r>
+              <w:rPr>
+                <w:noProof/>
+                <w:webHidden/>
+              </w:rPr>
+              <w:instrText xml:space="preserve"> PAGEREF _Toc229427261 \h </w:instrText>
+            </w:r>
+            <w:r>
+              <w:rPr>
+                <w:noProof/>
+                <w:webHidden/>
+              </w:rPr>
+            </w:r>
+            <w:r>
+              <w:rPr>
+                <w:noProof/>
+                <w:webHidden/>
+              </w:rPr>
+              <w:fldChar w:fldCharType="separate"/>
+            </w:r>
+            <w:r>
+              <w:rPr>
+                <w:noProof/>
+                <w:webHidden/>
+              </w:rPr>
+              <w:t>8</w:t>
+            </w:r>
+            <w:r>
+              <w:rPr>
+                <w:noProof/>
+                <w:webHidden/>
+              </w:rPr>
+              <w:fldChar w:fldCharType="end"/>
+            </w:r>
+          </w:hyperlink>
+        </w:p>
+        <w:p>
+          <w:pPr>
+            <w:pStyle w:val="12"/>
+            <w:tabs>
+              <w:tab w:val="left" w:pos="1100"/>
+              <w:tab w:val="right" w:leader="dot" w:pos="9679"/>
+            </w:tabs>
+            <w:rPr>
+              <w:rFonts w:asciiTheme="minorHAnsi" w:eastAsiaTheme="minorEastAsia" w:hAnsiTheme="minorHAnsi"/>
+              <w:noProof/>
+              <w:sz w:val="22"/>
+            </w:rPr>
+          </w:pPr>
+          <w:hyperlink w:anchor="_Toc229427262" w:history="1">
+            <w:r>
+              <w:rPr>
+                <w:rStyle w:val="af0"/>
+                <w:noProof/>
+              </w:rPr>
+              <w:t>4</w:t>
+            </w:r>
+            <w:r>
+              <w:rPr>
+                <w:rFonts w:asciiTheme="minorHAnsi" w:eastAsiaTheme="minorEastAsia" w:hAnsiTheme="minorHAnsi"/>
+                <w:noProof/>
+                <w:sz w:val="22"/>
+              </w:rPr>
+              <w:tab/>
+            </w:r>
+            <w:r>
+              <w:rPr>
+                <w:rStyle w:val="af0"/>
+                <w:noProof/>
+              </w:rPr>
+              <w:t>Силовая установка</w:t>
+            </w:r>
+            <w:r>
+              <w:rPr>
+                <w:noProof/>
+                <w:webHidden/>
+              </w:rPr>
+              <w:tab/>
+            </w:r>
+            <w:r>
+              <w:rPr>
+                <w:noProof/>
+                <w:webHidden/>
+              </w:rPr>
+              <w:fldChar w:fldCharType="begin"/>
+            </w:r>
+            <w:r>
+              <w:rPr>
+                <w:noProof/>
+                <w:webHidden/>
+              </w:rPr>
+              <w:instrText xml:space="preserve"> PAGEREF _Toc229427262 \h </w:instrText>
+            </w:r>
+            <w:r>
+              <w:rPr>
+                <w:noProof/>
+                <w:webHidden/>
+              </w:rPr>
+            </w:r>
+            <w:r>
+              <w:rPr>
+                <w:noProof/>
+                <w:webHidden/>
+              </w:rPr>
+              <w:fldChar w:fldCharType="separate"/>
+            </w:r>
+            <w:r>
+              <w:rPr>
+                <w:noProof/>
+                <w:webHidden/>
+              </w:rPr>
+              <w:t>9</w:t>
+            </w:r>
+            <w:r>
+              <w:rPr>
+                <w:noProof/>
+                <w:webHidden/>
+              </w:rPr>
+              <w:fldChar w:fldCharType="end"/>
+            </w:r>
+          </w:hyperlink>
+        </w:p>
+        <w:p>
+          <w:r>
+            <w:rPr>
+              <w:b/>
+              <w:bCs/>
+              <w:lang w:val="ru-RU"/>
+            </w:rPr>
+            <w:fldChar w:fldCharType="end"/>
+          </w:r>
+        </w:p>
+      </w:sdtContent>
+    </w:sdt>
     <w:p>
       <w:pPr>
         <w:pStyle w:val="1"/>
       </w:pPr>
+      <w:bookmarkStart w:id="0" w:name="_Toc229427252"/>
+      <w:r>
+        <w:t>Сокращения и обозначения</w:t>
+      </w:r>
+      <w:bookmarkEnd w:id="0"/>
+    </w:p>
+    <w:tbl>
+      <w:tblPr>
+        <w:tblStyle w:val="af1"/>
+        <w:tblW w:w="5000" w:type="pct"/>
+        <w:tblLook w:val="04A0" w:firstRow="1" w:lastRow="0" w:firstColumn="1" w:lastColumn="0" w:noHBand="0" w:noVBand="1"/>
+      </w:tblPr>
+      <w:tblGrid>
+        <w:gridCol w:w="3805"/>
+        <w:gridCol w:w="2854"/>
+        <w:gridCol w:w="3246"/>
+      </w:tblGrid>
+      <w:tr>
+        <w:tc>
+          <w:tcPr>
+            <w:tcW w:w="1653" w:type="pct"/>
+            <w:vAlign w:val="center"/>
+          </w:tcPr>
+          <w:p>
+            <w:pPr>
+              <w:ind w:firstLine="0"/>
+              <w:jc w:val="center"/>
+              <w:rPr>
+                <w:i/>
+                <w:lang w:val="ru-RU"/>
+              </w:rPr>
+            </w:pPr>
+            <m:oMathPara>
+              <m:oMath>
+                <m:r>
+                  <w:rPr>
+                    <w:rFonts w:ascii="Cambria Math" w:hAnsi="Cambria Math"/>
+                  </w:rPr>
+                  <m:t>α-</m:t>
+                </m:r>
+                <m:r>
+                  <w:rPr>
+                    <w:rFonts w:ascii="Cambria Math" w:hAnsi="Cambria Math"/>
+                    <w:lang w:val="ru-RU"/>
+                  </w:rPr>
+                  <m:t>угол атаки ЛА</m:t>
+                </m:r>
+              </m:oMath>
+            </m:oMathPara>
+          </w:p>
+        </w:tc>
+        <w:tc>
+          <w:tcPr>
+            <w:tcW w:w="1653" w:type="pct"/>
+            <w:vAlign w:val="center"/>
+          </w:tcPr>
+          <w:p>
+            <w:pPr>
+              <w:ind w:firstLine="0"/>
+              <w:jc w:val="center"/>
+              <w:rPr>
+                <w:rFonts w:eastAsiaTheme="minorEastAsia"/>
+                <w:i/>
+                <w:lang w:val="ru-RU"/>
+              </w:rPr>
+            </w:pPr>
+            <m:oMathPara>
+              <m:oMath>
+                <m:sSub>
+                  <m:sSubPr>
+                    <m:ctrlPr>
+                      <w:rPr>
+                        <w:rFonts w:ascii="Cambria Math" w:hAnsi="Cambria Math"/>
+                        <w:i/>
+                      </w:rPr>
+                    </m:ctrlPr>
+                  </m:sSubPr>
+                  <m:e>
+                    <m:r>
+                      <w:rPr>
+                        <w:rFonts w:ascii="Cambria Math" w:hAnsi="Cambria Math"/>
+                      </w:rPr>
+                      <m:t>V</m:t>
+                    </m:r>
+                  </m:e>
+                  <m:sub>
+                    <m:r>
+                      <w:rPr>
+                        <w:rFonts w:ascii="Cambria Math" w:hAnsi="Cambria Math"/>
+                      </w:rPr>
+                      <m:t>a</m:t>
+                    </m:r>
+                  </m:sub>
+                </m:sSub>
+                <m:r>
+                  <w:rPr>
+                    <w:rFonts w:ascii="Cambria Math" w:hAnsi="Cambria Math"/>
+                  </w:rPr>
+                  <m:t>-</m:t>
+                </m:r>
+                <m:r>
+                  <w:rPr>
+                    <w:rFonts w:ascii="Cambria Math" w:hAnsi="Cambria Math"/>
+                    <w:lang w:val="ru-RU"/>
+                  </w:rPr>
+                  <m:t>скорость ЛА</m:t>
+                </m:r>
+              </m:oMath>
+            </m:oMathPara>
+          </w:p>
+          <w:p>
+            <w:pPr>
+              <w:ind w:firstLine="0"/>
+              <w:jc w:val="center"/>
+              <w:rPr>
+                <w:rFonts w:eastAsiaTheme="minorEastAsia"/>
+                <w:i/>
+                <w:lang w:val="ru-RU"/>
+              </w:rPr>
+            </w:pPr>
+            <m:oMathPara>
+              <m:oMath>
+                <m:r>
+                  <w:rPr>
+                    <w:rFonts w:ascii="Cambria Math" w:hAnsi="Cambria Math"/>
+                    <w:lang w:val="ru-RU"/>
+                  </w:rPr>
+                  <m:t>относительно</m:t>
+                </m:r>
+              </m:oMath>
+            </m:oMathPara>
+          </w:p>
+          <w:p>
+            <w:pPr>
+              <w:ind w:firstLine="0"/>
+              <w:jc w:val="center"/>
+              <w:rPr>
+                <w:i/>
+                <w:lang w:val="ru-RU"/>
+              </w:rPr>
+            </w:pPr>
+            <m:oMathPara>
+              <m:oMath>
+                <m:r>
+                  <w:rPr>
+                    <w:rFonts w:ascii="Cambria Math" w:hAnsi="Cambria Math"/>
+                    <w:lang w:val="ru-RU"/>
+                  </w:rPr>
+                  <m:t>воздушного потока</m:t>
+                </m:r>
+              </m:oMath>
+            </m:oMathPara>
+          </w:p>
+        </w:tc>
+        <w:tc>
+          <w:tcPr>
+            <w:tcW w:w="1695" w:type="pct"/>
+            <w:vAlign w:val="center"/>
+          </w:tcPr>
+          <w:p>
+            <w:pPr>
+              <w:ind w:firstLine="0"/>
+              <w:jc w:val="center"/>
+              <w:rPr>
+                <w:rFonts w:eastAsiaTheme="minorEastAsia"/>
+                <w:i/>
+                <w:lang w:val="ru-RU"/>
+              </w:rPr>
+            </w:pPr>
+            <m:oMathPara>
+              <m:oMath>
+                <m:sSub>
+                  <m:sSubPr>
+                    <m:ctrlPr>
+                      <w:rPr>
+                        <w:rFonts w:ascii="Cambria Math" w:hAnsi="Cambria Math"/>
+                        <w:i/>
+                      </w:rPr>
+                    </m:ctrlPr>
+                  </m:sSubPr>
+                  <m:e>
+                    <m:r>
+                      <w:rPr>
+                        <w:rFonts w:ascii="Cambria Math" w:hAnsi="Cambria Math"/>
+                      </w:rPr>
+                      <m:t>δ</m:t>
+                    </m:r>
+                  </m:e>
+                  <m:sub>
+                    <m:r>
+                      <w:rPr>
+                        <w:rFonts w:ascii="Cambria Math" w:hAnsi="Cambria Math"/>
+                      </w:rPr>
+                      <m:t>e</m:t>
+                    </m:r>
+                  </m:sub>
+                </m:sSub>
+                <m:r>
+                  <w:rPr>
+                    <w:rFonts w:ascii="Cambria Math" w:hAnsi="Cambria Math"/>
+                  </w:rPr>
+                  <m:t>-</m:t>
+                </m:r>
+                <m:r>
+                  <w:rPr>
+                    <w:rFonts w:ascii="Cambria Math" w:hAnsi="Cambria Math"/>
+                    <w:lang w:val="ru-RU"/>
+                  </w:rPr>
+                  <m:t xml:space="preserve">угол отклонения </m:t>
+                </m:r>
+              </m:oMath>
+            </m:oMathPara>
+          </w:p>
+          <w:p>
+            <w:pPr>
+              <w:ind w:firstLine="0"/>
+              <w:jc w:val="center"/>
+              <w:rPr>
+                <w:i/>
+                <w:lang w:val="ru-RU"/>
+              </w:rPr>
+            </w:pPr>
+            <m:oMathPara>
+              <m:oMath>
+                <m:r>
+                  <w:rPr>
+                    <w:rFonts w:ascii="Cambria Math" w:hAnsi="Cambria Math"/>
+                    <w:lang w:val="ru-RU"/>
+                  </w:rPr>
+                  <m:t>управляющих поверхностей</m:t>
+                </m:r>
+              </m:oMath>
+            </m:oMathPara>
+          </w:p>
+        </w:tc>
+      </w:tr>
+      <w:tr>
+        <w:tc>
+          <w:tcPr>
+            <w:tcW w:w="1653" w:type="pct"/>
+            <w:vAlign w:val="center"/>
+          </w:tcPr>
+          <w:p>
+            <w:pPr>
+              <w:ind w:firstLine="0"/>
+              <w:jc w:val="center"/>
+              <w:rPr>
+                <w:rFonts w:eastAsiaTheme="minorEastAsia"/>
+                <w:lang w:val="ru-RU"/>
+              </w:rPr>
+            </w:pPr>
+            <m:oMathPara>
+              <m:oMath>
+                <m:sSub>
+                  <m:sSubPr>
+                    <m:ctrlPr>
+                      <w:rPr>
+                        <w:rFonts w:ascii="Cambria Math" w:hAnsi="Cambria Math"/>
+                        <w:i/>
+                      </w:rPr>
+                    </m:ctrlPr>
+                  </m:sSubPr>
+                  <m:e>
+                    <m:r>
+                      <w:rPr>
+                        <w:rFonts w:ascii="Cambria Math" w:hAnsi="Cambria Math"/>
+                      </w:rPr>
+                      <m:t>C</m:t>
+                    </m:r>
+                  </m:e>
+                  <m:sub>
+                    <m:r>
+                      <w:rPr>
+                        <w:rFonts w:ascii="Cambria Math" w:hAnsi="Cambria Math"/>
+                      </w:rPr>
+                      <m:t>l</m:t>
+                    </m:r>
+                  </m:sub>
+                </m:sSub>
+                <m:r>
+                  <w:rPr>
+                    <w:rFonts w:ascii="Cambria Math" w:hAnsi="Cambria Math"/>
+                  </w:rPr>
+                  <m:t>-</m:t>
+                </m:r>
+                <m:r>
+                  <w:rPr>
+                    <w:rFonts w:ascii="Cambria Math" w:hAnsi="Cambria Math"/>
+                    <w:lang w:val="ru-RU"/>
+                  </w:rPr>
+                  <m:t>коэффициент</m:t>
+                </m:r>
+              </m:oMath>
+            </m:oMathPara>
+          </w:p>
+          <w:p>
+            <w:pPr>
+              <w:ind w:firstLine="0"/>
+              <w:jc w:val="center"/>
+              <w:rPr>
+                <w:rFonts w:eastAsiaTheme="minorEastAsia"/>
+                <w:lang w:val="ru-RU"/>
+              </w:rPr>
+            </w:pPr>
+            <m:oMathPara>
+              <m:oMath>
+                <m:r>
+                  <w:rPr>
+                    <w:rFonts w:ascii="Cambria Math" w:hAnsi="Cambria Math"/>
+                    <w:lang w:val="ru-RU"/>
+                  </w:rPr>
+                  <m:t>подъемной силы профиля</m:t>
+                </m:r>
+              </m:oMath>
+            </m:oMathPara>
+          </w:p>
+        </w:tc>
+        <w:tc>
+          <w:tcPr>
+            <w:tcW w:w="1653" w:type="pct"/>
+            <w:vAlign w:val="center"/>
+          </w:tcPr>
+          <w:p>
+            <w:pPr>
+              <w:ind w:firstLine="0"/>
+              <w:jc w:val="center"/>
+              <w:rPr>
+                <w:rFonts w:eastAsiaTheme="minorEastAsia"/>
+                <w:lang w:val="ru-RU"/>
+              </w:rPr>
+            </w:pPr>
+            <m:oMathPara>
+              <m:oMath>
+                <m:sSub>
+                  <m:sSubPr>
+                    <m:ctrlPr>
+                      <w:rPr>
+                        <w:rFonts w:ascii="Cambria Math" w:hAnsi="Cambria Math"/>
+                        <w:i/>
+                        <w:lang w:val="ru-RU"/>
+                      </w:rPr>
+                    </m:ctrlPr>
+                  </m:sSubPr>
+                  <m:e>
+                    <m:r>
+                      <w:rPr>
+                        <w:rFonts w:ascii="Cambria Math" w:hAnsi="Cambria Math"/>
+                        <w:lang w:val="ru-RU"/>
+                      </w:rPr>
+                      <m:t>S</m:t>
+                    </m:r>
+                  </m:e>
+                  <m:sub>
+                    <m:r>
+                      <w:rPr>
+                        <w:rFonts w:ascii="Cambria Math" w:hAnsi="Cambria Math"/>
+                        <w:lang w:val="ru-RU"/>
+                      </w:rPr>
+                      <m:t>w,t</m:t>
+                    </m:r>
+                  </m:sub>
+                </m:sSub>
+                <m:r>
+                  <w:rPr>
+                    <w:rFonts w:ascii="Cambria Math" w:hAnsi="Cambria Math"/>
+                    <w:lang w:val="ru-RU"/>
+                  </w:rPr>
+                  <m:t xml:space="preserve">-площадь крыла, </m:t>
+                </m:r>
+              </m:oMath>
+            </m:oMathPara>
+          </w:p>
+          <w:p>
+            <w:pPr>
+              <w:ind w:firstLine="0"/>
+              <w:jc w:val="center"/>
+              <w:rPr>
+                <w:i/>
+              </w:rPr>
+            </w:pPr>
+            <m:oMathPara>
+              <m:oMath>
+                <m:r>
+                  <w:rPr>
+                    <w:rFonts w:ascii="Cambria Math" w:hAnsi="Cambria Math"/>
+                    <w:lang w:val="ru-RU"/>
+                  </w:rPr>
+                  <m:t>хвостового оперения</m:t>
+                </m:r>
+              </m:oMath>
+            </m:oMathPara>
+          </w:p>
+        </w:tc>
+        <w:tc>
+          <w:tcPr>
+            <w:tcW w:w="1695" w:type="pct"/>
+            <w:vAlign w:val="center"/>
+          </w:tcPr>
+          <w:p>
+            <w:pPr>
+              <w:ind w:firstLine="0"/>
+              <w:jc w:val="center"/>
+              <w:rPr>
+                <w:rFonts w:eastAsiaTheme="minorEastAsia"/>
+                <w:i/>
+              </w:rPr>
+            </w:pPr>
+            <m:oMathPara>
+              <m:oMath>
+                <m:sSub>
+                  <m:sSubPr>
+                    <m:ctrlPr>
+                      <w:rPr>
+                        <w:rFonts w:ascii="Cambria Math" w:hAnsi="Cambria Math"/>
+                        <w:i/>
+                      </w:rPr>
+                    </m:ctrlPr>
+                  </m:sSubPr>
+                  <m:e>
+                    <m:r>
+                      <w:rPr>
+                        <w:rFonts w:ascii="Cambria Math" w:hAnsi="Cambria Math"/>
+                      </w:rPr>
+                      <m:t>C</m:t>
+                    </m:r>
+                  </m:e>
+                  <m:sub>
+                    <m:sSub>
+                      <m:sSubPr>
+                        <m:ctrlPr>
+                          <w:rPr>
+                            <w:rFonts w:ascii="Cambria Math" w:hAnsi="Cambria Math"/>
+                            <w:i/>
+                          </w:rPr>
+                        </m:ctrlPr>
+                      </m:sSubPr>
+                      <m:e>
+                        <m:r>
+                          <w:rPr>
+                            <w:rFonts w:ascii="Cambria Math" w:hAnsi="Cambria Math"/>
+                          </w:rPr>
+                          <m:t>L</m:t>
+                        </m:r>
+                      </m:e>
+                      <m:sub>
+                        <m:r>
+                          <w:rPr>
+                            <w:rFonts w:ascii="Cambria Math" w:hAnsi="Cambria Math"/>
+                          </w:rPr>
+                          <m:t>i</m:t>
+                        </m:r>
+                      </m:sub>
+                    </m:sSub>
+                    <m:sSub>
+                      <m:sSubPr>
+                        <m:ctrlPr>
+                          <w:rPr>
+                            <w:rFonts w:ascii="Cambria Math" w:hAnsi="Cambria Math"/>
+                            <w:i/>
+                          </w:rPr>
+                        </m:ctrlPr>
+                      </m:sSubPr>
+                      <m:e>
+                        <m:r>
+                          <w:rPr>
+                            <w:rFonts w:ascii="Cambria Math" w:hAnsi="Cambria Math"/>
+                          </w:rPr>
+                          <m:t>,D</m:t>
+                        </m:r>
+                      </m:e>
+                      <m:sub>
+                        <m:r>
+                          <w:rPr>
+                            <w:rFonts w:ascii="Cambria Math" w:hAnsi="Cambria Math"/>
+                          </w:rPr>
+                          <m:t>i</m:t>
+                        </m:r>
+                      </m:sub>
+                    </m:sSub>
+                    <m:r>
+                      <w:rPr>
+                        <w:rFonts w:ascii="Cambria Math" w:hAnsi="Cambria Math"/>
+                      </w:rPr>
+                      <m:t>,</m:t>
+                    </m:r>
+                    <m:sSub>
+                      <m:sSubPr>
+                        <m:ctrlPr>
+                          <w:rPr>
+                            <w:rFonts w:ascii="Cambria Math" w:hAnsi="Cambria Math"/>
+                            <w:i/>
+                          </w:rPr>
+                        </m:ctrlPr>
+                      </m:sSubPr>
+                      <m:e>
+                        <m:r>
+                          <w:rPr>
+                            <w:rFonts w:ascii="Cambria Math" w:hAnsi="Cambria Math"/>
+                          </w:rPr>
+                          <m:t>M</m:t>
+                        </m:r>
+                      </m:e>
+                      <m:sub>
+                        <m:r>
+                          <w:rPr>
+                            <w:rFonts w:ascii="Cambria Math" w:hAnsi="Cambria Math"/>
+                          </w:rPr>
+                          <m:t>i</m:t>
+                        </m:r>
+                      </m:sub>
+                    </m:sSub>
+                  </m:sub>
+                </m:sSub>
+                <m:r>
+                  <w:rPr>
+                    <w:rFonts w:ascii="Cambria Math" w:hAnsi="Cambria Math"/>
+                  </w:rPr>
+                  <m:t>-</m:t>
+                </m:r>
+                <m:r>
+                  <w:rPr>
+                    <w:rFonts w:ascii="Cambria Math" w:hAnsi="Cambria Math"/>
+                    <w:lang w:val="ru-RU"/>
+                  </w:rPr>
+                  <m:t xml:space="preserve">производная </m:t>
+                </m:r>
+              </m:oMath>
+            </m:oMathPara>
+          </w:p>
+          <w:p>
+            <w:pPr>
+              <w:ind w:firstLine="0"/>
+              <w:jc w:val="center"/>
+              <w:rPr>
+                <w:rFonts w:eastAsiaTheme="minorEastAsia"/>
+                <w:i/>
+              </w:rPr>
+            </w:pPr>
+            <m:oMathPara>
+              <m:oMath>
+                <m:r>
+                  <w:rPr>
+                    <w:rFonts w:ascii="Cambria Math" w:hAnsi="Cambria Math"/>
+                    <w:lang w:val="ru-RU"/>
+                  </w:rPr>
+                  <m:t xml:space="preserve">аэродинамического </m:t>
+                </m:r>
+              </m:oMath>
+            </m:oMathPara>
+          </w:p>
+          <w:p>
+            <w:pPr>
+              <w:ind w:firstLine="0"/>
+              <w:jc w:val="center"/>
+              <w:rPr>
+                <w:i/>
+              </w:rPr>
+            </w:pPr>
+            <m:oMathPara>
+              <m:oMath>
+                <m:r>
+                  <w:rPr>
+                    <w:rFonts w:ascii="Cambria Math" w:hAnsi="Cambria Math"/>
+                    <w:lang w:val="ru-RU"/>
+                  </w:rPr>
+                  <m:t xml:space="preserve">коэффциента по параметру </m:t>
+                </m:r>
+                <m:r>
+                  <w:rPr>
+                    <w:rFonts w:ascii="Cambria Math" w:hAnsi="Cambria Math"/>
+                  </w:rPr>
+                  <m:t>i</m:t>
+                </m:r>
+              </m:oMath>
+            </m:oMathPara>
+          </w:p>
+        </w:tc>
+      </w:tr>
+      <w:tr>
+        <w:tc>
+          <w:tcPr>
+            <w:tcW w:w="1653" w:type="pct"/>
+            <w:vAlign w:val="center"/>
+          </w:tcPr>
+          <w:p>
+            <w:pPr>
+              <w:ind w:firstLine="0"/>
+              <w:jc w:val="center"/>
+              <w:rPr>
+                <w:rFonts w:eastAsiaTheme="minorEastAsia"/>
+                <w:lang w:val="ru-RU"/>
+              </w:rPr>
+            </w:pPr>
+            <m:oMathPara>
+              <m:oMath>
+                <m:sSub>
+                  <m:sSubPr>
+                    <m:ctrlPr>
+                      <w:rPr>
+                        <w:rFonts w:ascii="Cambria Math" w:hAnsi="Cambria Math"/>
+                        <w:i/>
+                        <w:lang w:val="ru-RU"/>
+                      </w:rPr>
+                    </m:ctrlPr>
+                  </m:sSubPr>
+                  <m:e>
+                    <m:r>
+                      <w:rPr>
+                        <w:rFonts w:ascii="Cambria Math" w:hAnsi="Cambria Math"/>
+                        <w:lang w:val="ru-RU"/>
+                      </w:rPr>
+                      <m:t>C</m:t>
+                    </m:r>
+                  </m:e>
+                  <m:sub>
+                    <m:r>
+                      <w:rPr>
+                        <w:rFonts w:ascii="Cambria Math" w:hAnsi="Cambria Math"/>
+                        <w:lang w:val="ru-RU"/>
+                      </w:rPr>
+                      <m:t>L</m:t>
+                    </m:r>
+                  </m:sub>
+                </m:sSub>
+                <m:r>
+                  <w:rPr>
+                    <w:rFonts w:ascii="Cambria Math" w:hAnsi="Cambria Math"/>
+                    <w:lang w:val="ru-RU"/>
+                  </w:rPr>
+                  <m:t>-коэффициент</m:t>
+                </m:r>
+              </m:oMath>
+            </m:oMathPara>
+          </w:p>
+          <w:p>
+            <w:pPr>
+              <w:ind w:firstLine="0"/>
+              <w:jc w:val="center"/>
+              <w:rPr>
+                <w:rFonts w:eastAsiaTheme="minorEastAsia"/>
+                <w:lang w:val="ru-RU"/>
+              </w:rPr>
+            </w:pPr>
+            <m:oMathPara>
+              <m:oMath>
+                <m:r>
+                  <w:rPr>
+                    <w:rFonts w:ascii="Cambria Math" w:hAnsi="Cambria Math"/>
+                    <w:lang w:val="ru-RU"/>
+                  </w:rPr>
+                  <m:t>подъемной силы ЛА</m:t>
+                </m:r>
+              </m:oMath>
+            </m:oMathPara>
+          </w:p>
+        </w:tc>
+        <w:tc>
+          <w:tcPr>
+            <w:tcW w:w="1653" w:type="pct"/>
+            <w:vAlign w:val="center"/>
+          </w:tcPr>
+          <w:p>
+            <w:pPr>
+              <w:ind w:firstLine="0"/>
+              <w:jc w:val="center"/>
+              <w:rPr>
+                <w:i/>
+                <w:lang w:val="ru-RU"/>
+              </w:rPr>
+            </w:pPr>
+            <m:oMathPara>
+              <m:oMath>
+                <m:r>
+                  <w:rPr>
+                    <w:rFonts w:ascii="Cambria Math" w:hAnsi="Cambria Math"/>
+                  </w:rPr>
+                  <m:t>b-</m:t>
+                </m:r>
+                <m:r>
+                  <w:rPr>
+                    <w:rFonts w:ascii="Cambria Math" w:hAnsi="Cambria Math"/>
+                    <w:lang w:val="ru-RU"/>
+                  </w:rPr>
+                  <m:t>размах</m:t>
+                </m:r>
+              </m:oMath>
+            </m:oMathPara>
+          </w:p>
+        </w:tc>
+        <w:tc>
+          <w:tcPr>
+            <w:tcW w:w="1695" w:type="pct"/>
+            <w:vAlign w:val="center"/>
+          </w:tcPr>
+          <w:p>
+            <w:pPr>
+              <w:ind w:firstLine="0"/>
+              <w:jc w:val="center"/>
+              <w:rPr>
+                <w:i/>
+                <w:lang w:val="ru-RU"/>
+              </w:rPr>
+            </w:pPr>
+            <m:oMathPara>
+              <m:oMath>
+                <m:r>
+                  <w:rPr>
+                    <w:rFonts w:ascii="Cambria Math" w:hAnsi="Cambria Math"/>
+                    <w:lang w:val="ru-RU"/>
+                  </w:rPr>
+                  <m:t>λ</m:t>
+                </m:r>
+                <m:r>
+                  <w:rPr>
+                    <w:rFonts w:ascii="Cambria Math" w:hAnsi="Cambria Math"/>
+                  </w:rPr>
+                  <m:t>-</m:t>
+                </m:r>
+                <m:r>
+                  <w:rPr>
+                    <w:rFonts w:ascii="Cambria Math" w:hAnsi="Cambria Math"/>
+                    <w:lang w:val="ru-RU"/>
+                  </w:rPr>
+                  <m:t>сужение</m:t>
+                </m:r>
+              </m:oMath>
+            </m:oMathPara>
+          </w:p>
+        </w:tc>
+      </w:tr>
+      <w:tr>
+        <w:tc>
+          <w:tcPr>
+            <w:tcW w:w="1653" w:type="pct"/>
+            <w:vAlign w:val="center"/>
+          </w:tcPr>
+          <w:p>
+            <w:pPr>
+              <w:ind w:firstLine="0"/>
+              <w:jc w:val="center"/>
+              <w:rPr>
+                <w:rFonts w:eastAsiaTheme="minorEastAsia"/>
+                <w:lang w:val="ru-RU"/>
+              </w:rPr>
+            </w:pPr>
+            <m:oMathPara>
+              <m:oMath>
+                <m:sSub>
+                  <m:sSubPr>
+                    <m:ctrlPr>
+                      <w:rPr>
+                        <w:rFonts w:ascii="Cambria Math" w:hAnsi="Cambria Math"/>
+                        <w:i/>
+                      </w:rPr>
+                    </m:ctrlPr>
+                  </m:sSubPr>
+                  <m:e>
+                    <m:r>
+                      <w:rPr>
+                        <w:rFonts w:ascii="Cambria Math" w:hAnsi="Cambria Math"/>
+                      </w:rPr>
+                      <m:t>C</m:t>
+                    </m:r>
+                  </m:e>
+                  <m:sub>
+                    <m:r>
+                      <w:rPr>
+                        <w:rFonts w:ascii="Cambria Math" w:hAnsi="Cambria Math"/>
+                      </w:rPr>
+                      <m:t>D</m:t>
+                    </m:r>
+                  </m:sub>
+                </m:sSub>
+                <m:r>
+                  <w:rPr>
+                    <w:rFonts w:ascii="Cambria Math" w:hAnsi="Cambria Math"/>
+                  </w:rPr>
+                  <m:t>-</m:t>
+                </m:r>
+                <m:r>
+                  <w:rPr>
+                    <w:rFonts w:ascii="Cambria Math" w:hAnsi="Cambria Math"/>
+                    <w:lang w:val="ru-RU"/>
+                  </w:rPr>
+                  <m:t>коэффициент</m:t>
+                </m:r>
+              </m:oMath>
+            </m:oMathPara>
+          </w:p>
+          <w:p>
+            <w:pPr>
+              <w:ind w:firstLine="0"/>
+              <w:jc w:val="center"/>
+              <w:rPr>
+                <w:i/>
+                <w:lang w:val="ru-RU"/>
+              </w:rPr>
+            </w:pPr>
+            <m:oMathPara>
+              <m:oMath>
+                <m:r>
+                  <w:rPr>
+                    <w:rFonts w:ascii="Cambria Math" w:hAnsi="Cambria Math"/>
+                    <w:lang w:val="ru-RU"/>
+                  </w:rPr>
+                  <m:t>силы лобового сопротивления ЛА</m:t>
+                </m:r>
+              </m:oMath>
+            </m:oMathPara>
+          </w:p>
+        </w:tc>
+        <w:tc>
+          <w:tcPr>
+            <w:tcW w:w="1653" w:type="pct"/>
+            <w:vAlign w:val="center"/>
+          </w:tcPr>
+          <w:p>
+            <w:pPr>
+              <w:ind w:firstLine="0"/>
+              <w:jc w:val="center"/>
+              <w:rPr>
+                <w:rFonts w:eastAsiaTheme="minorEastAsia"/>
+                <w:i/>
+                <w:lang w:val="ru-RU"/>
+              </w:rPr>
+            </w:pPr>
+            <m:oMathPara>
+              <m:oMath>
+                <m:r>
+                  <w:rPr>
+                    <w:rFonts w:ascii="Cambria Math" w:hAnsi="Cambria Math"/>
+                  </w:rPr>
+                  <m:t>с-средняя</m:t>
+                </m:r>
+              </m:oMath>
+            </m:oMathPara>
+          </w:p>
+          <w:p>
+            <w:pPr>
+              <w:ind w:firstLine="0"/>
+              <w:jc w:val="center"/>
+            </w:pPr>
+            <m:oMathPara>
+              <m:oMath>
+                <m:r>
+                  <w:rPr>
+                    <w:rFonts w:ascii="Cambria Math" w:hAnsi="Cambria Math"/>
+                  </w:rPr>
+                  <m:t>аэродинамическая хорда</m:t>
+                </m:r>
+              </m:oMath>
+            </m:oMathPara>
+          </w:p>
+        </w:tc>
+        <w:tc>
+          <w:tcPr>
+            <w:tcW w:w="1695" w:type="pct"/>
+            <w:vAlign w:val="center"/>
+          </w:tcPr>
+          <w:p>
+            <w:pPr>
+              <w:ind w:firstLine="0"/>
+              <w:jc w:val="center"/>
+              <w:rPr>
+                <w:i/>
+                <w:lang w:val="ru-RU"/>
+              </w:rPr>
+            </w:pPr>
+            <m:oMathPara>
+              <m:oMath>
+                <m:sSub>
+                  <m:sSubPr>
+                    <m:ctrlPr>
+                      <w:rPr>
+                        <w:rFonts w:ascii="Cambria Math" w:hAnsi="Cambria Math"/>
+                        <w:i/>
+                      </w:rPr>
+                    </m:ctrlPr>
+                  </m:sSubPr>
+                  <m:e>
+                    <m:r>
+                      <w:rPr>
+                        <w:rFonts w:ascii="Cambria Math" w:hAnsi="Cambria Math"/>
+                      </w:rPr>
+                      <m:t>с</m:t>
+                    </m:r>
+                  </m:e>
+                  <m:sub>
+                    <m:r>
+                      <w:rPr>
+                        <w:rFonts w:ascii="Cambria Math" w:hAnsi="Cambria Math"/>
+                      </w:rPr>
+                      <m:t>r</m:t>
+                    </m:r>
+                  </m:sub>
+                </m:sSub>
+                <m:r>
+                  <w:rPr>
+                    <w:rFonts w:ascii="Cambria Math" w:hAnsi="Cambria Math"/>
+                  </w:rPr>
+                  <m:t>-</m:t>
+                </m:r>
+                <m:r>
+                  <w:rPr>
+                    <w:rFonts w:ascii="Cambria Math" w:hAnsi="Cambria Math"/>
+                    <w:lang w:val="ru-RU"/>
+                  </w:rPr>
+                  <m:t>корневая хорда крыла</m:t>
+                </m:r>
+              </m:oMath>
+            </m:oMathPara>
+          </w:p>
+        </w:tc>
+      </w:tr>
+      <w:tr>
+        <w:tc>
+          <w:tcPr>
+            <w:tcW w:w="1653" w:type="pct"/>
+            <w:vAlign w:val="center"/>
+          </w:tcPr>
+          <w:p>
+            <w:pPr>
+              <w:ind w:firstLine="0"/>
+              <w:jc w:val="center"/>
+              <w:rPr>
+                <w:i/>
+                <w:lang w:val="ru-RU"/>
+              </w:rPr>
+            </w:pPr>
+            <m:oMathPara>
+              <m:oMath>
+                <m:r>
+                  <w:rPr>
+                    <w:rFonts w:ascii="Cambria Math" w:hAnsi="Cambria Math"/>
+                    <w:lang w:val="ru-RU"/>
+                  </w:rPr>
+                  <m:t>W-вес ЛА</m:t>
+                </m:r>
+              </m:oMath>
+            </m:oMathPara>
+          </w:p>
+        </w:tc>
+        <w:tc>
+          <w:tcPr>
+            <w:tcW w:w="1653" w:type="pct"/>
+            <w:vAlign w:val="center"/>
+          </w:tcPr>
+          <w:p>
+            <w:pPr>
+              <w:ind w:firstLine="0"/>
+              <w:jc w:val="center"/>
+              <w:rPr>
+                <w:rFonts w:eastAsiaTheme="minorEastAsia"/>
+                <w:i/>
+                <w:lang w:val="ru-RU"/>
+              </w:rPr>
+            </w:pPr>
+            <m:oMathPara>
+              <m:oMath>
+                <m:sSub>
+                  <m:sSubPr>
+                    <m:ctrlPr>
+                      <w:rPr>
+                        <w:rFonts w:ascii="Cambria Math" w:hAnsi="Cambria Math"/>
+                        <w:i/>
+                        <w:lang w:val="ru-RU"/>
+                      </w:rPr>
+                    </m:ctrlPr>
+                  </m:sSubPr>
+                  <m:e>
+                    <m:r>
+                      <w:rPr>
+                        <w:rFonts w:ascii="Cambria Math" w:hAnsi="Cambria Math"/>
+                        <w:lang w:val="ru-RU"/>
+                      </w:rPr>
+                      <m:t>i</m:t>
+                    </m:r>
+                  </m:e>
+                  <m:sub>
+                    <m:r>
+                      <w:rPr>
+                        <w:rFonts w:ascii="Cambria Math" w:hAnsi="Cambria Math"/>
+                        <w:lang w:val="ru-RU"/>
+                      </w:rPr>
+                      <m:t>w</m:t>
+                    </m:r>
+                  </m:sub>
+                </m:sSub>
+                <m:r>
+                  <w:rPr>
+                    <w:rFonts w:ascii="Cambria Math" w:hAnsi="Cambria Math"/>
+                    <w:lang w:val="ru-RU"/>
+                  </w:rPr>
+                  <m:t>-угол установки</m:t>
+                </m:r>
+              </m:oMath>
+            </m:oMathPara>
+          </w:p>
+          <w:p>
+            <w:pPr>
+              <w:ind w:firstLine="0"/>
+              <w:jc w:val="center"/>
+              <w:rPr>
+                <w:i/>
+              </w:rPr>
+            </w:pPr>
+            <m:oMathPara>
+              <m:oMath>
+                <m:r>
+                  <w:rPr>
+                    <w:rFonts w:ascii="Cambria Math" w:hAnsi="Cambria Math"/>
+                    <w:lang w:val="ru-RU"/>
+                  </w:rPr>
+                  <m:t>крыла</m:t>
+                </m:r>
+              </m:oMath>
+            </m:oMathPara>
+          </w:p>
+        </w:tc>
+        <w:tc>
+          <w:tcPr>
+            <w:tcW w:w="1695" w:type="pct"/>
+            <w:vAlign w:val="center"/>
+          </w:tcPr>
+          <w:p>
+            <w:pPr>
+              <w:ind w:firstLine="0"/>
+              <w:jc w:val="center"/>
+              <w:rPr>
+                <w:i/>
+                <w:lang w:val="ru-RU"/>
+              </w:rPr>
+            </w:pPr>
+            <m:oMathPara>
+              <m:oMath>
+                <m:r>
+                  <w:rPr>
+                    <w:rFonts w:ascii="Cambria Math" w:hAnsi="Cambria Math"/>
+                    <w:lang w:val="ru-RU"/>
+                  </w:rPr>
+                  <m:t>A-удлинение</m:t>
+                </m:r>
+              </m:oMath>
+            </m:oMathPara>
+          </w:p>
+        </w:tc>
+      </w:tr>
+      <w:tr>
+        <w:tc>
+          <w:tcPr>
+            <w:tcW w:w="1653" w:type="pct"/>
+            <w:vAlign w:val="center"/>
+          </w:tcPr>
+          <w:p>
+            <w:pPr>
+              <w:ind w:firstLine="0"/>
+              <w:jc w:val="center"/>
+              <w:rPr>
+                <w:rFonts w:eastAsiaTheme="minorEastAsia"/>
+                <w:lang w:val="ru-RU"/>
+              </w:rPr>
+            </w:pPr>
+            <m:oMathPara>
+              <m:oMath>
+                <m:sSub>
+                  <m:sSubPr>
+                    <m:ctrlPr>
+                      <w:rPr>
+                        <w:rFonts w:ascii="Cambria Math" w:eastAsia="Calibri" w:hAnsi="Cambria Math" w:cs="Times New Roman"/>
+                        <w:lang w:val="ru-RU"/>
+                      </w:rPr>
+                    </m:ctrlPr>
+                  </m:sSubPr>
+                  <m:e>
+                    <m:r>
+                      <m:rPr>
+                        <m:sty m:val="p"/>
+                      </m:rPr>
+                      <w:rPr>
+                        <w:rFonts w:ascii="Cambria Math" w:eastAsia="Calibri" w:hAnsi="Cambria Math" w:cs="Times New Roman"/>
+                        <w:lang w:val="ru-RU"/>
+                      </w:rPr>
+                      <m:t>Λ</m:t>
+                    </m:r>
+                  </m:e>
+                  <m:sub>
+                    <m:r>
+                      <m:rPr>
+                        <m:sty m:val="p"/>
+                      </m:rPr>
+                      <w:rPr>
+                        <w:rFonts w:ascii="Cambria Math" w:eastAsia="Calibri" w:hAnsi="Cambria Math" w:cs="Times New Roman"/>
+                        <w:lang w:val="ru-RU"/>
+                      </w:rPr>
+                      <m:t>с/2,c/4</m:t>
+                    </m:r>
+                  </m:sub>
+                </m:sSub>
+                <m:r>
+                  <w:rPr>
+                    <w:rFonts w:ascii="Cambria Math" w:eastAsia="Calibri" w:hAnsi="Cambria Math" w:cs="Times New Roman"/>
+                    <w:lang w:val="ru-RU"/>
+                  </w:rPr>
+                  <m:t xml:space="preserve">- угол </m:t>
+                </m:r>
+              </m:oMath>
+            </m:oMathPara>
+          </w:p>
+          <w:p>
+            <w:pPr>
+              <w:ind w:firstLine="0"/>
+              <w:jc w:val="center"/>
+              <w:rPr>
+                <w:rFonts w:eastAsiaTheme="minorEastAsia"/>
+                <w:lang w:val="ru-RU"/>
+              </w:rPr>
+            </w:pPr>
+            <m:oMathPara>
+              <m:oMath>
+                <m:r>
+                  <w:rPr>
+                    <w:rFonts w:ascii="Cambria Math" w:eastAsia="Calibri" w:hAnsi="Cambria Math" w:cs="Times New Roman"/>
+                    <w:lang w:val="ru-RU"/>
+                  </w:rPr>
+                  <m:t>стреловидности</m:t>
+                </m:r>
+                <m:r>
+                  <w:rPr>
+                    <w:rFonts w:ascii="Cambria Math" w:eastAsiaTheme="minorEastAsia" w:hAnsi="Cambria Math"/>
+                    <w:lang w:val="ru-RU"/>
+                  </w:rPr>
+                  <m:t xml:space="preserve"> </m:t>
+                </m:r>
+              </m:oMath>
+            </m:oMathPara>
+          </w:p>
+          <w:p>
+            <w:pPr>
+              <w:ind w:firstLine="0"/>
+              <w:jc w:val="center"/>
+              <w:rPr>
+                <w:rFonts w:eastAsiaTheme="minorEastAsia"/>
+                <w:lang w:val="ru-RU"/>
+              </w:rPr>
+            </w:pPr>
+            <m:oMathPara>
+              <m:oMath>
+                <m:r>
+                  <w:rPr>
+                    <w:rFonts w:ascii="Cambria Math" w:eastAsiaTheme="minorEastAsia" w:hAnsi="Cambria Math"/>
+                    <w:lang w:val="ru-RU"/>
+                  </w:rPr>
+                  <m:t xml:space="preserve">линии половины и </m:t>
+                </m:r>
+              </m:oMath>
+            </m:oMathPara>
+          </w:p>
+          <w:p>
+            <w:pPr>
+              <w:ind w:firstLine="0"/>
+              <w:jc w:val="center"/>
+              <w:rPr>
+                <w:rFonts w:eastAsiaTheme="minorEastAsia"/>
+                <w:lang w:val="ru-RU"/>
+              </w:rPr>
+            </w:pPr>
+            <m:oMathPara>
+              <m:oMath>
+                <m:r>
+                  <w:rPr>
+                    <w:rFonts w:ascii="Cambria Math" w:eastAsiaTheme="minorEastAsia" w:hAnsi="Cambria Math"/>
+                    <w:lang w:val="ru-RU"/>
+                  </w:rPr>
+                  <m:t>четверти крыла</m:t>
+                </m:r>
+              </m:oMath>
+            </m:oMathPara>
+          </w:p>
+        </w:tc>
+        <w:tc>
+          <w:tcPr>
+            <w:tcW w:w="1653" w:type="pct"/>
+            <w:vAlign w:val="center"/>
+          </w:tcPr>
+          <w:p>
+            <w:pPr>
+              <w:ind w:firstLine="0"/>
+              <w:jc w:val="center"/>
+              <w:rPr>
+                <w:rFonts w:eastAsia="Calibri" w:cs="Times New Roman"/>
+                <w:i/>
+                <w:lang w:val="ru-RU"/>
+              </w:rPr>
+            </w:pPr>
+            <m:oMathPara>
+              <m:oMath>
+                <m:r>
+                  <w:rPr>
+                    <w:rFonts w:ascii="Cambria Math" w:eastAsia="Calibri" w:hAnsi="Cambria Math" w:cs="Times New Roman"/>
+                    <w:lang w:val="ru-RU"/>
+                  </w:rPr>
+                  <m:t xml:space="preserve">k= </m:t>
+                </m:r>
+                <m:f>
+                  <m:fPr>
+                    <m:ctrlPr>
+                      <w:rPr>
+                        <w:rFonts w:ascii="Cambria Math" w:eastAsia="Calibri" w:hAnsi="Cambria Math" w:cs="Times New Roman"/>
+                        <w:i/>
+                        <w:lang w:val="ru-RU"/>
+                      </w:rPr>
+                    </m:ctrlPr>
+                  </m:fPr>
+                  <m:num>
+                    <m:sSub>
+                      <m:sSubPr>
+                        <m:ctrlPr>
+                          <w:rPr>
+                            <w:rFonts w:ascii="Cambria Math" w:eastAsia="Calibri" w:hAnsi="Cambria Math" w:cs="Times New Roman"/>
+                            <w:i/>
+                            <w:lang w:val="ru-RU"/>
+                          </w:rPr>
+                        </m:ctrlPr>
+                      </m:sSubPr>
+                      <m:e>
+                        <m:r>
+                          <w:rPr>
+                            <w:rFonts w:ascii="Cambria Math" w:eastAsia="Calibri" w:hAnsi="Cambria Math" w:cs="Times New Roman"/>
+                            <w:lang w:val="ru-RU"/>
+                          </w:rPr>
+                          <m:t>C</m:t>
+                        </m:r>
+                      </m:e>
+                      <m:sub>
+                        <m:r>
+                          <w:rPr>
+                            <w:rFonts w:ascii="Cambria Math" w:eastAsia="Calibri" w:hAnsi="Cambria Math" w:cs="Times New Roman"/>
+                            <w:lang w:val="ru-RU"/>
+                          </w:rPr>
+                          <m:t>l</m:t>
+                        </m:r>
+                      </m:sub>
+                    </m:sSub>
+                  </m:num>
+                  <m:den>
+                    <m:r>
+                      <w:rPr>
+                        <w:rFonts w:ascii="Cambria Math" w:eastAsia="Calibri" w:hAnsi="Cambria Math" w:cs="Times New Roman"/>
+                        <w:lang w:val="ru-RU"/>
+                      </w:rPr>
+                      <m:t>2π</m:t>
+                    </m:r>
+                  </m:den>
+                </m:f>
+              </m:oMath>
+            </m:oMathPara>
+          </w:p>
+        </w:tc>
+        <w:tc>
+          <w:tcPr>
+            <w:tcW w:w="1695" w:type="pct"/>
+            <w:vAlign w:val="center"/>
+          </w:tcPr>
+          <w:p>
+            <w:pPr>
+              <w:ind w:firstLine="0"/>
+              <w:jc w:val="center"/>
+              <w:rPr>
+                <w:rFonts w:eastAsia="Calibri" w:cs="Times New Roman"/>
+                <w:i/>
+                <w:lang w:val="ru-RU"/>
+              </w:rPr>
+            </w:pPr>
+            <m:oMathPara>
+              <m:oMath>
+                <m:sSup>
+                  <m:sSupPr>
+                    <m:ctrlPr>
+                      <w:rPr>
+                        <w:rFonts w:ascii="Cambria Math" w:eastAsia="Calibri" w:hAnsi="Cambria Math" w:cs="Times New Roman"/>
+                        <w:i/>
+                      </w:rPr>
+                    </m:ctrlPr>
+                  </m:sSupPr>
+                  <m:e>
+                    <m:r>
+                      <w:rPr>
+                        <w:rFonts w:ascii="Cambria Math" w:eastAsia="Calibri" w:hAnsi="Cambria Math" w:cs="Times New Roman"/>
+                      </w:rPr>
+                      <m:t>β</m:t>
+                    </m:r>
+                  </m:e>
+                  <m:sup>
+                    <m:r>
+                      <w:rPr>
+                        <w:rFonts w:ascii="Cambria Math" w:eastAsia="Calibri" w:hAnsi="Cambria Math" w:cs="Times New Roman"/>
+                      </w:rPr>
+                      <m:t>2</m:t>
+                    </m:r>
+                  </m:sup>
+                </m:sSup>
+                <m:r>
+                  <w:rPr>
+                    <w:rFonts w:ascii="Cambria Math" w:eastAsia="Calibri" w:hAnsi="Cambria Math" w:cs="Times New Roman"/>
+                  </w:rPr>
+                  <m:t>= 1-</m:t>
+                </m:r>
+                <m:sSup>
+                  <m:sSupPr>
+                    <m:ctrlPr>
+                      <w:rPr>
+                        <w:rFonts w:ascii="Cambria Math" w:eastAsia="Calibri" w:hAnsi="Cambria Math" w:cs="Times New Roman"/>
+                        <w:i/>
+                      </w:rPr>
+                    </m:ctrlPr>
+                  </m:sSupPr>
+                  <m:e>
+                    <m:r>
+                      <w:rPr>
+                        <w:rFonts w:ascii="Cambria Math" w:eastAsia="Calibri" w:hAnsi="Cambria Math" w:cs="Times New Roman"/>
+                      </w:rPr>
+                      <m:t>M</m:t>
+                    </m:r>
+                  </m:e>
+                  <m:sup>
+                    <m:r>
+                      <w:rPr>
+                        <w:rFonts w:ascii="Cambria Math" w:eastAsia="Calibri" w:hAnsi="Cambria Math" w:cs="Times New Roman"/>
+                      </w:rPr>
+                      <m:t>2</m:t>
+                    </m:r>
+                  </m:sup>
+                </m:sSup>
+                <m:r>
+                  <w:rPr>
+                    <w:rFonts w:ascii="Cambria Math" w:eastAsia="Calibri" w:hAnsi="Cambria Math" w:cs="Times New Roman"/>
+                  </w:rPr>
+                  <m:t xml:space="preserve">, </m:t>
+                </m:r>
+              </m:oMath>
+            </m:oMathPara>
+          </w:p>
+          <w:p>
+            <w:pPr>
+              <w:ind w:firstLine="0"/>
+              <w:jc w:val="center"/>
+              <w:rPr>
+                <w:rFonts w:eastAsia="Calibri" w:cs="Times New Roman"/>
+                <w:i/>
+                <w:lang w:val="ru-RU"/>
+              </w:rPr>
+            </w:pPr>
+            <m:oMathPara>
+              <m:oMath>
+                <m:r>
+                  <w:rPr>
+                    <w:rFonts w:ascii="Cambria Math" w:eastAsia="Calibri" w:hAnsi="Cambria Math" w:cs="Times New Roman"/>
+                  </w:rPr>
+                  <m:t>M-</m:t>
+                </m:r>
+                <m:r>
+                  <w:rPr>
+                    <w:rFonts w:ascii="Cambria Math" w:eastAsia="Calibri" w:hAnsi="Cambria Math" w:cs="Times New Roman"/>
+                    <w:lang w:val="ru-RU"/>
+                  </w:rPr>
+                  <m:t>число Маха</m:t>
+                </m:r>
+              </m:oMath>
+            </m:oMathPara>
+          </w:p>
+        </w:tc>
+      </w:tr>
+      <w:tr>
+        <w:tc>
+          <w:tcPr>
+            <w:tcW w:w="1653" w:type="pct"/>
+            <w:vAlign w:val="center"/>
+          </w:tcPr>
+          <w:p>
+            <w:pPr>
+              <w:ind w:firstLine="0"/>
+              <w:jc w:val="center"/>
+              <w:rPr>
+                <w:rFonts w:eastAsia="Calibri" w:cs="Times New Roman"/>
+                <w:lang w:val="ru-RU"/>
+              </w:rPr>
+            </w:pPr>
+          </w:p>
+        </w:tc>
+        <w:tc>
+          <w:tcPr>
+            <w:tcW w:w="1653" w:type="pct"/>
+            <w:vAlign w:val="center"/>
+          </w:tcPr>
+          <w:p>
+            <w:pPr>
+              <w:ind w:firstLine="0"/>
+              <w:jc w:val="center"/>
+              <w:rPr>
+                <w:rFonts w:eastAsia="SimSun" w:cs="Times New Roman"/>
+                <w:lang w:val="ru-RU"/>
+              </w:rPr>
+            </w:pPr>
+          </w:p>
+        </w:tc>
+        <w:tc>
+          <w:tcPr>
+            <w:tcW w:w="1695" w:type="pct"/>
+            <w:vAlign w:val="center"/>
+          </w:tcPr>
+          <w:p>
+            <w:pPr>
+              <w:ind w:firstLine="0"/>
+              <w:jc w:val="center"/>
+              <w:rPr>
+                <w:rFonts w:eastAsia="Calibri" w:cs="Times New Roman"/>
+                <w:i/>
+              </w:rPr>
+            </w:pPr>
+          </w:p>
+        </w:tc>
+      </w:tr>
+    </w:tbl>
+    <w:p>
+      <w:pPr>
+        <w:pStyle w:val="1"/>
+      </w:pPr>
+      <w:bookmarkStart w:id="1" w:name="_Toc229427253"/>
       <w:r>
         <w:t>Облик ЛА</w:t>
       </w:r>
+      <w:bookmarkEnd w:id="1"/>
     </w:p>
     <w:p>
       <w:pPr>
         <w:pStyle w:val="11"/>
       </w:pPr>
+      <w:bookmarkStart w:id="2" w:name="_Toc229427254"/>
       <w:r>
         <w:t>Крыло и хвостовое оперение</w:t>
       </w:r>
+      <w:bookmarkEnd w:id="2"/>
     </w:p>
     <w:p>
       <w:pPr>
@@ -2119,7 +4548,7 @@
                         <w:rFonts w:ascii="Cambria Math" w:eastAsiaTheme="minorEastAsia" w:hAnsi="Cambria Math"/>
                         <w:lang w:val="ru-RU"/>
                       </w:rPr>
-                      <m:t>HT</m:t>
+                      <m:t>ht</m:t>
                     </m:r>
                   </m:sub>
                 </m:sSub>
@@ -2157,7 +4586,7 @@
                             <w:rFonts w:ascii="Cambria Math" w:eastAsiaTheme="minorEastAsia" w:hAnsi="Cambria Math"/>
                             <w:lang w:val="ru-RU"/>
                           </w:rPr>
-                          <m:t>L</m:t>
+                          <m:t>l</m:t>
                         </m:r>
                       </m:e>
                       <m:sub>
@@ -2195,7 +4624,7 @@
                             <w:rFonts w:ascii="Cambria Math" w:eastAsiaTheme="minorEastAsia" w:hAnsi="Cambria Math"/>
                             <w:lang w:val="ru-RU"/>
                           </w:rPr>
-                          <m:t>HT</m:t>
+                          <m:t>ht</m:t>
                         </m:r>
                       </m:sub>
                     </m:sSub>
@@ -2242,7 +4671,7 @@
                         <w:rFonts w:ascii="Cambria Math" w:eastAsiaTheme="minorEastAsia" w:hAnsi="Cambria Math"/>
                         <w:lang w:val="ru-RU"/>
                       </w:rPr>
-                      <m:t>VT</m:t>
+                      <m:t>vt</m:t>
                     </m:r>
                   </m:sub>
                 </m:sSub>
@@ -2280,7 +4709,7 @@
                             <w:rFonts w:ascii="Cambria Math" w:eastAsiaTheme="minorEastAsia" w:hAnsi="Cambria Math"/>
                             <w:lang w:val="ru-RU"/>
                           </w:rPr>
-                          <m:t>L</m:t>
+                          <m:t>l</m:t>
                         </m:r>
                       </m:e>
                       <m:sub>
@@ -2318,7 +4747,7 @@
                             <w:rFonts w:ascii="Cambria Math" w:eastAsiaTheme="minorEastAsia" w:hAnsi="Cambria Math"/>
                             <w:lang w:val="ru-RU"/>
                           </w:rPr>
-                          <m:t>VT</m:t>
+                          <m:t>vt</m:t>
                         </m:r>
                       </m:sub>
                     </m:sSub>
@@ -2411,7 +4840,7 @@
                 <w:rFonts w:ascii="Cambria Math" w:hAnsi="Cambria Math"/>
                 <w:lang w:val="ru-RU"/>
               </w:rPr>
-              <m:t>L</m:t>
+              <m:t>l</m:t>
             </m:r>
           </m:e>
           <m:sub>
@@ -2420,7 +4849,7 @@
                 <w:rFonts w:ascii="Cambria Math" w:hAnsi="Cambria Math"/>
                 <w:lang w:val="ru-RU"/>
               </w:rPr>
-              <m:t>T</m:t>
+              <m:t>t</m:t>
             </m:r>
           </m:sub>
         </m:sSub>
@@ -2550,7 +4979,7 @@
                 <w:rFonts w:ascii="Cambria Math" w:hAnsi="Cambria Math"/>
                 <w:lang w:val="ru-RU"/>
               </w:rPr>
-              <m:t>T</m:t>
+              <m:t>t</m:t>
             </m:r>
           </m:sub>
         </m:sSub>
@@ -2594,7 +5023,7 @@
                 <w:rFonts w:ascii="Cambria Math" w:hAnsi="Cambria Math"/>
                 <w:lang w:val="ru-RU"/>
               </w:rPr>
-              <m:t>VT</m:t>
+              <m:t>vt</m:t>
             </m:r>
           </m:sub>
         </m:sSub>
@@ -2639,7 +5068,7 @@
                 <w:rFonts w:ascii="Cambria Math" w:eastAsiaTheme="minorEastAsia" w:hAnsi="Cambria Math"/>
                 <w:lang w:val="ru-RU"/>
               </w:rPr>
-              <m:t>HT</m:t>
+              <m:t>ht</m:t>
             </m:r>
           </m:sub>
         </m:sSub>
@@ -2778,7 +5207,7 @@
                       <w:rPr>
                         <w:rFonts w:ascii="Cambria Math" w:eastAsiaTheme="minorEastAsia" w:hAnsi="Cambria Math"/>
                       </w:rPr>
-                      <m:t>T</m:t>
+                      <m:t>t</m:t>
                     </m:r>
                   </m:sub>
                 </m:sSub>
@@ -2810,7 +5239,7 @@
                       <w:rPr>
                         <w:rFonts w:ascii="Cambria Math" w:eastAsiaTheme="minorEastAsia" w:hAnsi="Cambria Math"/>
                       </w:rPr>
-                      <m:t>VT</m:t>
+                      <m:t>vt</m:t>
                     </m:r>
                   </m:sub>
                 </m:sSub>
@@ -2842,7 +5271,7 @@
                       <w:rPr>
                         <w:rFonts w:ascii="Cambria Math" w:eastAsiaTheme="minorEastAsia" w:hAnsi="Cambria Math"/>
                       </w:rPr>
-                      <m:t>HT</m:t>
+                      <m:t>ht</m:t>
                     </m:r>
                   </m:sub>
                 </m:sSub>
@@ -2940,7 +5369,7 @@
                                     <w:rFonts w:ascii="Cambria Math" w:eastAsiaTheme="minorEastAsia" w:hAnsi="Cambria Math"/>
                                     <w:lang w:val="ru-RU"/>
                                   </w:rPr>
-                                  <m:t>VT</m:t>
+                                  <m:t>vt</m:t>
                                 </m:r>
                               </m:sub>
                             </m:sSub>
@@ -2971,7 +5400,7 @@
                                     <w:rFonts w:ascii="Cambria Math" w:eastAsiaTheme="minorEastAsia" w:hAnsi="Cambria Math"/>
                                     <w:lang w:val="ru-RU"/>
                                   </w:rPr>
-                                  <m:t>HT</m:t>
+                                  <m:t>ht</m:t>
                                 </m:r>
                               </m:sub>
                             </m:sSub>
@@ -3634,7 +6063,6 @@
         <w:rPr>
           <w:lang w:val="ru-RU"/>
         </w:rPr>
-        <w:lastRenderedPageBreak/>
         <w:t xml:space="preserve">Угол установки хвостового оперения </w:t>
       </w:r>
       <m:oMath>
@@ -3694,9 +6122,11 @@
       <w:pPr>
         <w:pStyle w:val="11"/>
       </w:pPr>
+      <w:bookmarkStart w:id="3" w:name="_Toc229427255"/>
       <w:r>
         <w:t>Управляющие поверхности</w:t>
       </w:r>
+      <w:bookmarkEnd w:id="3"/>
     </w:p>
     <w:p>
       <w:pPr>
@@ -4103,6 +6533,7 @@
         <w:rPr>
           <w:lang w:val="ru-RU"/>
         </w:rPr>
+        <w:lastRenderedPageBreak/>
         <w:t xml:space="preserve">Выбор такой геометрии обусловлен тем, что предельная эффективность управляющих поверхностей (максимальный прирост </w:t>
       </w:r>
       <m:oMath>
@@ -4203,9 +6634,11 @@
       <w:pPr>
         <w:pStyle w:val="11"/>
       </w:pPr>
+      <w:bookmarkStart w:id="4" w:name="_Toc229427256"/>
       <w:r>
         <w:t>Аэродинамические профили</w:t>
       </w:r>
+      <w:bookmarkEnd w:id="4"/>
     </w:p>
     <w:p>
       <w:pPr>
@@ -5922,7 +8355,7 @@
                         <w:color w:val="000000"/>
                         <w:szCs w:val="24"/>
                       </w:rPr>
-                      <m:t>ZL</m:t>
+                      <m:t>0</m:t>
                     </m:r>
                   </m:sub>
                 </m:sSub>
@@ -6006,7 +8439,7 @@
                             <w:color w:val="000000"/>
                             <w:szCs w:val="24"/>
                           </w:rPr>
-                          <m:t>ZL</m:t>
+                          <m:t>0</m:t>
                         </m:r>
                       </m:sub>
                     </m:sSub>
@@ -11329,15 +13762,7 @@
           <w:rFonts w:eastAsiaTheme="minorEastAsia"/>
           <w:lang w:val="ru-RU"/>
         </w:rPr>
-        <w:t xml:space="preserve">равного 0,2 </w:t>
-      </w:r>
-      <w:r>
-        <w:rPr>
-          <w:rFonts w:eastAsiaTheme="minorEastAsia"/>
-          <w:lang w:val="ru-RU"/>
-        </w:rPr>
-        <w:lastRenderedPageBreak/>
-        <w:t xml:space="preserve">и доходящего до </w:t>
+        <w:t xml:space="preserve">равного 0,2 и доходящего до </w:t>
       </w:r>
       <m:oMath>
         <m:sSub>
@@ -12022,7 +14447,15 @@
           <w:rFonts w:eastAsiaTheme="minorEastAsia"/>
           <w:lang w:val="ru-RU"/>
         </w:rPr>
-        <w:t xml:space="preserve">., и обеспечивает хорошую управляемость в продольном канале и скорость сваливания </w:t>
+        <w:t xml:space="preserve">., и </w:t>
+      </w:r>
+      <w:r>
+        <w:rPr>
+          <w:rFonts w:eastAsiaTheme="minorEastAsia"/>
+          <w:lang w:val="ru-RU"/>
+        </w:rPr>
+        <w:lastRenderedPageBreak/>
+        <w:t xml:space="preserve">обеспечивает хорошую управляемость в продольном канале и скорость сваливания </w:t>
       </w:r>
       <m:oMath>
         <m:sSub>
@@ -12676,11 +15109,23 @@
     </w:p>
     <w:p>
       <w:pPr>
+        <w:pStyle w:val="1"/>
+      </w:pPr>
+      <w:bookmarkStart w:id="5" w:name="_Toc229427257"/>
+      <w:r>
+        <w:t>Аэродинамика</w:t>
+      </w:r>
+      <w:bookmarkEnd w:id="5"/>
+    </w:p>
+    <w:p>
+      <w:pPr>
         <w:pStyle w:val="11"/>
       </w:pPr>
+      <w:bookmarkStart w:id="6" w:name="_Toc229427258"/>
       <w:r>
         <w:t>Модель коэффициента подъемной силы</w:t>
       </w:r>
+      <w:bookmarkEnd w:id="6"/>
     </w:p>
     <w:p>
       <w:pPr>
@@ -13671,7 +16116,7 @@
                       <w:rPr>
                         <w:rFonts w:ascii="Cambria Math" w:hAnsi="Cambria Math"/>
                       </w:rPr>
-                      <m:t>2πA</m:t>
+                      <m:t>2πAR</m:t>
                     </m:r>
                   </m:num>
                   <m:den>
@@ -13717,7 +16162,7 @@
                                   <w:rPr>
                                     <w:rFonts w:ascii="Cambria Math" w:hAnsi="Cambria Math"/>
                                   </w:rPr>
-                                  <m:t>A</m:t>
+                                  <m:t>AR</m:t>
                                 </m:r>
                               </m:e>
                               <m:sup>
@@ -14284,7 +16729,7 @@
                               <w:rPr>
                                 <w:rFonts w:ascii="Cambria Math" w:hAnsi="Cambria Math"/>
                               </w:rPr>
-                              <m:t>HT</m:t>
+                              <m:t>ht</m:t>
                             </m:r>
                           </m:sub>
                         </m:sSub>
@@ -14344,7 +16789,7 @@
                         <w:rFonts w:ascii="Cambria Math" w:hAnsi="Cambria Math"/>
                         <w:lang w:val="ru-RU"/>
                       </w:rPr>
-                      <m:t>T</m:t>
+                      <m:t>t</m:t>
                     </m:r>
                   </m:sup>
                 </m:sSubSup>
@@ -15685,7 +18130,7 @@
                           <w:rPr>
                             <w:rFonts w:ascii="Cambria Math" w:hAnsi="Cambria Math"/>
                           </w:rPr>
-                          <m:t>HT</m:t>
+                          <m:t>ht</m:t>
                         </m:r>
                       </m:sub>
                     </m:sSub>
@@ -15749,7 +18194,7 @@
                       <w:rPr>
                         <w:rFonts w:ascii="Cambria Math" w:hAnsi="Cambria Math"/>
                       </w:rPr>
-                      <m:t>T</m:t>
+                      <m:t>t</m:t>
                     </m:r>
                   </m:sup>
                 </m:sSubSup>
@@ -17145,7 +19590,7 @@
         <mc:AlternateContent>
           <mc:Choice Requires="wpg">
             <w:drawing>
-              <wp:anchor distT="0" distB="0" distL="114300" distR="114300" simplePos="0" relativeHeight="251660288" behindDoc="0" locked="0" layoutInCell="1" allowOverlap="1">
+              <wp:anchor distT="0" distB="0" distL="114300" distR="114300" simplePos="0" relativeHeight="251660288" behindDoc="0" locked="0" layoutInCell="1" allowOverlap="1" wp14:anchorId="7417ECDD" wp14:editId="54E6C150">
                 <wp:simplePos x="0" y="0"/>
                 <wp:positionH relativeFrom="margin">
                   <wp:align>right</wp:align>
@@ -18019,6 +20464,7 @@
           </w:tcPr>
           <w:p>
             <w:pPr>
+              <w:jc w:val="center"/>
               <w:rPr>
                 <w:i/>
                 <w:lang w:val="ru-RU"/>
@@ -18032,6 +20478,9 @@
             <w:vAlign w:val="center"/>
           </w:tcPr>
           <w:p>
+            <w:pPr>
+              <w:jc w:val="center"/>
+            </w:pPr>
             <m:oMathPara>
               <m:oMath>
                 <m:sSub>
@@ -18218,6 +20667,7 @@
           <w:p>
             <w:pPr>
               <w:ind w:firstLine="0"/>
+              <w:jc w:val="center"/>
             </w:pPr>
             <w:r>
               <w:t>(</w:t>
@@ -18238,31 +20688,12 @@
     <w:p>
       <w:pPr>
         <w:pStyle w:val="11"/>
-        <w:numPr>
-          <w:ilvl w:val="0"/>
-          <w:numId w:val="0"/>
-        </w:numPr>
-        <w:jc w:val="both"/>
       </w:pPr>
-    </w:p>
-    <w:p>
-      <w:pPr>
-        <w:pStyle w:val="11"/>
-        <w:numPr>
-          <w:ilvl w:val="0"/>
-          <w:numId w:val="0"/>
-        </w:numPr>
-        <w:jc w:val="both"/>
-      </w:pPr>
-    </w:p>
-    <w:p>
-      <w:pPr>
-        <w:pStyle w:val="11"/>
-      </w:pPr>
-      <w:r>
-        <w:lastRenderedPageBreak/>
+      <w:bookmarkStart w:id="7" w:name="_Toc229427259"/>
+      <w:r>
         <w:t>Модель коэффициента силы лобового сопротивления</w:t>
       </w:r>
+      <w:bookmarkEnd w:id="7"/>
     </w:p>
     <w:p>
       <w:pPr>
@@ -18825,6 +21256,7 @@
         <w:rPr>
           <w:lang w:val="ru-RU"/>
         </w:rPr>
+        <w:lastRenderedPageBreak/>
         <w:t xml:space="preserve">Выражение выше – разложение в ряд </w:t>
       </w:r>
       <m:oMath>
@@ -18933,14 +21365,7 @@
             <w:rFonts w:ascii="Cambria Math" w:hAnsi="Cambria Math"/>
             <w:lang w:val="ru-RU"/>
           </w:rPr>
-          <m:t>α</m:t>
-        </m:r>
-        <m:r>
-          <w:rPr>
-            <w:rFonts w:ascii="Cambria Math" w:hAnsi="Cambria Math"/>
-            <w:lang w:val="ru-RU"/>
-          </w:rPr>
-          <m:t xml:space="preserve">, </m:t>
+          <m:t xml:space="preserve">α, </m:t>
         </m:r>
         <m:sSub>
           <m:sSubPr>
@@ -19731,6 +22156,7 @@
                               </w:rPr>
                               <m:t>-</m:t>
                             </m:r>
+                            <w:commentRangeStart w:id="8"/>
                             <m:sSub>
                               <m:sSubPr>
                                 <m:ctrlPr>
@@ -19760,6 +22186,16 @@
                                 </m:r>
                               </m:sub>
                             </m:sSub>
+                            <w:commentRangeEnd w:id="8"/>
+                            <m:r>
+                              <m:rPr>
+                                <m:sty m:val="p"/>
+                              </m:rPr>
+                              <w:rPr>
+                                <w:rStyle w:val="af6"/>
+                              </w:rPr>
+                              <w:commentReference w:id="8"/>
+                            </m:r>
                           </m:e>
                         </m:d>
                       </m:e>
@@ -19798,10 +22234,7 @@
               <w:ind w:firstLine="0"/>
             </w:pPr>
             <w:r>
-              <w:t>(</w:t>
-            </w:r>
-            <w:r>
-              <w:t>1</w:t>
+              <w:t>(1</w:t>
             </w:r>
             <w:r>
               <w:rPr>
@@ -21369,6 +23802,11 @@
       </w:tr>
     </w:tbl>
     <w:p>
+      <w:pPr>
+        <w:rPr>
+          <w:lang w:val="ru-RU"/>
+        </w:rPr>
+      </w:pPr>
       <w:r>
         <w:rPr>
           <w:lang w:val="ru-RU"/>
@@ -22296,10 +24734,11 @@
           <w:rFonts w:eastAsiaTheme="minorEastAsia"/>
           <w:noProof/>
         </w:rPr>
+        <w:lastRenderedPageBreak/>
         <mc:AlternateContent>
           <mc:Choice Requires="wpg">
             <w:drawing>
-              <wp:anchor distT="0" distB="0" distL="114300" distR="114300" simplePos="0" relativeHeight="251663360" behindDoc="0" locked="0" layoutInCell="1" allowOverlap="1">
+              <wp:anchor distT="0" distB="0" distL="114300" distR="114300" simplePos="0" relativeHeight="251663360" behindDoc="0" locked="0" layoutInCell="1" allowOverlap="1" wp14:anchorId="3392EA9D" wp14:editId="263F46A1">
                 <wp:simplePos x="0" y="0"/>
                 <wp:positionH relativeFrom="margin">
                   <wp:align>right</wp:align>
@@ -22332,7 +24771,7 @@
                           </pic:cNvPicPr>
                         </pic:nvPicPr>
                         <pic:blipFill>
-                          <a:blip r:embed="rId11" cstate="print">
+                          <a:blip r:embed="rId12" cstate="print">
                             <a:extLst>
                               <a:ext uri="{28A0092B-C50C-407E-A947-70E740481C1C}">
                                 <a14:useLocalDpi xmlns:a14="http://schemas.microsoft.com/office/drawing/2010/main" val="0"/>
@@ -22490,7 +24929,7 @@
             <w:pict>
               <v:group id="Группа 8" o:spid="_x0000_s1029" style="position:absolute;left:0;text-align:left;margin-left:295.05pt;margin-top:10.35pt;width:346.25pt;height:205.6pt;z-index:251663360;mso-position-horizontal:right;mso-position-horizontal-relative:margin;mso-width-relative:margin;mso-height-relative:margin" coordsize="43978,26115" o:gfxdata="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">
                 <v:shape id="Рисунок 6" o:spid="_x0000_s1030" type="#_x0000_t75" style="position:absolute;width:43780;height:20712;visibility:visible;mso-wrap-style:square" o:gfxdata="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" stroked="t" strokecolor="#d8d8d8 [2732]">
-                  <v:imagedata r:id="rId12" o:title=""/>
+                  <v:imagedata r:id="rId13" o:title=""/>
                   <v:path arrowok="t"/>
                 </v:shape>
                 <v:shape id="Поле 7" o:spid="_x0000_s1031" type="#_x0000_t202" style="position:absolute;left:207;top:21126;width:43771;height:4989;visibility:visible;mso-wrap-style:square;v-text-anchor:top" o:gfxdata="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" stroked="f">
@@ -22652,7 +25091,7 @@
         <mc:AlternateContent>
           <mc:Choice Requires="wpg">
             <w:drawing>
-              <wp:anchor distT="0" distB="0" distL="114300" distR="114300" simplePos="0" relativeHeight="251666432" behindDoc="0" locked="0" layoutInCell="1" allowOverlap="1">
+              <wp:anchor distT="0" distB="0" distL="114300" distR="114300" simplePos="0" relativeHeight="251666432" behindDoc="0" locked="0" layoutInCell="1" allowOverlap="1" wp14:anchorId="64854DCD" wp14:editId="69069DF7">
                 <wp:simplePos x="0" y="0"/>
                 <wp:positionH relativeFrom="margin">
                   <wp:align>right</wp:align>
@@ -22685,7 +25124,7 @@
                           </pic:cNvPicPr>
                         </pic:nvPicPr>
                         <pic:blipFill>
-                          <a:blip r:embed="rId13" cstate="print">
+                          <a:blip r:embed="rId14" cstate="print">
                             <a:extLst>
                               <a:ext uri="{28A0092B-C50C-407E-A947-70E740481C1C}">
                                 <a14:useLocalDpi xmlns:a14="http://schemas.microsoft.com/office/drawing/2010/main" val="0"/>
@@ -22791,7 +25230,7 @@
             <w:pict>
               <v:group id="Группа 12" o:spid="_x0000_s1032" style="position:absolute;left:0;text-align:left;margin-left:294.6pt;margin-top:48.05pt;width:345.8pt;height:199.6pt;z-index:251666432;mso-position-horizontal:right;mso-position-horizontal-relative:margin;mso-width-relative:margin;mso-height-relative:margin" coordsize="42332,25353" o:gfxdata="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">
                 <v:shape id="Рисунок 10" o:spid="_x0000_s1033" type="#_x0000_t75" style="position:absolute;width:42325;height:21336;visibility:visible;mso-wrap-style:square" o:gfxdata="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" stroked="t" strokecolor="#d8d8d8 [2732]">
-                  <v:imagedata r:id="rId14" o:title=""/>
+                  <v:imagedata r:id="rId15" o:title=""/>
                   <v:path arrowok="t"/>
                 </v:shape>
                 <v:shape id="Поле 11" o:spid="_x0000_s1034" type="#_x0000_t202" style="position:absolute;top:21888;width:42332;height:3465;visibility:visible;mso-wrap-style:square;v-text-anchor:top" o:gfxdata="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" stroked="f">
@@ -22887,14 +25326,7 @@
             <w:rFonts w:ascii="Cambria Math" w:hAnsi="Cambria Math"/>
             <w:lang w:val="ru-RU"/>
           </w:rPr>
-          <m:t>17</m:t>
-        </m:r>
-        <m:r>
-          <w:rPr>
-            <w:rFonts w:ascii="Cambria Math" w:hAnsi="Cambria Math"/>
-            <w:lang w:val="ru-RU"/>
-          </w:rPr>
-          <m:t xml:space="preserve"> м/</m:t>
+          <m:t>17 м/</m:t>
         </m:r>
         <w:proofErr w:type="gramStart"/>
         <m:r>
@@ -22941,19 +25373,7 @@
         <w:rPr>
           <w:lang w:val="ru-RU"/>
         </w:rPr>
-        <w:t xml:space="preserve">Приведем окончательный вид зависимости (15) </w:t>
-      </w:r>
-      <w:r>
-        <w:rPr>
-          <w:lang w:val="ru-RU"/>
-        </w:rPr>
-        <w:t>для горизонтального полета</w:t>
-      </w:r>
-      <w:r>
-        <w:rPr>
-          <w:lang w:val="ru-RU"/>
-        </w:rPr>
-        <w:t xml:space="preserve"> </w:t>
+        <w:t xml:space="preserve">Приведем окончательный вид зависимости (15) для горизонтального полета </w:t>
       </w:r>
       <m:oMath>
         <m:sSub>
@@ -23037,8 +25457,8 @@
                 <w:lang w:val="ru-RU"/>
               </w:rPr>
             </w:pPr>
-            <w:bookmarkStart w:id="0" w:name="LowSpeedAirfoil"/>
-            <w:bookmarkEnd w:id="0"/>
+            <w:bookmarkStart w:id="9" w:name="LowSpeedAirfoil"/>
+            <w:bookmarkEnd w:id="9"/>
           </w:p>
         </w:tc>
         <w:tc>
@@ -23213,19 +25633,7 @@
                               <w:rPr>
                                 <w:rFonts w:ascii="Cambria Math" w:hAnsi="Cambria Math"/>
                               </w:rPr>
-                              <m:t>0,</m:t>
-                            </m:r>
-                            <m:r>
-                              <w:rPr>
-                                <w:rFonts w:ascii="Cambria Math" w:hAnsi="Cambria Math"/>
-                              </w:rPr>
-                              <m:t>45</m:t>
-                            </m:r>
-                            <m:r>
-                              <w:rPr>
-                                <w:rFonts w:ascii="Cambria Math" w:hAnsi="Cambria Math"/>
-                              </w:rPr>
-                              <m:t>+5,12α+0,17</m:t>
+                              <m:t>0,45+5,12α+0,17</m:t>
                             </m:r>
                             <m:sSub>
                               <m:sSubPr>
@@ -23348,6 +25756,7 @@
       <w:pPr>
         <w:pStyle w:val="11"/>
       </w:pPr>
+      <w:bookmarkStart w:id="10" w:name="_Toc229427260"/>
       <w:r>
         <w:t xml:space="preserve">Модель коэффициента момента </w:t>
       </w:r>
@@ -23355,6 +25764,7 @@
       <w:r>
         <w:t>тангажа</w:t>
       </w:r>
+      <w:bookmarkEnd w:id="10"/>
       <w:proofErr w:type="spellEnd"/>
     </w:p>
     <w:p>
@@ -23502,14 +25912,7 @@
                     <w:rFonts w:ascii="Cambria Math" w:hAnsi="Cambria Math"/>
                     <w:lang w:val="ru-RU"/>
                   </w:rPr>
-                  <m:t>)</m:t>
-                </m:r>
-                <m:r>
-                  <w:rPr>
-                    <w:rFonts w:ascii="Cambria Math" w:hAnsi="Cambria Math"/>
-                    <w:lang w:val="ru-RU"/>
-                  </w:rPr>
-                  <m:t>=</m:t>
+                  <m:t>)=</m:t>
                 </m:r>
                 <m:sSub>
                   <m:sSubPr>
@@ -23769,7 +26172,6 @@
         <w:rPr>
           <w:lang w:val="ru-RU"/>
         </w:rPr>
-        <w:lastRenderedPageBreak/>
         <w:t xml:space="preserve">Вновь последовательно оценим вклад СУ, крыла и хвостового оперения в три слагаемых выше. </w:t>
       </w:r>
       <w:r>
@@ -24323,21 +26725,7 @@
                             <w:rFonts w:ascii="Cambria Math" w:hAnsi="Cambria Math"/>
                             <w:lang w:val="ru-RU"/>
                           </w:rPr>
-                          <m:t>A</m:t>
-                        </m:r>
-                        <m:r>
-                          <w:rPr>
-                            <w:rFonts w:ascii="Cambria Math" w:hAnsi="Cambria Math"/>
-                            <w:lang w:val="ru-RU"/>
-                          </w:rPr>
-                          <m:t>R</m:t>
-                        </m:r>
-                        <m:r>
-                          <w:rPr>
-                            <w:rFonts w:ascii="Cambria Math" w:hAnsi="Cambria Math"/>
-                            <w:lang w:val="ru-RU"/>
-                          </w:rPr>
-                          <m:t>+2</m:t>
+                          <m:t>AR+2</m:t>
                         </m:r>
                         <m:func>
                           <m:funcPr>
@@ -24514,7 +26902,7 @@
                               <w:rPr>
                                 <w:rFonts w:ascii="Cambria Math" w:eastAsiaTheme="minorEastAsia" w:hAnsi="Cambria Math"/>
                               </w:rPr>
-                              <m:t>L</m:t>
+                              <m:t>l</m:t>
                             </m:r>
                             <m:ctrlPr>
                               <w:rPr>
@@ -25237,7 +27625,7 @@
                                   <w:rPr>
                                     <w:rFonts w:ascii="Cambria Math" w:eastAsiaTheme="minorEastAsia" w:hAnsi="Cambria Math"/>
                                   </w:rPr>
-                                  <m:t>L</m:t>
+                                  <m:t>l</m:t>
                                 </m:r>
                                 <m:ctrlPr>
                                   <w:rPr>
@@ -25266,7 +27654,7 @@
                                     <w:rFonts w:ascii="Cambria Math" w:eastAsiaTheme="minorEastAsia" w:hAnsi="Cambria Math"/>
                                     <w:lang w:val="ru-RU"/>
                                   </w:rPr>
-                                  <m:t>T</m:t>
+                                  <m:t>t</m:t>
                                 </m:r>
                               </m:sup>
                             </m:sSubSup>
@@ -26111,21 +28499,7 @@
             <w:rFonts w:ascii="Cambria Math" w:hAnsi="Cambria Math"/>
             <w:lang w:val="ru-RU"/>
           </w:rPr>
-          <m:t>=0,</m:t>
-        </m:r>
-        <m:r>
-          <w:rPr>
-            <w:rFonts w:ascii="Cambria Math" w:hAnsi="Cambria Math"/>
-            <w:lang w:val="ru-RU"/>
-          </w:rPr>
-          <m:t xml:space="preserve">1, </m:t>
-        </m:r>
-        <m:r>
-          <w:rPr>
-            <w:rFonts w:ascii="Cambria Math" w:hAnsi="Cambria Math"/>
-            <w:lang w:val="ru-RU"/>
-          </w:rPr>
-          <m:t xml:space="preserve"> </m:t>
+          <m:t xml:space="preserve">=0,1,  </m:t>
         </m:r>
         <m:r>
           <w:rPr>
@@ -26138,14 +28512,7 @@
             <w:rFonts w:ascii="Cambria Math" w:hAnsi="Cambria Math"/>
             <w:lang w:val="ru-RU"/>
           </w:rPr>
-          <m:t>=0,</m:t>
-        </m:r>
-        <m:r>
-          <w:rPr>
-            <w:rFonts w:ascii="Cambria Math" w:hAnsi="Cambria Math"/>
-            <w:lang w:val="ru-RU"/>
-          </w:rPr>
-          <m:t>9</m:t>
+          <m:t>=0,9</m:t>
         </m:r>
       </m:oMath>
       <w:r>
@@ -26440,7 +28807,7 @@
                               <w:rPr>
                                 <w:rFonts w:ascii="Cambria Math" w:eastAsiaTheme="minorEastAsia" w:hAnsi="Cambria Math"/>
                               </w:rPr>
-                              <m:t>L</m:t>
+                              <m:t>l</m:t>
                             </m:r>
                             <m:ctrlPr>
                               <w:rPr>
@@ -26535,7 +28902,7 @@
                                 <w:rFonts w:ascii="Cambria Math" w:eastAsiaTheme="minorEastAsia" w:hAnsi="Cambria Math"/>
                                 <w:lang w:val="ru-RU"/>
                               </w:rPr>
-                              <m:t>HT</m:t>
+                              <m:t>ht</m:t>
                             </m:r>
                           </m:sub>
                         </m:sSub>
@@ -26650,7 +29017,7 @@
                               <w:rPr>
                                 <w:rFonts w:ascii="Cambria Math" w:eastAsiaTheme="minorEastAsia" w:hAnsi="Cambria Math"/>
                               </w:rPr>
-                              <m:t>L</m:t>
+                              <m:t>l</m:t>
                             </m:r>
                             <m:ctrlPr>
                               <w:rPr>
@@ -26977,6 +29344,13 @@
           <w:rFonts w:eastAsiaTheme="minorEastAsia"/>
           <w:lang w:val="ru-RU"/>
         </w:rPr>
+        <w:t xml:space="preserve"> </w:t>
+      </w:r>
+      <w:r>
+        <w:rPr>
+          <w:rFonts w:eastAsiaTheme="minorEastAsia"/>
+          <w:lang w:val="ru-RU"/>
+        </w:rPr>
         <w:t>518]</w:t>
       </w:r>
       <w:r>
@@ -27438,14 +29812,7 @@
             <w:rFonts w:ascii="Cambria Math" w:eastAsiaTheme="minorEastAsia" w:hAnsi="Cambria Math"/>
             <w:lang w:val="ru-RU"/>
           </w:rPr>
-          <m:t>11</m:t>
-        </m:r>
-        <m:r>
-          <w:rPr>
-            <w:rFonts w:ascii="Cambria Math" w:eastAsiaTheme="minorEastAsia" w:hAnsi="Cambria Math"/>
-            <w:lang w:val="ru-RU"/>
-          </w:rPr>
-          <m:t>×8</m:t>
+          <m:t>11×8</m:t>
         </m:r>
       </m:oMath>
       <w:r>
@@ -27774,7 +30141,7 @@
                                 <w:rFonts w:ascii="Cambria Math" w:eastAsiaTheme="minorEastAsia" w:hAnsi="Cambria Math"/>
                                 <w:lang w:val="ru-RU"/>
                               </w:rPr>
-                              <m:t>HT</m:t>
+                              <m:t>ht</m:t>
                             </m:r>
                           </m:sub>
                         </m:sSub>
@@ -27826,7 +30193,7 @@
                               <w:rPr>
                                 <w:rFonts w:ascii="Cambria Math" w:eastAsiaTheme="minorEastAsia" w:hAnsi="Cambria Math"/>
                               </w:rPr>
-                              <m:t>L</m:t>
+                              <m:t>l</m:t>
                             </m:r>
                             <m:ctrlPr>
                               <w:rPr>
@@ -27883,7 +30250,7 @@
           <w:p>
             <w:pPr>
               <w:ind w:firstLine="0"/>
-              <w:jc w:val="center"/>
+              <w:jc w:val="right"/>
               <w:rPr>
                 <w:lang w:val="ru-RU"/>
               </w:rPr>
@@ -27926,25 +30293,24 @@
         <w:rPr>
           <w:lang w:val="ru-RU"/>
         </w:rPr>
-        <w:t xml:space="preserve">для </w:t>
-      </w:r>
-      <w:proofErr w:type="spellStart"/>
-      <w:r>
-        <w:rPr>
-          <w:lang w:val="ru-RU"/>
-        </w:rPr>
-        <w:t>номанальной</w:t>
-      </w:r>
-      <w:proofErr w:type="spellEnd"/>
-      <w:r>
-        <w:rPr>
-          <w:lang w:val="ru-RU"/>
-        </w:rPr>
-        <w:t xml:space="preserve"> центровки </w:t>
+        <w:t>для но</w:t>
+      </w:r>
+      <w:r>
+        <w:rPr>
+          <w:lang w:val="ru-RU"/>
+        </w:rPr>
+        <w:t>ми</w:t>
+      </w:r>
+      <w:r>
+        <w:rPr>
+          <w:lang w:val="ru-RU"/>
+        </w:rPr>
+        <w:t xml:space="preserve">нальной центровки </w:t>
       </w:r>
       <m:oMath>
-        <m:sSub>
-          <m:sSubPr>
+        <m:acc>
+          <m:accPr>
+            <m:chr m:val="̅"/>
             <m:ctrlPr>
               <w:rPr>
                 <w:rFonts w:ascii="Cambria Math" w:hAnsi="Cambria Math"/>
@@ -27952,25 +30318,39 @@
                 <w:lang w:val="ru-RU"/>
               </w:rPr>
             </m:ctrlPr>
-          </m:sSubPr>
+          </m:accPr>
           <m:e>
-            <m:r>
-              <w:rPr>
-                <w:rFonts w:ascii="Cambria Math" w:hAnsi="Cambria Math"/>
-              </w:rPr>
-              <m:t>x</m:t>
-            </m:r>
+            <m:sSub>
+              <m:sSubPr>
+                <m:ctrlPr>
+                  <w:rPr>
+                    <w:rFonts w:ascii="Cambria Math" w:hAnsi="Cambria Math"/>
+                    <w:i/>
+                    <w:lang w:val="ru-RU"/>
+                  </w:rPr>
+                </m:ctrlPr>
+              </m:sSubPr>
+              <m:e>
+                <m:r>
+                  <w:rPr>
+                    <w:rFonts w:ascii="Cambria Math" w:hAnsi="Cambria Math"/>
+                    <w:lang w:val="ru-RU"/>
+                  </w:rPr>
+                  <m:t>x</m:t>
+                </m:r>
+              </m:e>
+              <m:sub>
+                <m:r>
+                  <w:rPr>
+                    <w:rFonts w:ascii="Cambria Math" w:hAnsi="Cambria Math"/>
+                    <w:lang w:val="ru-RU"/>
+                  </w:rPr>
+                  <m:t>cg</m:t>
+                </m:r>
+              </m:sub>
+            </m:sSub>
           </m:e>
-          <m:sub>
-            <m:r>
-              <w:rPr>
-                <w:rFonts w:ascii="Cambria Math" w:hAnsi="Cambria Math"/>
-                <w:lang w:val="ru-RU"/>
-              </w:rPr>
-              <m:t>cg</m:t>
-            </m:r>
-          </m:sub>
-        </m:sSub>
+        </m:acc>
         <m:r>
           <w:rPr>
             <w:rFonts w:ascii="Cambria Math" w:hAnsi="Cambria Math"/>
@@ -27983,7 +30363,19 @@
         <w:rPr>
           <w:lang w:val="ru-RU"/>
         </w:rPr>
-        <w:t xml:space="preserve">(таблица) </w:t>
+        <w:t>(таблица</w:t>
+      </w:r>
+      <w:r>
+        <w:rPr>
+          <w:lang w:val="ru-RU"/>
+        </w:rPr>
+        <w:t xml:space="preserve"> 5</w:t>
+      </w:r>
+      <w:r>
+        <w:rPr>
+          <w:lang w:val="ru-RU"/>
+        </w:rPr>
+        <w:t xml:space="preserve">) </w:t>
       </w:r>
       <w:r>
         <w:rPr>
@@ -28338,14 +30730,7 @@
                     <w:rFonts w:ascii="Cambria Math" w:eastAsiaTheme="minorEastAsia" w:hAnsi="Cambria Math"/>
                     <w:lang w:val="ru-RU"/>
                   </w:rPr>
-                  <m:t xml:space="preserve">, </m:t>
-                </m:r>
-                <m:r>
-                  <w:rPr>
-                    <w:rFonts w:ascii="Cambria Math" w:eastAsiaTheme="minorEastAsia" w:hAnsi="Cambria Math"/>
-                    <w:lang w:val="ru-RU"/>
-                  </w:rPr>
-                  <m:t>ра</m:t>
+                  <m:t>, ра</m:t>
                 </m:r>
                 <m:sSup>
                   <m:sSupPr>
@@ -28458,21 +30843,7 @@
                     <w:rFonts w:ascii="Cambria Math" w:eastAsiaTheme="minorEastAsia" w:hAnsi="Cambria Math"/>
                     <w:lang w:val="ru-RU"/>
                   </w:rPr>
-                  <m:t>,</m:t>
-                </m:r>
-                <m:r>
-                  <w:rPr>
-                    <w:rFonts w:ascii="Cambria Math" w:eastAsiaTheme="minorEastAsia" w:hAnsi="Cambria Math"/>
-                    <w:lang w:val="ru-RU"/>
-                  </w:rPr>
-                  <m:t xml:space="preserve"> </m:t>
-                </m:r>
-                <m:r>
-                  <w:rPr>
-                    <w:rFonts w:ascii="Cambria Math" w:eastAsiaTheme="minorEastAsia" w:hAnsi="Cambria Math"/>
-                    <w:lang w:val="ru-RU"/>
-                  </w:rPr>
-                  <m:t>ра</m:t>
+                  <m:t>, ра</m:t>
                 </m:r>
                 <m:sSup>
                   <m:sSupPr>
@@ -29138,54 +31509,13 @@
                     <w:rFonts w:ascii="Cambria Math" w:eastAsiaTheme="minorEastAsia" w:hAnsi="Cambria Math"/>
                     <w:lang w:val="ru-RU"/>
                   </w:rPr>
-                  <m:t>)</m:t>
-                </m:r>
-                <m:r>
-                  <w:rPr>
-                    <w:rFonts w:ascii="Cambria Math" w:eastAsiaTheme="minorEastAsia" w:hAnsi="Cambria Math"/>
-                    <w:lang w:val="ru-RU"/>
-                  </w:rPr>
-                  <m:t xml:space="preserve">= </m:t>
-                </m:r>
-                <m:r>
-                  <w:rPr>
-                    <w:rFonts w:ascii="Cambria Math" w:eastAsiaTheme="minorEastAsia" w:hAnsi="Cambria Math"/>
-                    <w:lang w:val="ru-RU"/>
-                  </w:rPr>
-                  <m:t>0,</m:t>
-                </m:r>
-                <m:r>
-                  <w:rPr>
-                    <w:rFonts w:ascii="Cambria Math" w:eastAsiaTheme="minorEastAsia" w:hAnsi="Cambria Math"/>
-                    <w:lang w:val="ru-RU"/>
-                  </w:rPr>
-                  <m:t>004</m:t>
-                </m:r>
-                <m:r>
-                  <w:rPr>
-                    <w:rFonts w:ascii="Cambria Math" w:eastAsiaTheme="minorEastAsia" w:hAnsi="Cambria Math"/>
-                    <w:lang w:val="ru-RU"/>
-                  </w:rPr>
-                  <m:t>-</m:t>
-                </m:r>
-                <m:r>
-                  <w:rPr>
-                    <w:rFonts w:ascii="Cambria Math" w:eastAsiaTheme="minorEastAsia" w:hAnsi="Cambria Math"/>
-                    <w:lang w:val="ru-RU"/>
-                  </w:rPr>
-                  <m:t>1,429</m:t>
+                  <m:t>)= 0,004-1,429</m:t>
                 </m:r>
                 <m:r>
                   <w:rPr>
                     <w:rFonts w:ascii="Cambria Math" w:eastAsiaTheme="minorEastAsia" w:hAnsi="Cambria Math"/>
                   </w:rPr>
-                  <m:t>α-</m:t>
-                </m:r>
-                <m:r>
-                  <w:rPr>
-                    <w:rFonts w:ascii="Cambria Math" w:eastAsiaTheme="minorEastAsia" w:hAnsi="Cambria Math"/>
-                  </w:rPr>
-                  <m:t>0,792</m:t>
+                  <m:t>α-0,792</m:t>
                 </m:r>
                 <m:sSub>
                   <m:sSubPr>
@@ -29249,9 +31579,14 @@
       <w:pPr>
         <w:pStyle w:val="11"/>
       </w:pPr>
-      <w:r>
-        <w:t>Статическая устойчивость в продольном канале</w:t>
-      </w:r>
+      <w:bookmarkStart w:id="11" w:name="_Toc229427261"/>
+      <w:r>
+        <w:t>Продольный</w:t>
+      </w:r>
+      <w:r>
+        <w:t xml:space="preserve"> канал. Статическая устойчивость</w:t>
+      </w:r>
+      <w:bookmarkEnd w:id="11"/>
     </w:p>
     <w:p>
       <w:pPr>
@@ -29263,7 +31598,948 @@
         <w:rPr>
           <w:lang w:val="ru-RU"/>
         </w:rPr>
-        <w:t xml:space="preserve">Для анализа статической устойчивости БВС в продольном канале были построены балансировочные кривые – зависимости </w:t>
+        <w:t xml:space="preserve">Для оценки положения </w:t>
+      </w:r>
+      <w:r>
+        <w:rPr>
+          <w:lang w:val="ru-RU"/>
+        </w:rPr>
+        <w:t>аэродинамического фокуса БВС</w:t>
+      </w:r>
+      <w:r>
+        <w:rPr>
+          <w:lang w:val="ru-RU"/>
+        </w:rPr>
+        <w:t xml:space="preserve"> </w:t>
+      </w:r>
+      <w:r>
+        <w:rPr>
+          <w:lang w:val="ru-RU"/>
+        </w:rPr>
+        <w:t>с фиксированным рулем высоты</w:t>
+      </w:r>
+      <w:r>
+        <w:rPr>
+          <w:lang w:val="ru-RU"/>
+        </w:rPr>
+        <w:t xml:space="preserve"> </w:t>
+      </w:r>
+      <m:oMath>
+        <m:acc>
+          <m:accPr>
+            <m:chr m:val="̅"/>
+            <m:ctrlPr>
+              <w:rPr>
+                <w:rFonts w:ascii="Cambria Math" w:hAnsi="Cambria Math"/>
+                <w:i/>
+                <w:lang w:val="ru-RU"/>
+              </w:rPr>
+            </m:ctrlPr>
+          </m:accPr>
+          <m:e>
+            <m:sSub>
+              <m:sSubPr>
+                <m:ctrlPr>
+                  <w:rPr>
+                    <w:rFonts w:ascii="Cambria Math" w:hAnsi="Cambria Math"/>
+                    <w:i/>
+                    <w:lang w:val="ru-RU"/>
+                  </w:rPr>
+                </m:ctrlPr>
+              </m:sSubPr>
+              <m:e>
+                <m:r>
+                  <w:rPr>
+                    <w:rFonts w:ascii="Cambria Math" w:hAnsi="Cambria Math"/>
+                    <w:lang w:val="ru-RU"/>
+                  </w:rPr>
+                  <m:t>x</m:t>
+                </m:r>
+              </m:e>
+              <m:sub>
+                <m:r>
+                  <w:rPr>
+                    <w:rFonts w:ascii="Cambria Math" w:hAnsi="Cambria Math"/>
+                    <w:lang w:val="ru-RU"/>
+                  </w:rPr>
+                  <m:t>n</m:t>
+                </m:r>
+              </m:sub>
+            </m:sSub>
+          </m:e>
+        </m:acc>
+      </m:oMath>
+      <w:r>
+        <w:rPr>
+          <w:rFonts w:eastAsiaTheme="minorEastAsia"/>
+          <w:lang w:val="ru-RU"/>
+        </w:rPr>
+        <w:t xml:space="preserve"> </w:t>
+      </w:r>
+      <w:r>
+        <w:rPr>
+          <w:lang w:val="ru-RU"/>
+        </w:rPr>
+        <w:t>воспользуемся формулой:</w:t>
+      </w:r>
+    </w:p>
+    <w:tbl>
+      <w:tblPr>
+        <w:tblStyle w:val="af1"/>
+        <w:tblW w:w="5000" w:type="pct"/>
+        <w:tblBorders>
+          <w:top w:val="none" w:sz="0" w:space="0" w:color="auto"/>
+          <w:left w:val="none" w:sz="0" w:space="0" w:color="auto"/>
+          <w:bottom w:val="none" w:sz="0" w:space="0" w:color="auto"/>
+          <w:right w:val="none" w:sz="0" w:space="0" w:color="auto"/>
+          <w:insideH w:val="none" w:sz="0" w:space="0" w:color="auto"/>
+          <w:insideV w:val="none" w:sz="0" w:space="0" w:color="auto"/>
+        </w:tblBorders>
+        <w:tblLook w:val="04A0" w:firstRow="1" w:lastRow="0" w:firstColumn="1" w:lastColumn="0" w:noHBand="0" w:noVBand="1"/>
+      </w:tblPr>
+      <w:tblGrid>
+        <w:gridCol w:w="434"/>
+        <w:gridCol w:w="8855"/>
+        <w:gridCol w:w="616"/>
+      </w:tblGrid>
+      <w:tr>
+        <w:tc>
+          <w:tcPr>
+            <w:tcW w:w="250" w:type="pct"/>
+            <w:vAlign w:val="center"/>
+          </w:tcPr>
+          <w:p>
+            <w:pPr>
+              <w:rPr>
+                <w:i/>
+                <w:lang w:val="ru-RU"/>
+              </w:rPr>
+            </w:pPr>
+          </w:p>
+        </w:tc>
+        <w:tc>
+          <w:tcPr>
+            <w:tcW w:w="4500" w:type="pct"/>
+            <w:vAlign w:val="center"/>
+          </w:tcPr>
+          <w:p>
+            <w:pPr>
+              <w:jc w:val="center"/>
+              <w:rPr>
+                <w:rFonts w:eastAsiaTheme="minorEastAsia"/>
+                <w:i/>
+              </w:rPr>
+            </w:pPr>
+            <m:oMathPara>
+              <m:oMath>
+                <m:acc>
+                  <m:accPr>
+                    <m:chr m:val="̅"/>
+                    <m:ctrlPr>
+                      <w:rPr>
+                        <w:rFonts w:ascii="Cambria Math" w:eastAsiaTheme="minorEastAsia" w:hAnsi="Cambria Math"/>
+                        <w:i/>
+                      </w:rPr>
+                    </m:ctrlPr>
+                  </m:accPr>
+                  <m:e>
+                    <m:sSub>
+                      <m:sSubPr>
+                        <m:ctrlPr>
+                          <w:rPr>
+                            <w:rFonts w:ascii="Cambria Math" w:eastAsiaTheme="minorEastAsia" w:hAnsi="Cambria Math"/>
+                            <w:i/>
+                          </w:rPr>
+                        </m:ctrlPr>
+                      </m:sSubPr>
+                      <m:e>
+                        <m:r>
+                          <w:rPr>
+                            <w:rFonts w:ascii="Cambria Math" w:eastAsiaTheme="minorEastAsia" w:hAnsi="Cambria Math"/>
+                          </w:rPr>
+                          <m:t>x</m:t>
+                        </m:r>
+                      </m:e>
+                      <m:sub>
+                        <m:r>
+                          <w:rPr>
+                            <w:rFonts w:ascii="Cambria Math" w:eastAsiaTheme="minorEastAsia" w:hAnsi="Cambria Math"/>
+                          </w:rPr>
+                          <m:t>n</m:t>
+                        </m:r>
+                      </m:sub>
+                    </m:sSub>
+                  </m:e>
+                </m:acc>
+                <m:r>
+                  <w:rPr>
+                    <w:rFonts w:ascii="Cambria Math" w:eastAsiaTheme="minorEastAsia" w:hAnsi="Cambria Math"/>
+                    <w:lang w:val="ru-RU"/>
+                  </w:rPr>
+                  <m:t>=</m:t>
+                </m:r>
+                <m:r>
+                  <w:rPr>
+                    <w:rFonts w:ascii="Cambria Math" w:eastAsiaTheme="minorEastAsia" w:hAnsi="Cambria Math"/>
+                    <w:lang w:val="ru-RU"/>
+                  </w:rPr>
+                  <m:t xml:space="preserve"> </m:t>
+                </m:r>
+                <m:acc>
+                  <m:accPr>
+                    <m:chr m:val="̅"/>
+                    <m:ctrlPr>
+                      <w:rPr>
+                        <w:rFonts w:ascii="Cambria Math" w:eastAsiaTheme="minorEastAsia" w:hAnsi="Cambria Math"/>
+                        <w:i/>
+                        <w:lang w:val="ru-RU"/>
+                      </w:rPr>
+                    </m:ctrlPr>
+                  </m:accPr>
+                  <m:e>
+                    <m:sSub>
+                      <m:sSubPr>
+                        <m:ctrlPr>
+                          <w:rPr>
+                            <w:rFonts w:ascii="Cambria Math" w:eastAsiaTheme="minorEastAsia" w:hAnsi="Cambria Math"/>
+                            <w:i/>
+                            <w:lang w:val="ru-RU"/>
+                          </w:rPr>
+                        </m:ctrlPr>
+                      </m:sSubPr>
+                      <m:e>
+                        <m:r>
+                          <w:rPr>
+                            <w:rFonts w:ascii="Cambria Math" w:eastAsiaTheme="minorEastAsia" w:hAnsi="Cambria Math"/>
+                            <w:lang w:val="ru-RU"/>
+                          </w:rPr>
+                          <m:t>x</m:t>
+                        </m:r>
+                      </m:e>
+                      <m:sub>
+                        <m:r>
+                          <w:rPr>
+                            <w:rFonts w:ascii="Cambria Math" w:eastAsiaTheme="minorEastAsia" w:hAnsi="Cambria Math"/>
+                            <w:lang w:val="ru-RU"/>
+                          </w:rPr>
+                          <m:t>ac</m:t>
+                        </m:r>
+                      </m:sub>
+                    </m:sSub>
+                  </m:e>
+                </m:acc>
+                <m:r>
+                  <w:rPr>
+                    <w:rFonts w:ascii="Cambria Math" w:eastAsiaTheme="minorEastAsia" w:hAnsi="Cambria Math"/>
+                    <w:lang w:val="ru-RU"/>
+                  </w:rPr>
+                  <m:t>+</m:t>
+                </m:r>
+                <m:sSub>
+                  <m:sSubPr>
+                    <m:ctrlPr>
+                      <w:rPr>
+                        <w:rFonts w:ascii="Cambria Math" w:eastAsiaTheme="minorEastAsia" w:hAnsi="Cambria Math"/>
+                        <w:i/>
+                        <w:lang w:val="ru-RU"/>
+                      </w:rPr>
+                    </m:ctrlPr>
+                  </m:sSubPr>
+                  <m:e>
+                    <m:r>
+                      <w:rPr>
+                        <w:rFonts w:ascii="Cambria Math" w:eastAsiaTheme="minorEastAsia" w:hAnsi="Cambria Math"/>
+                        <w:lang w:val="ru-RU"/>
+                      </w:rPr>
+                      <m:t>η</m:t>
+                    </m:r>
+                  </m:e>
+                  <m:sub>
+                    <m:r>
+                      <w:rPr>
+                        <w:rFonts w:ascii="Cambria Math" w:eastAsiaTheme="minorEastAsia" w:hAnsi="Cambria Math"/>
+                        <w:lang w:val="ru-RU"/>
+                      </w:rPr>
+                      <m:t>ht</m:t>
+                    </m:r>
+                  </m:sub>
+                </m:sSub>
+                <m:sSub>
+                  <m:sSubPr>
+                    <m:ctrlPr>
+                      <w:rPr>
+                        <w:rFonts w:ascii="Cambria Math" w:eastAsiaTheme="minorEastAsia" w:hAnsi="Cambria Math"/>
+                        <w:i/>
+                        <w:lang w:val="ru-RU"/>
+                      </w:rPr>
+                    </m:ctrlPr>
+                  </m:sSubPr>
+                  <m:e>
+                    <m:r>
+                      <w:rPr>
+                        <w:rFonts w:ascii="Cambria Math" w:eastAsiaTheme="minorEastAsia" w:hAnsi="Cambria Math"/>
+                        <w:lang w:val="ru-RU"/>
+                      </w:rPr>
+                      <m:t>V</m:t>
+                    </m:r>
+                  </m:e>
+                  <m:sub>
+                    <m:r>
+                      <w:rPr>
+                        <w:rFonts w:ascii="Cambria Math" w:eastAsiaTheme="minorEastAsia" w:hAnsi="Cambria Math"/>
+                        <w:lang w:val="ru-RU"/>
+                      </w:rPr>
+                      <m:t>ht</m:t>
+                    </m:r>
+                  </m:sub>
+                </m:sSub>
+                <m:f>
+                  <m:fPr>
+                    <m:ctrlPr>
+                      <w:rPr>
+                        <w:rFonts w:ascii="Cambria Math" w:eastAsiaTheme="minorEastAsia" w:hAnsi="Cambria Math"/>
+                        <w:i/>
+                        <w:lang w:val="ru-RU"/>
+                      </w:rPr>
+                    </m:ctrlPr>
+                  </m:fPr>
+                  <m:num>
+                    <m:sSubSup>
+                      <m:sSubSupPr>
+                        <m:ctrlPr>
+                          <w:rPr>
+                            <w:rFonts w:ascii="Cambria Math" w:eastAsiaTheme="minorEastAsia" w:hAnsi="Cambria Math"/>
+                            <w:i/>
+                            <w:lang w:val="ru-RU"/>
+                          </w:rPr>
+                        </m:ctrlPr>
+                      </m:sSubSupPr>
+                      <m:e>
+                        <m:r>
+                          <w:rPr>
+                            <w:rFonts w:ascii="Cambria Math" w:eastAsiaTheme="minorEastAsia" w:hAnsi="Cambria Math"/>
+                            <w:lang w:val="ru-RU"/>
+                          </w:rPr>
+                          <m:t>C</m:t>
+                        </m:r>
+                      </m:e>
+                      <m:sub>
+                        <m:sSub>
+                          <m:sSubPr>
+                            <m:ctrlPr>
+                              <w:rPr>
+                                <w:rFonts w:ascii="Cambria Math" w:eastAsiaTheme="minorEastAsia" w:hAnsi="Cambria Math"/>
+                                <w:i/>
+                                <w:lang w:val="ru-RU"/>
+                              </w:rPr>
+                            </m:ctrlPr>
+                          </m:sSubPr>
+                          <m:e>
+                            <m:r>
+                              <w:rPr>
+                                <w:rFonts w:ascii="Cambria Math" w:eastAsiaTheme="minorEastAsia" w:hAnsi="Cambria Math"/>
+                                <w:lang w:val="ru-RU"/>
+                              </w:rPr>
+                              <m:t>L</m:t>
+                            </m:r>
+                          </m:e>
+                          <m:sub>
+                            <m:r>
+                              <w:rPr>
+                                <w:rFonts w:ascii="Cambria Math" w:eastAsiaTheme="minorEastAsia" w:hAnsi="Cambria Math"/>
+                                <w:lang w:val="ru-RU"/>
+                              </w:rPr>
+                              <m:t>α</m:t>
+                            </m:r>
+                          </m:sub>
+                        </m:sSub>
+                      </m:sub>
+                      <m:sup>
+                        <m:r>
+                          <w:rPr>
+                            <w:rFonts w:ascii="Cambria Math" w:eastAsiaTheme="minorEastAsia" w:hAnsi="Cambria Math"/>
+                            <w:lang w:val="ru-RU"/>
+                          </w:rPr>
+                          <m:t>t</m:t>
+                        </m:r>
+                      </m:sup>
+                    </m:sSubSup>
+                  </m:num>
+                  <m:den>
+                    <m:sSubSup>
+                      <m:sSubSupPr>
+                        <m:ctrlPr>
+                          <w:rPr>
+                            <w:rFonts w:ascii="Cambria Math" w:eastAsiaTheme="minorEastAsia" w:hAnsi="Cambria Math"/>
+                            <w:i/>
+                            <w:lang w:val="ru-RU"/>
+                          </w:rPr>
+                        </m:ctrlPr>
+                      </m:sSubSupPr>
+                      <m:e>
+                        <m:r>
+                          <w:rPr>
+                            <w:rFonts w:ascii="Cambria Math" w:eastAsiaTheme="minorEastAsia" w:hAnsi="Cambria Math"/>
+                            <w:lang w:val="ru-RU"/>
+                          </w:rPr>
+                          <m:t>C</m:t>
+                        </m:r>
+                      </m:e>
+                      <m:sub>
+                        <m:sSub>
+                          <m:sSubPr>
+                            <m:ctrlPr>
+                              <w:rPr>
+                                <w:rFonts w:ascii="Cambria Math" w:eastAsiaTheme="minorEastAsia" w:hAnsi="Cambria Math"/>
+                                <w:i/>
+                                <w:lang w:val="ru-RU"/>
+                              </w:rPr>
+                            </m:ctrlPr>
+                          </m:sSubPr>
+                          <m:e>
+                            <m:r>
+                              <w:rPr>
+                                <w:rFonts w:ascii="Cambria Math" w:eastAsiaTheme="minorEastAsia" w:hAnsi="Cambria Math"/>
+                                <w:lang w:val="ru-RU"/>
+                              </w:rPr>
+                              <m:t>L</m:t>
+                            </m:r>
+                          </m:e>
+                          <m:sub>
+                            <m:r>
+                              <w:rPr>
+                                <w:rFonts w:ascii="Cambria Math" w:eastAsiaTheme="minorEastAsia" w:hAnsi="Cambria Math"/>
+                                <w:lang w:val="ru-RU"/>
+                              </w:rPr>
+                              <m:t>α</m:t>
+                            </m:r>
+                          </m:sub>
+                        </m:sSub>
+                      </m:sub>
+                      <m:sup>
+                        <m:r>
+                          <w:rPr>
+                            <w:rFonts w:ascii="Cambria Math" w:eastAsiaTheme="minorEastAsia" w:hAnsi="Cambria Math"/>
+                            <w:lang w:val="ru-RU"/>
+                          </w:rPr>
+                          <m:t>w</m:t>
+                        </m:r>
+                      </m:sup>
+                    </m:sSubSup>
+                  </m:den>
+                </m:f>
+                <m:d>
+                  <m:dPr>
+                    <m:ctrlPr>
+                      <w:rPr>
+                        <w:rFonts w:ascii="Cambria Math" w:eastAsiaTheme="minorEastAsia" w:hAnsi="Cambria Math"/>
+                        <w:i/>
+                        <w:lang w:val="ru-RU"/>
+                      </w:rPr>
+                    </m:ctrlPr>
+                  </m:dPr>
+                  <m:e>
+                    <m:r>
+                      <w:rPr>
+                        <w:rFonts w:ascii="Cambria Math" w:eastAsiaTheme="minorEastAsia" w:hAnsi="Cambria Math"/>
+                        <w:lang w:val="ru-RU"/>
+                      </w:rPr>
+                      <m:t>1-</m:t>
+                    </m:r>
+                    <m:f>
+                      <m:fPr>
+                        <m:ctrlPr>
+                          <w:rPr>
+                            <w:rFonts w:ascii="Cambria Math" w:eastAsiaTheme="minorEastAsia" w:hAnsi="Cambria Math"/>
+                            <w:i/>
+                            <w:lang w:val="ru-RU"/>
+                          </w:rPr>
+                        </m:ctrlPr>
+                      </m:fPr>
+                      <m:num>
+                        <m:r>
+                          <w:rPr>
+                            <w:rFonts w:ascii="Cambria Math" w:hAnsi="Cambria Math"/>
+                            <w:lang w:val="ru-RU"/>
+                          </w:rPr>
+                          <m:t>∂ϵ</m:t>
+                        </m:r>
+                      </m:num>
+                      <m:den>
+                        <m:r>
+                          <w:rPr>
+                            <w:rFonts w:ascii="Cambria Math" w:hAnsi="Cambria Math"/>
+                            <w:lang w:val="ru-RU"/>
+                          </w:rPr>
+                          <m:t>∂α</m:t>
+                        </m:r>
+                      </m:den>
+                    </m:f>
+                  </m:e>
+                </m:d>
+              </m:oMath>
+            </m:oMathPara>
+          </w:p>
+        </w:tc>
+        <w:tc>
+          <w:tcPr>
+            <w:tcW w:w="250" w:type="pct"/>
+            <w:vAlign w:val="center"/>
+          </w:tcPr>
+          <w:p>
+            <w:pPr>
+              <w:ind w:firstLine="0"/>
+              <w:rPr>
+                <w:lang w:val="ru-RU"/>
+              </w:rPr>
+            </w:pPr>
+            <w:r>
+              <w:rPr>
+                <w:lang w:val="ru-RU"/>
+              </w:rPr>
+              <w:t>(</w:t>
+            </w:r>
+            <w:r>
+              <w:rPr>
+                <w:lang w:val="ru-RU"/>
+              </w:rPr>
+              <w:t>2</w:t>
+            </w:r>
+            <w:r>
+              <w:rPr>
+                <w:lang w:val="ru-RU"/>
+              </w:rPr>
+              <w:t>9</w:t>
+            </w:r>
+            <w:r>
+              <w:rPr>
+                <w:lang w:val="ru-RU"/>
+              </w:rPr>
+              <w:t>)</w:t>
+            </w:r>
+          </w:p>
+        </w:tc>
+      </w:tr>
+    </w:tbl>
+    <w:p>
+      <w:pPr>
+        <w:ind w:firstLine="0"/>
+        <w:rPr>
+          <w:i/>
+          <w:lang w:val="ru-RU"/>
+        </w:rPr>
+      </w:pPr>
+      <w:r>
+        <w:rPr>
+          <w:noProof/>
+        </w:rPr>
+        <w:lastRenderedPageBreak/>
+        <mc:AlternateContent>
+          <mc:Choice Requires="wpg">
+            <w:drawing>
+              <wp:anchor distT="0" distB="0" distL="114300" distR="114300" simplePos="0" relativeHeight="251669504" behindDoc="0" locked="0" layoutInCell="1" allowOverlap="1" wp14:anchorId="3DE70D88" wp14:editId="63FEFD76">
+                <wp:simplePos x="0" y="0"/>
+                <wp:positionH relativeFrom="column">
+                  <wp:posOffset>3136265</wp:posOffset>
+                </wp:positionH>
+                <wp:positionV relativeFrom="paragraph">
+                  <wp:posOffset>64770</wp:posOffset>
+                </wp:positionV>
+                <wp:extent cx="3009900" cy="2750185"/>
+                <wp:effectExtent l="19050" t="19050" r="19050" b="0"/>
+                <wp:wrapSquare wrapText="bothSides"/>
+                <wp:docPr id="9" name="Группа 9"/>
+                <wp:cNvGraphicFramePr/>
+                <a:graphic xmlns:a="http://schemas.openxmlformats.org/drawingml/2006/main">
+                  <a:graphicData uri="http://schemas.microsoft.com/office/word/2010/wordprocessingGroup">
+                    <wpg:wgp>
+                      <wpg:cNvGrpSpPr/>
+                      <wpg:grpSpPr>
+                        <a:xfrm>
+                          <a:off x="0" y="325"/>
+                          <a:ext cx="3009900" cy="2749860"/>
+                          <a:chOff x="0" y="405"/>
+                          <a:chExt cx="3746500" cy="3423515"/>
+                        </a:xfrm>
+                      </wpg:grpSpPr>
+                      <pic:pic xmlns:pic="http://schemas.openxmlformats.org/drawingml/2006/picture">
+                        <pic:nvPicPr>
+                          <pic:cNvPr id="2" name="Рисунок 2"/>
+                          <pic:cNvPicPr>
+                            <a:picLocks noChangeAspect="1"/>
+                          </pic:cNvPicPr>
+                        </pic:nvPicPr>
+                        <pic:blipFill>
+                          <a:blip r:embed="rId16" cstate="print">
+                            <a:extLst>
+                              <a:ext uri="{28A0092B-C50C-407E-A947-70E740481C1C}">
+                                <a14:useLocalDpi xmlns:a14="http://schemas.microsoft.com/office/drawing/2010/main" val="0"/>
+                              </a:ext>
+                            </a:extLst>
+                          </a:blip>
+                          <a:stretch>
+                            <a:fillRect/>
+                          </a:stretch>
+                        </pic:blipFill>
+                        <pic:spPr>
+                          <a:xfrm>
+                            <a:off x="0" y="405"/>
+                            <a:ext cx="3746500" cy="2863040"/>
+                          </a:xfrm>
+                          <a:prstGeom prst="rect">
+                            <a:avLst/>
+                          </a:prstGeom>
+                          <a:ln>
+                            <a:solidFill>
+                              <a:schemeClr val="bg1">
+                                <a:lumMod val="85000"/>
+                              </a:schemeClr>
+                            </a:solidFill>
+                          </a:ln>
+                        </pic:spPr>
+                      </pic:pic>
+                      <wps:wsp>
+                        <wps:cNvPr id="5" name="Поле 5"/>
+                        <wps:cNvSpPr txBox="1"/>
+                        <wps:spPr>
+                          <a:xfrm>
+                            <a:off x="0" y="2921000"/>
+                            <a:ext cx="3745865" cy="502920"/>
+                          </a:xfrm>
+                          <a:prstGeom prst="rect">
+                            <a:avLst/>
+                          </a:prstGeom>
+                          <a:solidFill>
+                            <a:prstClr val="white"/>
+                          </a:solidFill>
+                          <a:ln>
+                            <a:noFill/>
+                          </a:ln>
+                          <a:effectLst/>
+                        </wps:spPr>
+                        <wps:txbx>
+                          <w:txbxContent>
+                            <w:p>
+                              <w:pPr>
+                                <w:pStyle w:val="a8"/>
+                                <w:rPr>
+                                  <w:noProof/>
+                                </w:rPr>
+                              </w:pPr>
+                              <w:r>
+                                <w:t xml:space="preserve">Рисунок </w:t>
+                              </w:r>
+                              <w:r>
+                                <w:fldChar w:fldCharType="begin"/>
+                              </w:r>
+                              <w:r>
+                                <w:instrText xml:space="preserve"> SEQ Рисунок \* ARABIC </w:instrText>
+                              </w:r>
+                              <w:r>
+                                <w:fldChar w:fldCharType="separate"/>
+                              </w:r>
+                              <w:r>
+                                <w:rPr>
+                                  <w:noProof/>
+                                </w:rPr>
+                                <w:t>4</w:t>
+                              </w:r>
+                              <w:r>
+                                <w:fldChar w:fldCharType="end"/>
+                              </w:r>
+                              <w:r>
+                                <w:t xml:space="preserve"> – </w:t>
+                              </w:r>
+                              <w:r>
+                                <w:t>Балансировочные кривые БВС при предельных центровках</w:t>
+                              </w:r>
+                            </w:p>
+                          </w:txbxContent>
+                        </wps:txbx>
+                        <wps:bodyPr rot="0" spcFirstLastPara="0" vertOverflow="overflow" horzOverflow="overflow" vert="horz" wrap="square" lIns="0" tIns="0" rIns="0" bIns="0" numCol="1" spcCol="0" rtlCol="0" fromWordArt="0" anchor="t" anchorCtr="0" forceAA="0" compatLnSpc="1">
+                          <a:prstTxWarp prst="textNoShape">
+                            <a:avLst/>
+                          </a:prstTxWarp>
+                          <a:noAutofit/>
+                        </wps:bodyPr>
+                      </wps:wsp>
+                    </wpg:wgp>
+                  </a:graphicData>
+                </a:graphic>
+                <wp14:sizeRelH relativeFrom="margin">
+                  <wp14:pctWidth>0</wp14:pctWidth>
+                </wp14:sizeRelH>
+                <wp14:sizeRelV relativeFrom="margin">
+                  <wp14:pctHeight>0</wp14:pctHeight>
+                </wp14:sizeRelV>
+              </wp:anchor>
+            </w:drawing>
+          </mc:Choice>
+          <mc:Fallback>
+            <w:pict>
+              <v:group id="Группа 9" o:spid="_x0000_s1035" style="position:absolute;left:0;text-align:left;margin-left:246.95pt;margin-top:5.1pt;width:237pt;height:216.55pt;z-index:251669504;mso-width-relative:margin;mso-height-relative:margin" coordorigin=",4" coordsize="37465,34235" o:gfxdata="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">
+                <v:shape id="Рисунок 2" o:spid="_x0000_s1036" type="#_x0000_t75" style="position:absolute;top:4;width:37465;height:28630;visibility:visible;mso-wrap-style:square" o:gfxdata="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" stroked="t" strokecolor="#d8d8d8 [2732]">
+                  <v:imagedata r:id="rId17" o:title=""/>
+                  <v:path arrowok="t"/>
+                </v:shape>
+                <v:shape id="Поле 5" o:spid="_x0000_s1037" type="#_x0000_t202" style="position:absolute;top:29210;width:37458;height:5029;visibility:visible;mso-wrap-style:square;v-text-anchor:top" o:gfxdata="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" stroked="f">
+                  <v:textbox inset="0,0,0,0">
+                    <w:txbxContent>
+                      <w:p>
+                        <w:pPr>
+                          <w:pStyle w:val="a8"/>
+                          <w:rPr>
+                            <w:noProof/>
+                          </w:rPr>
+                        </w:pPr>
+                        <w:r>
+                          <w:t xml:space="preserve">Рисунок </w:t>
+                        </w:r>
+                        <w:r>
+                          <w:fldChar w:fldCharType="begin"/>
+                        </w:r>
+                        <w:r>
+                          <w:instrText xml:space="preserve"> SEQ Рисунок \* ARABIC </w:instrText>
+                        </w:r>
+                        <w:r>
+                          <w:fldChar w:fldCharType="separate"/>
+                        </w:r>
+                        <w:r>
+                          <w:rPr>
+                            <w:noProof/>
+                          </w:rPr>
+                          <w:t>4</w:t>
+                        </w:r>
+                        <w:r>
+                          <w:fldChar w:fldCharType="end"/>
+                        </w:r>
+                        <w:r>
+                          <w:t xml:space="preserve"> – </w:t>
+                        </w:r>
+                        <w:r>
+                          <w:t>Балансировочные кривые БВС при предельных центровках</w:t>
+                        </w:r>
+                      </w:p>
+                    </w:txbxContent>
+                  </v:textbox>
+                </v:shape>
+                <w10:wrap type="square"/>
+              </v:group>
+            </w:pict>
+          </mc:Fallback>
+        </mc:AlternateContent>
+      </w:r>
+      <w:r>
+        <w:rPr>
+          <w:lang w:val="ru-RU"/>
+        </w:rPr>
+        <w:t xml:space="preserve">В качестве предельной задней центровки </w:t>
+      </w:r>
+      <w:r>
+        <w:rPr>
+          <w:lang w:val="ru-RU"/>
+        </w:rPr>
+        <w:t xml:space="preserve">примем положение центра тяжести на расстоянии </w:t>
+      </w:r>
+      <m:oMath>
+        <m:r>
+          <w:rPr>
+            <w:rFonts w:ascii="Cambria Math" w:hAnsi="Cambria Math"/>
+            <w:lang w:val="ru-RU"/>
+          </w:rPr>
+          <m:t>15%</m:t>
+        </m:r>
+      </m:oMath>
+      <w:r>
+        <w:rPr>
+          <w:rFonts w:eastAsiaTheme="minorEastAsia"/>
+          <w:lang w:val="ru-RU"/>
+        </w:rPr>
+        <w:t xml:space="preserve"> от аэродинамического фокуса БВС </w:t>
+      </w:r>
+      <m:oMath>
+        <m:acc>
+          <m:accPr>
+            <m:chr m:val="̅"/>
+            <m:ctrlPr>
+              <w:rPr>
+                <w:rFonts w:ascii="Cambria Math" w:eastAsiaTheme="minorEastAsia" w:hAnsi="Cambria Math"/>
+                <w:i/>
+                <w:lang w:val="ru-RU"/>
+              </w:rPr>
+            </m:ctrlPr>
+          </m:accPr>
+          <m:e>
+            <m:sSub>
+              <m:sSubPr>
+                <m:ctrlPr>
+                  <w:rPr>
+                    <w:rFonts w:ascii="Cambria Math" w:eastAsiaTheme="minorEastAsia" w:hAnsi="Cambria Math"/>
+                    <w:i/>
+                    <w:lang w:val="ru-RU"/>
+                  </w:rPr>
+                </m:ctrlPr>
+              </m:sSubPr>
+              <m:e>
+                <m:r>
+                  <w:rPr>
+                    <w:rFonts w:ascii="Cambria Math" w:eastAsiaTheme="minorEastAsia" w:hAnsi="Cambria Math"/>
+                    <w:lang w:val="ru-RU"/>
+                  </w:rPr>
+                  <m:t>x</m:t>
+                </m:r>
+              </m:e>
+              <m:sub>
+                <m:r>
+                  <w:rPr>
+                    <w:rFonts w:ascii="Cambria Math" w:eastAsiaTheme="minorEastAsia" w:hAnsi="Cambria Math"/>
+                    <w:lang w:val="ru-RU"/>
+                  </w:rPr>
+                  <m:t>n</m:t>
+                </m:r>
+              </m:sub>
+            </m:sSub>
+            <m:ctrlPr>
+              <w:rPr>
+                <w:rFonts w:ascii="Cambria Math" w:hAnsi="Cambria Math"/>
+                <w:i/>
+                <w:lang w:val="ru-RU"/>
+              </w:rPr>
+            </m:ctrlPr>
+          </m:e>
+        </m:acc>
+      </m:oMath>
+      <w:r>
+        <w:rPr>
+          <w:rFonts w:eastAsiaTheme="minorEastAsia"/>
+          <w:lang w:val="ru-RU"/>
+        </w:rPr>
+        <w:t xml:space="preserve">. </w:t>
+      </w:r>
+      <w:r>
+        <w:rPr>
+          <w:rFonts w:eastAsiaTheme="minorEastAsia"/>
+          <w:lang w:val="ru-RU"/>
+        </w:rPr>
+        <w:t>В качестве предельной передней центровки – максимальный коэффициент подъемной силы БВС</w:t>
+      </w:r>
+      <w:r>
+        <w:rPr>
+          <w:rFonts w:eastAsiaTheme="minorEastAsia"/>
+          <w:lang w:val="ru-RU"/>
+        </w:rPr>
+        <w:t xml:space="preserve"> </w:t>
+      </w:r>
+      <m:oMath>
+        <m:sSub>
+          <m:sSubPr>
+            <m:ctrlPr>
+              <w:rPr>
+                <w:rFonts w:ascii="Cambria Math" w:eastAsiaTheme="minorEastAsia" w:hAnsi="Cambria Math"/>
+                <w:i/>
+                <w:lang w:val="ru-RU"/>
+              </w:rPr>
+            </m:ctrlPr>
+          </m:sSubPr>
+          <m:e>
+            <m:r>
+              <w:rPr>
+                <w:rFonts w:ascii="Cambria Math" w:eastAsiaTheme="minorEastAsia" w:hAnsi="Cambria Math"/>
+                <w:lang w:val="ru-RU"/>
+              </w:rPr>
+              <m:t>C</m:t>
+            </m:r>
+          </m:e>
+          <m:sub>
+            <m:sSub>
+              <m:sSubPr>
+                <m:ctrlPr>
+                  <w:rPr>
+                    <w:rFonts w:ascii="Cambria Math" w:eastAsiaTheme="minorEastAsia" w:hAnsi="Cambria Math"/>
+                    <w:i/>
+                    <w:lang w:val="ru-RU"/>
+                  </w:rPr>
+                </m:ctrlPr>
+              </m:sSubPr>
+              <m:e>
+                <m:r>
+                  <w:rPr>
+                    <w:rFonts w:ascii="Cambria Math" w:eastAsiaTheme="minorEastAsia" w:hAnsi="Cambria Math"/>
+                    <w:lang w:val="ru-RU"/>
+                  </w:rPr>
+                  <m:t>L</m:t>
+                </m:r>
+              </m:e>
+              <m:sub>
+                <m:r>
+                  <w:rPr>
+                    <w:rFonts w:ascii="Cambria Math" w:eastAsiaTheme="minorEastAsia" w:hAnsi="Cambria Math"/>
+                    <w:lang w:val="ru-RU"/>
+                  </w:rPr>
+                  <m:t>max</m:t>
+                </m:r>
+              </m:sub>
+            </m:sSub>
+          </m:sub>
+        </m:sSub>
+      </m:oMath>
+      <w:r>
+        <w:rPr>
+          <w:rFonts w:eastAsiaTheme="minorEastAsia"/>
+          <w:lang w:val="ru-RU"/>
+        </w:rPr>
+        <w:t>, достигаемый при соответствующей центровке и максимальном отклонении руля высоты, обеспечивающий взлет с рук.</w:t>
+      </w:r>
+    </w:p>
+    <w:p>
+      <w:pPr>
+        <w:rPr>
+          <w:rFonts w:eastAsiaTheme="minorEastAsia"/>
+          <w:lang w:val="ru-RU"/>
+        </w:rPr>
+      </w:pPr>
+      <w:r>
+        <w:rPr>
+          <w:lang w:val="ru-RU"/>
+        </w:rPr>
+        <w:t xml:space="preserve">Для </w:t>
+      </w:r>
+      <w:r>
+        <w:rPr>
+          <w:lang w:val="ru-RU"/>
+        </w:rPr>
+        <w:t xml:space="preserve">графического анализа </w:t>
+      </w:r>
+      <w:r>
+        <w:rPr>
+          <w:lang w:val="ru-RU"/>
+        </w:rPr>
+        <w:t>устойчивости БВС в продольном канале были</w:t>
+      </w:r>
+      <w:r>
+        <w:rPr>
+          <w:lang w:val="ru-RU"/>
+        </w:rPr>
+        <w:t xml:space="preserve"> построены</w:t>
+      </w:r>
+      <w:r>
+        <w:rPr>
+          <w:lang w:val="ru-RU"/>
+        </w:rPr>
+        <w:t xml:space="preserve"> </w:t>
+      </w:r>
+      <w:r>
+        <w:rPr>
+          <w:lang w:val="ru-RU"/>
+        </w:rPr>
+        <w:t>балансировочные кривые</w:t>
+      </w:r>
+      <w:proofErr w:type="gramStart"/>
+      <w:r>
+        <w:rPr>
+          <w:lang w:val="ru-RU"/>
+        </w:rPr>
+        <w:t xml:space="preserve"> </w:t>
       </w:r>
       <m:oMath>
         <m:sSub>
@@ -29300,7 +32576,43 @@
             <w:rFonts w:ascii="Cambria Math" w:hAnsi="Cambria Math"/>
             <w:lang w:val="ru-RU"/>
           </w:rPr>
-          <m:t xml:space="preserve">(α, </m:t>
+          <m:t>(</m:t>
+        </m:r>
+        <m:sSub>
+          <m:sSubPr>
+            <m:ctrlPr>
+              <w:rPr>
+                <w:rFonts w:ascii="Cambria Math" w:hAnsi="Cambria Math"/>
+                <w:i/>
+                <w:lang w:val="ru-RU"/>
+              </w:rPr>
+            </m:ctrlPr>
+          </m:sSubPr>
+          <m:e>
+            <m:r>
+              <w:rPr>
+                <w:rFonts w:ascii="Cambria Math" w:hAnsi="Cambria Math"/>
+                <w:lang w:val="ru-RU"/>
+              </w:rPr>
+              <m:t>C</m:t>
+            </m:r>
+          </m:e>
+          <m:sub>
+            <m:r>
+              <w:rPr>
+                <w:rFonts w:ascii="Cambria Math" w:hAnsi="Cambria Math"/>
+                <w:lang w:val="ru-RU"/>
+              </w:rPr>
+              <m:t>L</m:t>
+            </m:r>
+          </m:sub>
+        </m:sSub>
+        <m:r>
+          <w:rPr>
+            <w:rFonts w:ascii="Cambria Math" w:hAnsi="Cambria Math"/>
+            <w:lang w:val="ru-RU"/>
+          </w:rPr>
+          <m:t xml:space="preserve">, </m:t>
         </m:r>
         <m:sSub>
           <m:sSubPr>
@@ -29328,6 +32640,42 @@
                 <w:lang w:val="ru-RU"/>
               </w:rPr>
               <m:t>e</m:t>
+            </m:r>
+          </m:sub>
+        </m:sSub>
+        <m:r>
+          <w:rPr>
+            <w:rFonts w:ascii="Cambria Math" w:hAnsi="Cambria Math"/>
+            <w:lang w:val="ru-RU"/>
+          </w:rPr>
+          <m:t xml:space="preserve">, </m:t>
+        </m:r>
+        <m:sSub>
+          <m:sSubPr>
+            <m:ctrlPr>
+              <w:rPr>
+                <w:rFonts w:ascii="Cambria Math" w:hAnsi="Cambria Math"/>
+                <w:i/>
+                <w:lang w:val="ru-RU"/>
+              </w:rPr>
+            </m:ctrlPr>
+          </m:sSubPr>
+          <m:e>
+            <m:r>
+              <w:rPr>
+                <w:rFonts w:ascii="Cambria Math" w:hAnsi="Cambria Math"/>
+                <w:lang w:val="ru-RU"/>
+              </w:rPr>
+              <m:t>x</m:t>
+            </m:r>
+          </m:e>
+          <m:sub>
+            <m:r>
+              <w:rPr>
+                <w:rFonts w:ascii="Cambria Math" w:hAnsi="Cambria Math"/>
+                <w:lang w:val="ru-RU"/>
+              </w:rPr>
+              <m:t>cg</m:t>
             </m:r>
           </m:sub>
         </m:sSub>
@@ -29344,36 +32692,176 @@
           <w:rFonts w:eastAsiaTheme="minorEastAsia"/>
           <w:lang w:val="ru-RU"/>
         </w:rPr>
-        <w:t xml:space="preserve"> </w:t>
-      </w:r>
-      <w:bookmarkStart w:id="1" w:name="_GoBack"/>
-      <w:bookmarkEnd w:id="1"/>
-      <w:r>
-        <w:rPr>
-          <w:lang w:val="ru-RU"/>
-        </w:rPr>
-        <w:t xml:space="preserve">Однако из-за нелинейности прироста как коэффициента подъемной силы, так и момента </w:t>
+        <w:t xml:space="preserve">, </w:t>
+      </w:r>
+      <w:proofErr w:type="gramEnd"/>
+      <w:r>
+        <w:rPr>
+          <w:rFonts w:eastAsiaTheme="minorEastAsia"/>
+          <w:lang w:val="ru-RU"/>
+        </w:rPr>
+        <w:t xml:space="preserve">представленные на </w:t>
+      </w:r>
+      <w:commentRangeStart w:id="12"/>
+      <w:r>
+        <w:rPr>
+          <w:rFonts w:eastAsiaTheme="minorEastAsia"/>
+          <w:lang w:val="ru-RU"/>
+        </w:rPr>
+        <w:t>рисунке</w:t>
+      </w:r>
+      <w:r>
+        <w:rPr>
+          <w:rFonts w:eastAsiaTheme="minorEastAsia"/>
+          <w:lang w:val="ru-RU"/>
+        </w:rPr>
+        <w:t xml:space="preserve"> 4</w:t>
+      </w:r>
+      <w:commentRangeEnd w:id="12"/>
+      <w:r>
+        <w:rPr>
+          <w:rStyle w:val="af6"/>
+        </w:rPr>
+        <w:commentReference w:id="12"/>
+      </w:r>
+      <w:r>
+        <w:rPr>
+          <w:rFonts w:eastAsiaTheme="minorEastAsia"/>
+          <w:lang w:val="ru-RU"/>
+        </w:rPr>
+        <w:t xml:space="preserve">. </w:t>
+      </w:r>
+      <w:commentRangeStart w:id="13"/>
+      <w:r>
+        <w:rPr>
+          <w:rFonts w:eastAsiaTheme="minorEastAsia"/>
+          <w:lang w:val="ru-RU"/>
+        </w:rPr>
+        <w:t>Вы</w:t>
+      </w:r>
+      <w:r>
+        <w:rPr>
+          <w:rFonts w:eastAsiaTheme="minorEastAsia"/>
+          <w:lang w:val="ru-RU"/>
+        </w:rPr>
+        <w:t>бор предельно передней центровки</w:t>
+      </w:r>
+      <w:r>
+        <w:rPr>
+          <w:rFonts w:eastAsiaTheme="minorEastAsia"/>
+          <w:lang w:val="ru-RU"/>
+        </w:rPr>
+        <w:t xml:space="preserve"> основан на анализе модели динамики БВС в продольном канале</w:t>
+      </w:r>
+      <w:r>
+        <w:rPr>
+          <w:rFonts w:eastAsiaTheme="minorEastAsia"/>
+          <w:lang w:val="ru-RU"/>
+        </w:rPr>
+        <w:t xml:space="preserve"> в </w:t>
+      </w:r>
+      <w:r>
+        <w:rPr>
+          <w:rFonts w:eastAsiaTheme="minorEastAsia"/>
+        </w:rPr>
+        <w:t>MATLAB</w:t>
+      </w:r>
+      <w:r>
+        <w:rPr>
+          <w:rFonts w:eastAsiaTheme="minorEastAsia"/>
+          <w:lang w:val="ru-RU"/>
+        </w:rPr>
+        <w:t>.</w:t>
+      </w:r>
+      <w:r>
+        <w:rPr>
+          <w:rFonts w:eastAsiaTheme="minorEastAsia"/>
+        </w:rPr>
+        <w:t>Simulink</w:t>
+      </w:r>
+      <w:commentRangeEnd w:id="13"/>
+      <w:r>
+        <w:rPr>
+          <w:rStyle w:val="af6"/>
+        </w:rPr>
+        <w:commentReference w:id="13"/>
+      </w:r>
+    </w:p>
+    <w:p>
+      <w:pPr>
+        <w:rPr>
+          <w:rFonts w:eastAsiaTheme="minorEastAsia"/>
+          <w:lang w:val="ru-RU"/>
+        </w:rPr>
+      </w:pPr>
+      <w:r>
+        <w:rPr>
+          <w:rFonts w:eastAsiaTheme="minorEastAsia"/>
+          <w:highlight w:val="cyan"/>
+          <w:lang w:val="ru-RU"/>
+        </w:rPr>
+        <w:t xml:space="preserve">Центровочная </w:t>
       </w:r>
       <w:proofErr w:type="spellStart"/>
       <w:r>
         <w:rPr>
-          <w:lang w:val="ru-RU"/>
-        </w:rPr>
-        <w:t>тангажа</w:t>
+          <w:rFonts w:eastAsiaTheme="minorEastAsia"/>
+          <w:highlight w:val="cyan"/>
+          <w:lang w:val="ru-RU"/>
+        </w:rPr>
+        <w:t>ведомсть</w:t>
       </w:r>
       <w:proofErr w:type="spellEnd"/>
-      <w:r>
-        <w:rPr>
-          <w:lang w:val="ru-RU"/>
-        </w:rPr>
-        <w:t xml:space="preserve"> за счет отклонения управляющих </w:t>
-      </w:r>
-      <w:r>
-        <w:rPr>
-          <w:lang w:val="ru-RU"/>
-        </w:rPr>
-        <w:lastRenderedPageBreak/>
-        <w:t xml:space="preserve">поверхностей стоит увеличить </w:t>
+    </w:p>
+    <w:p>
+      <w:pPr>
+        <w:pStyle w:val="1"/>
+        <w:rPr>
+          <w:lang w:val="en-US"/>
+        </w:rPr>
+      </w:pPr>
+      <w:bookmarkStart w:id="14" w:name="_Toc229427262"/>
+      <w:r>
+        <w:t>Силовая установка</w:t>
+      </w:r>
+      <w:bookmarkEnd w:id="14"/>
+    </w:p>
+    <w:p>
+      <w:r>
+        <w:rPr>
+          <w:lang w:val="ru-RU"/>
+        </w:rPr>
+        <w:t>Подход к выбору формы и размера воздушного винта основан на экспериментальных данных, полученных при испытании воздушных в</w:t>
+      </w:r>
+      <w:r>
+        <w:rPr>
+          <w:lang w:val="ru-RU"/>
+        </w:rPr>
+        <w:t xml:space="preserve">интов в аэродинамической трубе </w:t>
+      </w:r>
+      <w:r>
+        <w:rPr>
+          <w:lang w:val="ru-RU"/>
+        </w:rPr>
+        <w:t>[</w:t>
+      </w:r>
+      <w:r>
+        <w:rPr>
+          <w:lang w:val="ru-RU"/>
+        </w:rPr>
+        <w:t>5</w:t>
+      </w:r>
+      <w:r>
+        <w:rPr>
+          <w:lang w:val="ru-RU"/>
+        </w:rPr>
+        <w:t>]</w:t>
+      </w:r>
+      <w:r>
+        <w:rPr>
+          <w:lang w:val="ru-RU"/>
+        </w:rPr>
+        <w:t xml:space="preserve">. Команда выбирала винты, которые бы давали необходимую тягу для выбранной скорости горизонтального полета с диапазоном частот вращения, который включен в набор угловых скоростей вращения в экспериментальных данных </w:t>
       </w:r>
       <m:oMath>
         <m:r>
@@ -29381,52 +32869,2207 @@
             <w:rFonts w:ascii="Cambria Math" w:hAnsi="Cambria Math"/>
             <w:lang w:val="ru-RU"/>
           </w:rPr>
-          <m:t>|</m:t>
+          <m:t>(</m:t>
         </m:r>
-        <m:sSub>
-          <m:sSubPr>
+        <m:r>
+          <w:rPr>
+            <w:rFonts w:ascii="Cambria Math" w:hAnsi="Cambria Math"/>
+            <w:vertAlign w:val="subscript"/>
+            <w:lang w:val="ru-RU"/>
+          </w:rPr>
+          <m:t xml:space="preserve">3000÷6000 </m:t>
+        </m:r>
+        <m:r>
+          <w:rPr>
+            <w:rFonts w:ascii="Cambria Math" w:hAnsi="Cambria Math"/>
+            <w:vertAlign w:val="subscript"/>
+          </w:rPr>
+          <m:t>RPM</m:t>
+        </m:r>
+        <m:r>
+          <w:rPr>
+            <w:rFonts w:ascii="Cambria Math" w:hAnsi="Cambria Math"/>
+            <w:lang w:val="ru-RU"/>
+          </w:rPr>
+          <m:t>)</m:t>
+        </m:r>
+      </m:oMath>
+      <w:r>
+        <w:rPr>
+          <w:lang w:val="ru-RU"/>
+        </w:rPr>
+        <w:t xml:space="preserve"> [5]</w:t>
+      </w:r>
+      <w:r>
+        <w:rPr>
+          <w:lang w:val="ru-RU"/>
+        </w:rPr>
+        <w:t>, чтобы быть уверенными в полученных к</w:t>
+      </w:r>
+      <w:r>
+        <w:rPr>
+          <w:lang w:val="ru-RU"/>
+        </w:rPr>
+        <w:t>омандой оценках. Согласно</w:t>
+      </w:r>
+      <w:r>
+        <w:rPr>
+          <w:lang w:val="ru-RU"/>
+        </w:rPr>
+        <w:t xml:space="preserve"> [5]</w:t>
+      </w:r>
+      <w:r>
+        <w:rPr>
+          <w:lang w:val="ru-RU"/>
+        </w:rPr>
+        <w:t>, разработанной для оценки тяги и механического момента винта, их выражения имеют следующий вид:</w:t>
+      </w:r>
+    </w:p>
+    <w:tbl>
+      <w:tblPr>
+        <w:tblStyle w:val="af1"/>
+        <w:tblW w:w="5000" w:type="pct"/>
+        <w:tblBorders>
+          <w:top w:val="none" w:sz="0" w:space="0" w:color="auto"/>
+          <w:left w:val="none" w:sz="0" w:space="0" w:color="auto"/>
+          <w:bottom w:val="none" w:sz="0" w:space="0" w:color="auto"/>
+          <w:right w:val="none" w:sz="0" w:space="0" w:color="auto"/>
+          <w:insideH w:val="none" w:sz="0" w:space="0" w:color="auto"/>
+          <w:insideV w:val="none" w:sz="0" w:space="0" w:color="auto"/>
+        </w:tblBorders>
+        <w:tblLook w:val="04A0" w:firstRow="1" w:lastRow="0" w:firstColumn="1" w:lastColumn="0" w:noHBand="0" w:noVBand="1"/>
+      </w:tblPr>
+      <w:tblGrid>
+        <w:gridCol w:w="990"/>
+        <w:gridCol w:w="7924"/>
+        <w:gridCol w:w="991"/>
+      </w:tblGrid>
+      <w:tr>
+        <w:tc>
+          <w:tcPr>
+            <w:tcW w:w="500" w:type="pct"/>
+          </w:tcPr>
+          <w:p>
+            <w:pPr>
+              <w:ind w:firstLine="0"/>
+              <w:rPr>
+                <w:lang w:val="ru-RU"/>
+              </w:rPr>
+            </w:pPr>
+          </w:p>
+        </w:tc>
+        <w:tc>
+          <w:tcPr>
+            <w:tcW w:w="4000" w:type="pct"/>
+          </w:tcPr>
+          <w:p>
+            <w:pPr>
+              <w:ind w:firstLine="0"/>
+              <w:rPr>
+                <w:i/>
+                <w:lang w:val="ru-RU"/>
+              </w:rPr>
+            </w:pPr>
+            <m:oMathPara>
+              <m:oMath>
+                <m:r>
+                  <w:rPr>
+                    <w:rFonts w:ascii="Cambria Math" w:hAnsi="Cambria Math"/>
+                    <w:lang w:val="ru-RU"/>
+                  </w:rPr>
+                  <m:t xml:space="preserve">T= </m:t>
+                </m:r>
+                <m:f>
+                  <m:fPr>
+                    <m:ctrlPr>
+                      <w:rPr>
+                        <w:rFonts w:ascii="Cambria Math" w:hAnsi="Cambria Math"/>
+                        <w:i/>
+                        <w:lang w:val="ru-RU"/>
+                      </w:rPr>
+                    </m:ctrlPr>
+                  </m:fPr>
+                  <m:num>
+                    <m:r>
+                      <w:rPr>
+                        <w:rFonts w:ascii="Cambria Math" w:hAnsi="Cambria Math"/>
+                        <w:lang w:val="ru-RU"/>
+                      </w:rPr>
+                      <m:t>ρ</m:t>
+                    </m:r>
+                    <m:sSup>
+                      <m:sSupPr>
+                        <m:ctrlPr>
+                          <w:rPr>
+                            <w:rFonts w:ascii="Cambria Math" w:hAnsi="Cambria Math"/>
+                            <w:i/>
+                            <w:lang w:val="ru-RU"/>
+                          </w:rPr>
+                        </m:ctrlPr>
+                      </m:sSupPr>
+                      <m:e>
+                        <m:r>
+                          <w:rPr>
+                            <w:rFonts w:ascii="Cambria Math" w:hAnsi="Cambria Math"/>
+                            <w:lang w:val="ru-RU"/>
+                          </w:rPr>
+                          <m:t>D</m:t>
+                        </m:r>
+                      </m:e>
+                      <m:sup>
+                        <m:r>
+                          <w:rPr>
+                            <w:rFonts w:ascii="Cambria Math" w:hAnsi="Cambria Math"/>
+                            <w:lang w:val="ru-RU"/>
+                          </w:rPr>
+                          <m:t>4</m:t>
+                        </m:r>
+                      </m:sup>
+                    </m:sSup>
+                  </m:num>
+                  <m:den>
+                    <m:r>
+                      <w:rPr>
+                        <w:rFonts w:ascii="Cambria Math" w:hAnsi="Cambria Math"/>
+                        <w:lang w:val="ru-RU"/>
+                      </w:rPr>
+                      <m:t>4</m:t>
+                    </m:r>
+                    <m:sSup>
+                      <m:sSupPr>
+                        <m:ctrlPr>
+                          <w:rPr>
+                            <w:rFonts w:ascii="Cambria Math" w:hAnsi="Cambria Math"/>
+                            <w:i/>
+                            <w:lang w:val="ru-RU"/>
+                          </w:rPr>
+                        </m:ctrlPr>
+                      </m:sSupPr>
+                      <m:e>
+                        <m:r>
+                          <w:rPr>
+                            <w:rFonts w:ascii="Cambria Math" w:hAnsi="Cambria Math"/>
+                            <w:lang w:val="ru-RU"/>
+                          </w:rPr>
+                          <m:t>π</m:t>
+                        </m:r>
+                      </m:e>
+                      <m:sup>
+                        <m:r>
+                          <w:rPr>
+                            <w:rFonts w:ascii="Cambria Math" w:hAnsi="Cambria Math"/>
+                            <w:lang w:val="ru-RU"/>
+                          </w:rPr>
+                          <m:t>2</m:t>
+                        </m:r>
+                      </m:sup>
+                    </m:sSup>
+                  </m:den>
+                </m:f>
+                <m:sSup>
+                  <m:sSupPr>
+                    <m:ctrlPr>
+                      <w:rPr>
+                        <w:rFonts w:ascii="Cambria Math" w:hAnsi="Cambria Math"/>
+                        <w:i/>
+                        <w:lang w:val="ru-RU"/>
+                      </w:rPr>
+                    </m:ctrlPr>
+                  </m:sSupPr>
+                  <m:e>
+                    <m:r>
+                      <m:rPr>
+                        <m:sty m:val="p"/>
+                      </m:rPr>
+                      <w:rPr>
+                        <w:rFonts w:ascii="Cambria Math" w:hAnsi="Cambria Math"/>
+                        <w:lang w:val="ru-RU"/>
+                      </w:rPr>
+                      <m:t>Ω</m:t>
+                    </m:r>
+                    <m:ctrlPr>
+                      <w:rPr>
+                        <w:rFonts w:ascii="Cambria Math" w:hAnsi="Cambria Math"/>
+                        <w:lang w:val="ru-RU"/>
+                      </w:rPr>
+                    </m:ctrlPr>
+                  </m:e>
+                  <m:sup>
+                    <m:r>
+                      <w:rPr>
+                        <w:rFonts w:ascii="Cambria Math" w:hAnsi="Cambria Math"/>
+                        <w:lang w:val="ru-RU"/>
+                      </w:rPr>
+                      <m:t>2</m:t>
+                    </m:r>
+                  </m:sup>
+                </m:sSup>
+                <m:sSub>
+                  <m:sSubPr>
+                    <m:ctrlPr>
+                      <w:rPr>
+                        <w:rFonts w:ascii="Cambria Math" w:hAnsi="Cambria Math"/>
+                        <w:i/>
+                        <w:lang w:val="ru-RU"/>
+                      </w:rPr>
+                    </m:ctrlPr>
+                  </m:sSubPr>
+                  <m:e>
+                    <m:r>
+                      <w:rPr>
+                        <w:rFonts w:ascii="Cambria Math" w:hAnsi="Cambria Math"/>
+                        <w:lang w:val="ru-RU"/>
+                      </w:rPr>
+                      <m:t>C</m:t>
+                    </m:r>
+                  </m:e>
+                  <m:sub>
+                    <m:r>
+                      <w:rPr>
+                        <w:rFonts w:ascii="Cambria Math" w:hAnsi="Cambria Math"/>
+                        <w:lang w:val="ru-RU"/>
+                      </w:rPr>
+                      <m:t>T</m:t>
+                    </m:r>
+                  </m:sub>
+                </m:sSub>
+              </m:oMath>
+            </m:oMathPara>
+          </w:p>
+        </w:tc>
+        <w:tc>
+          <w:tcPr>
+            <w:tcW w:w="500" w:type="pct"/>
+            <w:vAlign w:val="center"/>
+          </w:tcPr>
+          <w:p>
+            <w:pPr>
+              <w:ind w:firstLine="0"/>
+              <w:jc w:val="right"/>
+              <w:rPr>
+                <w:lang w:val="ru-RU"/>
+              </w:rPr>
+            </w:pPr>
+            <w:r>
+              <w:rPr>
+                <w:lang w:val="ru-RU"/>
+              </w:rPr>
+              <w:t>(</w:t>
+            </w:r>
+            <w:r>
+              <w:t>30</w:t>
+            </w:r>
+            <w:r>
+              <w:rPr>
+                <w:lang w:val="ru-RU"/>
+              </w:rPr>
+              <w:t>)</w:t>
+            </w:r>
+          </w:p>
+        </w:tc>
+      </w:tr>
+      <w:tr>
+        <w:tc>
+          <w:tcPr>
+            <w:tcW w:w="500" w:type="pct"/>
+          </w:tcPr>
+          <w:p>
+            <w:pPr>
+              <w:ind w:firstLine="0"/>
+              <w:rPr>
+                <w:lang w:val="ru-RU"/>
+              </w:rPr>
+            </w:pPr>
+          </w:p>
+        </w:tc>
+        <w:tc>
+          <w:tcPr>
+            <w:tcW w:w="4000" w:type="pct"/>
+          </w:tcPr>
+          <w:p>
+            <w:pPr>
+              <w:ind w:firstLine="0"/>
+              <w:rPr>
+                <w:i/>
+                <w:lang w:val="ru-RU"/>
+              </w:rPr>
+            </w:pPr>
+            <m:oMathPara>
+              <m:oMath>
+                <m:sSub>
+                  <m:sSubPr>
+                    <m:ctrlPr>
+                      <w:rPr>
+                        <w:rFonts w:ascii="Cambria Math" w:hAnsi="Cambria Math"/>
+                        <w:i/>
+                        <w:lang w:val="ru-RU"/>
+                      </w:rPr>
+                    </m:ctrlPr>
+                  </m:sSubPr>
+                  <m:e>
+                    <m:r>
+                      <w:rPr>
+                        <w:rFonts w:ascii="Cambria Math" w:hAnsi="Cambria Math"/>
+                        <w:lang w:val="ru-RU"/>
+                      </w:rPr>
+                      <m:t>Q</m:t>
+                    </m:r>
+                  </m:e>
+                  <m:sub>
+                    <m:r>
+                      <w:rPr>
+                        <w:rFonts w:ascii="Cambria Math" w:hAnsi="Cambria Math"/>
+                        <w:lang w:val="ru-RU"/>
+                      </w:rPr>
+                      <m:t>p</m:t>
+                    </m:r>
+                  </m:sub>
+                </m:sSub>
+                <m:r>
+                  <w:rPr>
+                    <w:rFonts w:ascii="Cambria Math" w:hAnsi="Cambria Math"/>
+                    <w:lang w:val="ru-RU"/>
+                  </w:rPr>
+                  <m:t xml:space="preserve">= </m:t>
+                </m:r>
+                <m:f>
+                  <m:fPr>
+                    <m:ctrlPr>
+                      <w:rPr>
+                        <w:rFonts w:ascii="Cambria Math" w:hAnsi="Cambria Math"/>
+                        <w:i/>
+                        <w:lang w:val="ru-RU"/>
+                      </w:rPr>
+                    </m:ctrlPr>
+                  </m:fPr>
+                  <m:num>
+                    <m:r>
+                      <w:rPr>
+                        <w:rFonts w:ascii="Cambria Math" w:hAnsi="Cambria Math"/>
+                        <w:lang w:val="ru-RU"/>
+                      </w:rPr>
+                      <m:t>ρ</m:t>
+                    </m:r>
+                    <m:sSup>
+                      <m:sSupPr>
+                        <m:ctrlPr>
+                          <w:rPr>
+                            <w:rFonts w:ascii="Cambria Math" w:hAnsi="Cambria Math"/>
+                            <w:i/>
+                            <w:lang w:val="ru-RU"/>
+                          </w:rPr>
+                        </m:ctrlPr>
+                      </m:sSupPr>
+                      <m:e>
+                        <m:r>
+                          <w:rPr>
+                            <w:rFonts w:ascii="Cambria Math" w:hAnsi="Cambria Math"/>
+                            <w:lang w:val="ru-RU"/>
+                          </w:rPr>
+                          <m:t>D</m:t>
+                        </m:r>
+                      </m:e>
+                      <m:sup>
+                        <m:r>
+                          <w:rPr>
+                            <w:rFonts w:ascii="Cambria Math" w:hAnsi="Cambria Math"/>
+                            <w:lang w:val="ru-RU"/>
+                          </w:rPr>
+                          <m:t>5</m:t>
+                        </m:r>
+                      </m:sup>
+                    </m:sSup>
+                  </m:num>
+                  <m:den>
+                    <m:r>
+                      <w:rPr>
+                        <w:rFonts w:ascii="Cambria Math" w:hAnsi="Cambria Math"/>
+                        <w:lang w:val="ru-RU"/>
+                      </w:rPr>
+                      <m:t>4</m:t>
+                    </m:r>
+                    <m:sSup>
+                      <m:sSupPr>
+                        <m:ctrlPr>
+                          <w:rPr>
+                            <w:rFonts w:ascii="Cambria Math" w:hAnsi="Cambria Math"/>
+                            <w:i/>
+                            <w:lang w:val="ru-RU"/>
+                          </w:rPr>
+                        </m:ctrlPr>
+                      </m:sSupPr>
+                      <m:e>
+                        <m:r>
+                          <w:rPr>
+                            <w:rFonts w:ascii="Cambria Math" w:hAnsi="Cambria Math"/>
+                            <w:lang w:val="ru-RU"/>
+                          </w:rPr>
+                          <m:t>π</m:t>
+                        </m:r>
+                      </m:e>
+                      <m:sup>
+                        <m:r>
+                          <w:rPr>
+                            <w:rFonts w:ascii="Cambria Math" w:hAnsi="Cambria Math"/>
+                            <w:lang w:val="ru-RU"/>
+                          </w:rPr>
+                          <m:t>2</m:t>
+                        </m:r>
+                      </m:sup>
+                    </m:sSup>
+                  </m:den>
+                </m:f>
+                <m:sSup>
+                  <m:sSupPr>
+                    <m:ctrlPr>
+                      <w:rPr>
+                        <w:rFonts w:ascii="Cambria Math" w:hAnsi="Cambria Math"/>
+                        <w:i/>
+                        <w:lang w:val="ru-RU"/>
+                      </w:rPr>
+                    </m:ctrlPr>
+                  </m:sSupPr>
+                  <m:e>
+                    <m:r>
+                      <m:rPr>
+                        <m:sty m:val="p"/>
+                      </m:rPr>
+                      <w:rPr>
+                        <w:rFonts w:ascii="Cambria Math" w:hAnsi="Cambria Math"/>
+                        <w:lang w:val="ru-RU"/>
+                      </w:rPr>
+                      <m:t>Ω</m:t>
+                    </m:r>
+                    <m:ctrlPr>
+                      <w:rPr>
+                        <w:rFonts w:ascii="Cambria Math" w:hAnsi="Cambria Math"/>
+                        <w:lang w:val="ru-RU"/>
+                      </w:rPr>
+                    </m:ctrlPr>
+                  </m:e>
+                  <m:sup>
+                    <m:r>
+                      <w:rPr>
+                        <w:rFonts w:ascii="Cambria Math" w:hAnsi="Cambria Math"/>
+                        <w:lang w:val="ru-RU"/>
+                      </w:rPr>
+                      <m:t>2</m:t>
+                    </m:r>
+                  </m:sup>
+                </m:sSup>
+                <m:sSub>
+                  <m:sSubPr>
+                    <m:ctrlPr>
+                      <w:rPr>
+                        <w:rFonts w:ascii="Cambria Math" w:hAnsi="Cambria Math"/>
+                        <w:i/>
+                        <w:lang w:val="ru-RU"/>
+                      </w:rPr>
+                    </m:ctrlPr>
+                  </m:sSubPr>
+                  <m:e>
+                    <m:r>
+                      <w:rPr>
+                        <w:rFonts w:ascii="Cambria Math" w:hAnsi="Cambria Math"/>
+                        <w:lang w:val="ru-RU"/>
+                      </w:rPr>
+                      <m:t>C</m:t>
+                    </m:r>
+                  </m:e>
+                  <m:sub>
+                    <m:r>
+                      <w:rPr>
+                        <w:rFonts w:ascii="Cambria Math" w:hAnsi="Cambria Math"/>
+                        <w:lang w:val="ru-RU"/>
+                      </w:rPr>
+                      <m:t>Q</m:t>
+                    </m:r>
+                  </m:sub>
+                </m:sSub>
+              </m:oMath>
+            </m:oMathPara>
+          </w:p>
+        </w:tc>
+        <w:tc>
+          <w:tcPr>
+            <w:tcW w:w="500" w:type="pct"/>
+            <w:vAlign w:val="center"/>
+          </w:tcPr>
+          <w:p>
+            <w:pPr>
+              <w:ind w:firstLine="0"/>
+              <w:jc w:val="right"/>
+              <w:rPr>
+                <w:lang w:val="ru-RU"/>
+              </w:rPr>
+            </w:pPr>
+            <w:r>
+              <w:rPr>
+                <w:lang w:val="ru-RU"/>
+              </w:rPr>
+              <w:t>(</w:t>
+            </w:r>
+            <w:r>
+              <w:t>31</w:t>
+            </w:r>
+            <w:r>
+              <w:rPr>
+                <w:lang w:val="ru-RU"/>
+              </w:rPr>
+              <w:t>)</w:t>
+            </w:r>
+          </w:p>
+        </w:tc>
+      </w:tr>
+    </w:tbl>
+    <w:p>
+      <w:pPr>
+        <w:rPr>
+          <w:i/>
+          <w:lang w:val="ru-RU"/>
+        </w:rPr>
+      </w:pPr>
+      <w:r>
+        <w:rPr>
+          <w:lang w:val="ru-RU"/>
+        </w:rPr>
+        <w:t xml:space="preserve">Безразмерные коэффициенты тяги и момента винта могут быть разложены в ряд по степеням поступи винта </w:t>
+      </w:r>
+      <m:oMath>
+        <m:r>
+          <w:rPr>
+            <w:rFonts w:ascii="Cambria Math" w:hAnsi="Cambria Math"/>
+            <w:lang w:val="ru-RU"/>
+          </w:rPr>
+          <m:t>J</m:t>
+        </m:r>
+        <m:r>
+          <w:rPr>
+            <w:rFonts w:ascii="Cambria Math" w:eastAsiaTheme="minorEastAsia" w:hAnsi="Cambria Math"/>
+            <w:lang w:val="ru-RU"/>
+          </w:rPr>
+          <m:t xml:space="preserve">= </m:t>
+        </m:r>
+        <m:f>
+          <m:fPr>
+            <m:type m:val="lin"/>
             <m:ctrlPr>
               <w:rPr>
-                <w:rFonts w:ascii="Cambria Math" w:hAnsi="Cambria Math"/>
+                <w:rFonts w:ascii="Cambria Math" w:eastAsiaTheme="minorEastAsia" w:hAnsi="Cambria Math"/>
                 <w:i/>
+                <w:lang w:val="ru-RU"/>
               </w:rPr>
             </m:ctrlPr>
-          </m:sSubPr>
-          <m:e>
+          </m:fPr>
+          <m:num>
             <m:r>
               <w:rPr>
-                <w:rFonts w:ascii="Cambria Math" w:hAnsi="Cambria Math"/>
-              </w:rPr>
-              <m:t>C</m:t>
+                <w:rFonts w:ascii="Cambria Math" w:eastAsiaTheme="minorEastAsia" w:hAnsi="Cambria Math"/>
+                <w:lang w:val="ru-RU"/>
+              </w:rPr>
+              <m:t>2π</m:t>
             </m:r>
-          </m:e>
-          <m:sub>
             <m:sSub>
               <m:sSubPr>
                 <m:ctrlPr>
                   <w:rPr>
-                    <w:rFonts w:ascii="Cambria Math" w:hAnsi="Cambria Math"/>
+                    <w:rFonts w:ascii="Cambria Math" w:eastAsiaTheme="minorEastAsia" w:hAnsi="Cambria Math"/>
                     <w:i/>
+                    <w:lang w:val="ru-RU"/>
                   </w:rPr>
                 </m:ctrlPr>
               </m:sSubPr>
               <m:e>
                 <m:r>
                   <w:rPr>
-                    <w:rFonts w:ascii="Cambria Math" w:hAnsi="Cambria Math"/>
+                    <w:rFonts w:ascii="Cambria Math" w:eastAsiaTheme="minorEastAsia" w:hAnsi="Cambria Math"/>
+                    <w:lang w:val="ru-RU"/>
                   </w:rPr>
-                  <m:t>M</m:t>
+                  <m:t>V</m:t>
                 </m:r>
               </m:e>
               <m:sub>
                 <m:r>
                   <w:rPr>
-                    <w:rFonts w:ascii="Cambria Math" w:hAnsi="Cambria Math"/>
+                    <w:rFonts w:ascii="Cambria Math" w:eastAsiaTheme="minorEastAsia" w:hAnsi="Cambria Math"/>
+                    <w:lang w:val="ru-RU"/>
                   </w:rPr>
-                  <m:t>α</m:t>
+                  <m:t>a</m:t>
                 </m:r>
               </m:sub>
             </m:sSub>
+          </m:num>
+          <m:den>
+            <m:r>
+              <m:rPr>
+                <m:sty m:val="p"/>
+              </m:rPr>
+              <w:rPr>
+                <w:rFonts w:ascii="Cambria Math" w:eastAsiaTheme="minorEastAsia" w:hAnsi="Cambria Math"/>
+                <w:lang w:val="ru-RU"/>
+              </w:rPr>
+              <m:t>Ω</m:t>
+            </m:r>
+            <m:r>
+              <w:rPr>
+                <w:rFonts w:ascii="Cambria Math" w:eastAsiaTheme="minorEastAsia" w:hAnsi="Cambria Math"/>
+                <w:lang w:val="ru-RU"/>
+              </w:rPr>
+              <m:t>D</m:t>
+            </m:r>
+          </m:den>
+        </m:f>
+      </m:oMath>
+      <w:r>
+        <w:rPr>
+          <w:rFonts w:eastAsiaTheme="minorEastAsia"/>
+          <w:lang w:val="ru-RU"/>
+        </w:rPr>
+        <w:t xml:space="preserve"> (3</w:t>
+      </w:r>
+      <w:r>
+        <w:rPr>
+          <w:rFonts w:eastAsiaTheme="minorEastAsia"/>
+          <w:lang w:val="ru-RU"/>
+        </w:rPr>
+        <w:t>2</w:t>
+      </w:r>
+      <w:r>
+        <w:rPr>
+          <w:rFonts w:eastAsiaTheme="minorEastAsia"/>
+          <w:lang w:val="ru-RU"/>
+        </w:rPr>
+        <w:t xml:space="preserve">). </w:t>
+      </w:r>
+      <w:r>
+        <w:rPr>
+          <w:lang w:val="ru-RU"/>
+        </w:rPr>
+        <w:t>Согласно рисунку 3</w:t>
+      </w:r>
+      <w:r>
+        <w:rPr>
+          <w:lang w:val="ru-RU"/>
+        </w:rPr>
+        <w:t xml:space="preserve"> требуемая тяга для поддержания горизонтального полета </w:t>
+      </w:r>
+      <m:oMath>
+        <m:r>
+          <w:rPr>
+            <w:rFonts w:ascii="Cambria Math" w:hAnsi="Cambria Math"/>
+            <w:lang w:val="ru-RU"/>
+          </w:rPr>
+          <m:t>T</m:t>
+        </m:r>
+        <m:r>
+          <w:rPr>
+            <w:rFonts w:ascii="Cambria Math" w:hAnsi="Cambria Math"/>
+            <w:lang w:val="ru-RU"/>
+          </w:rPr>
+          <m:t>=2</m:t>
+        </m:r>
+        <m:r>
+          <w:rPr>
+            <w:rFonts w:ascii="Cambria Math" w:hAnsi="Cambria Math"/>
+            <w:lang w:val="ru-RU"/>
+          </w:rPr>
+          <m:t>,</m:t>
+        </m:r>
+        <m:r>
+          <w:rPr>
+            <w:rFonts w:ascii="Cambria Math" w:hAnsi="Cambria Math"/>
+            <w:lang w:val="ru-RU"/>
+          </w:rPr>
+          <m:t>5÷3</m:t>
+        </m:r>
+        <m:r>
+          <w:rPr>
+            <w:rFonts w:ascii="Cambria Math" w:hAnsi="Cambria Math"/>
+            <w:lang w:val="ru-RU"/>
+          </w:rPr>
+          <m:t>,0</m:t>
+        </m:r>
+        <m:r>
+          <w:rPr>
+            <w:rFonts w:ascii="Cambria Math" w:hAnsi="Cambria Math"/>
+            <w:lang w:val="ru-RU"/>
+          </w:rPr>
+          <m:t xml:space="preserve"> Н</m:t>
+        </m:r>
+      </m:oMath>
+      <w:r>
+        <w:rPr>
+          <w:i/>
+          <w:lang w:val="ru-RU"/>
+        </w:rPr>
+        <w:t xml:space="preserve">. </w:t>
+      </w:r>
+      <w:r>
+        <w:rPr>
+          <w:lang w:val="ru-RU"/>
+        </w:rPr>
+        <w:t xml:space="preserve">В ходе анализа различных воздушных винтов, удовлетворяющих требованиям потребной тяги, был выбран винт </w:t>
+      </w:r>
+      <w:proofErr w:type="spellStart"/>
+      <w:r>
+        <w:t>AeroNaut</w:t>
+      </w:r>
+      <w:proofErr w:type="spellEnd"/>
+      <w:r>
+        <w:rPr>
+          <w:lang w:val="ru-RU"/>
+        </w:rPr>
+        <w:t xml:space="preserve"> </w:t>
+      </w:r>
+      <w:r>
+        <w:rPr>
+          <w:lang w:val="ru-RU"/>
+        </w:rPr>
+        <w:t>11</w:t>
+      </w:r>
+      <w:r>
+        <w:t>x</w:t>
+      </w:r>
+      <w:r>
+        <w:rPr>
+          <w:lang w:val="ru-RU"/>
+        </w:rPr>
+        <w:t>8.</w:t>
+      </w:r>
+    </w:p>
+    <w:tbl>
+      <w:tblPr>
+        <w:tblStyle w:val="af1"/>
+        <w:tblW w:w="5000" w:type="pct"/>
+        <w:tblBorders>
+          <w:top w:val="none" w:sz="0" w:space="0" w:color="auto"/>
+          <w:left w:val="none" w:sz="0" w:space="0" w:color="auto"/>
+          <w:bottom w:val="none" w:sz="0" w:space="0" w:color="auto"/>
+          <w:right w:val="none" w:sz="0" w:space="0" w:color="auto"/>
+          <w:insideH w:val="none" w:sz="0" w:space="0" w:color="auto"/>
+          <w:insideV w:val="none" w:sz="0" w:space="0" w:color="auto"/>
+        </w:tblBorders>
+        <w:tblLook w:val="04A0" w:firstRow="1" w:lastRow="0" w:firstColumn="1" w:lastColumn="0" w:noHBand="0" w:noVBand="1"/>
+      </w:tblPr>
+      <w:tblGrid>
+        <w:gridCol w:w="990"/>
+        <w:gridCol w:w="7924"/>
+        <w:gridCol w:w="991"/>
+      </w:tblGrid>
+      <w:tr>
+        <w:tc>
+          <w:tcPr>
+            <w:tcW w:w="500" w:type="pct"/>
+          </w:tcPr>
+          <w:p>
+            <w:pPr>
+              <w:ind w:firstLine="0"/>
+              <w:rPr>
+                <w:lang w:val="ru-RU"/>
+              </w:rPr>
+            </w:pPr>
+          </w:p>
+        </w:tc>
+        <w:tc>
+          <w:tcPr>
+            <w:tcW w:w="4000" w:type="pct"/>
+          </w:tcPr>
+          <w:p>
+            <w:pPr>
+              <w:ind w:firstLine="0"/>
+              <w:rPr>
+                <w:i/>
+                <w:lang w:val="ru-RU"/>
+              </w:rPr>
+            </w:pPr>
+            <m:oMathPara>
+              <m:oMath>
+                <m:sSub>
+                  <m:sSubPr>
+                    <m:ctrlPr>
+                      <w:rPr>
+                        <w:rFonts w:ascii="Cambria Math" w:hAnsi="Cambria Math"/>
+                        <w:i/>
+                      </w:rPr>
+                    </m:ctrlPr>
+                  </m:sSubPr>
+                  <m:e>
+                    <m:r>
+                      <w:rPr>
+                        <w:rFonts w:ascii="Cambria Math" w:hAnsi="Cambria Math"/>
+                      </w:rPr>
+                      <m:t>C</m:t>
+                    </m:r>
+                  </m:e>
+                  <m:sub>
+                    <m:r>
+                      <w:rPr>
+                        <w:rFonts w:ascii="Cambria Math" w:hAnsi="Cambria Math"/>
+                      </w:rPr>
+                      <m:t>T</m:t>
+                    </m:r>
+                  </m:sub>
+                </m:sSub>
+                <m:r>
+                  <w:rPr>
+                    <w:rFonts w:ascii="Cambria Math" w:hAnsi="Cambria Math"/>
+                    <w:lang w:val="ru-RU"/>
+                  </w:rPr>
+                  <m:t>=</m:t>
+                </m:r>
+                <m:sSub>
+                  <m:sSubPr>
+                    <m:ctrlPr>
+                      <w:rPr>
+                        <w:rFonts w:ascii="Cambria Math" w:hAnsi="Cambria Math"/>
+                        <w:i/>
+                      </w:rPr>
+                    </m:ctrlPr>
+                  </m:sSubPr>
+                  <m:e>
+                    <m:r>
+                      <w:rPr>
+                        <w:rFonts w:ascii="Cambria Math" w:hAnsi="Cambria Math"/>
+                      </w:rPr>
+                      <m:t>C</m:t>
+                    </m:r>
+                  </m:e>
+                  <m:sub>
+                    <m:sSub>
+                      <m:sSubPr>
+                        <m:ctrlPr>
+                          <w:rPr>
+                            <w:rFonts w:ascii="Cambria Math" w:hAnsi="Cambria Math"/>
+                            <w:i/>
+                          </w:rPr>
+                        </m:ctrlPr>
+                      </m:sSubPr>
+                      <m:e>
+                        <m:r>
+                          <w:rPr>
+                            <w:rFonts w:ascii="Cambria Math" w:hAnsi="Cambria Math"/>
+                          </w:rPr>
+                          <m:t>T</m:t>
+                        </m:r>
+                      </m:e>
+                      <m:sub>
+                        <m:r>
+                          <w:rPr>
+                            <w:rFonts w:ascii="Cambria Math" w:hAnsi="Cambria Math"/>
+                            <w:lang w:val="ru-RU"/>
+                          </w:rPr>
+                          <m:t>0</m:t>
+                        </m:r>
+                      </m:sub>
+                    </m:sSub>
+                  </m:sub>
+                </m:sSub>
+                <m:r>
+                  <w:rPr>
+                    <w:rFonts w:ascii="Cambria Math" w:hAnsi="Cambria Math"/>
+                    <w:lang w:val="ru-RU"/>
+                  </w:rPr>
+                  <m:t>+</m:t>
+                </m:r>
+                <m:sSub>
+                  <m:sSubPr>
+                    <m:ctrlPr>
+                      <w:rPr>
+                        <w:rFonts w:ascii="Cambria Math" w:hAnsi="Cambria Math"/>
+                        <w:i/>
+                      </w:rPr>
+                    </m:ctrlPr>
+                  </m:sSubPr>
+                  <m:e>
+                    <m:r>
+                      <w:rPr>
+                        <w:rFonts w:ascii="Cambria Math" w:hAnsi="Cambria Math"/>
+                      </w:rPr>
+                      <m:t>C</m:t>
+                    </m:r>
+                  </m:e>
+                  <m:sub>
+                    <m:sSub>
+                      <m:sSubPr>
+                        <m:ctrlPr>
+                          <w:rPr>
+                            <w:rFonts w:ascii="Cambria Math" w:hAnsi="Cambria Math"/>
+                            <w:i/>
+                          </w:rPr>
+                        </m:ctrlPr>
+                      </m:sSubPr>
+                      <m:e>
+                        <m:r>
+                          <w:rPr>
+                            <w:rFonts w:ascii="Cambria Math" w:hAnsi="Cambria Math"/>
+                          </w:rPr>
+                          <m:t>T</m:t>
+                        </m:r>
+                      </m:e>
+                      <m:sub>
+                        <m:r>
+                          <w:rPr>
+                            <w:rFonts w:ascii="Cambria Math" w:hAnsi="Cambria Math"/>
+                            <w:lang w:val="ru-RU"/>
+                          </w:rPr>
+                          <m:t>1</m:t>
+                        </m:r>
+                      </m:sub>
+                    </m:sSub>
+                  </m:sub>
+                </m:sSub>
+                <m:r>
+                  <w:rPr>
+                    <w:rFonts w:ascii="Cambria Math" w:hAnsi="Cambria Math"/>
+                  </w:rPr>
+                  <m:t>J</m:t>
+                </m:r>
+                <m:r>
+                  <w:rPr>
+                    <w:rFonts w:ascii="Cambria Math" w:hAnsi="Cambria Math"/>
+                    <w:lang w:val="ru-RU"/>
+                  </w:rPr>
+                  <m:t>+</m:t>
+                </m:r>
+                <m:sSub>
+                  <m:sSubPr>
+                    <m:ctrlPr>
+                      <w:rPr>
+                        <w:rFonts w:ascii="Cambria Math" w:hAnsi="Cambria Math"/>
+                        <w:i/>
+                      </w:rPr>
+                    </m:ctrlPr>
+                  </m:sSubPr>
+                  <m:e>
+                    <m:r>
+                      <w:rPr>
+                        <w:rFonts w:ascii="Cambria Math" w:hAnsi="Cambria Math"/>
+                      </w:rPr>
+                      <m:t>C</m:t>
+                    </m:r>
+                  </m:e>
+                  <m:sub>
+                    <m:sSub>
+                      <m:sSubPr>
+                        <m:ctrlPr>
+                          <w:rPr>
+                            <w:rFonts w:ascii="Cambria Math" w:hAnsi="Cambria Math"/>
+                            <w:i/>
+                          </w:rPr>
+                        </m:ctrlPr>
+                      </m:sSubPr>
+                      <m:e>
+                        <m:r>
+                          <w:rPr>
+                            <w:rFonts w:ascii="Cambria Math" w:hAnsi="Cambria Math"/>
+                          </w:rPr>
+                          <m:t>T</m:t>
+                        </m:r>
+                      </m:e>
+                      <m:sub>
+                        <m:r>
+                          <w:rPr>
+                            <w:rFonts w:ascii="Cambria Math" w:hAnsi="Cambria Math"/>
+                            <w:lang w:val="ru-RU"/>
+                          </w:rPr>
+                          <m:t>2</m:t>
+                        </m:r>
+                      </m:sub>
+                    </m:sSub>
+                  </m:sub>
+                </m:sSub>
+                <m:sSup>
+                  <m:sSupPr>
+                    <m:ctrlPr>
+                      <w:rPr>
+                        <w:rFonts w:ascii="Cambria Math" w:hAnsi="Cambria Math"/>
+                        <w:i/>
+                      </w:rPr>
+                    </m:ctrlPr>
+                  </m:sSupPr>
+                  <m:e>
+                    <m:r>
+                      <w:rPr>
+                        <w:rFonts w:ascii="Cambria Math" w:hAnsi="Cambria Math"/>
+                      </w:rPr>
+                      <m:t>J</m:t>
+                    </m:r>
+                  </m:e>
+                  <m:sup>
+                    <m:r>
+                      <w:rPr>
+                        <w:rFonts w:ascii="Cambria Math" w:hAnsi="Cambria Math"/>
+                        <w:lang w:val="ru-RU"/>
+                      </w:rPr>
+                      <m:t>2</m:t>
+                    </m:r>
+                  </m:sup>
+                </m:sSup>
+                <m:r>
+                  <w:rPr>
+                    <w:rFonts w:ascii="Cambria Math" w:hAnsi="Cambria Math"/>
+                  </w:rPr>
+                  <m:t xml:space="preserve">,  </m:t>
+                </m:r>
+                <m:sSub>
+                  <m:sSubPr>
+                    <m:ctrlPr>
+                      <w:rPr>
+                        <w:rFonts w:ascii="Cambria Math" w:hAnsi="Cambria Math"/>
+                        <w:i/>
+                      </w:rPr>
+                    </m:ctrlPr>
+                  </m:sSubPr>
+                  <m:e>
+                    <m:r>
+                      <w:rPr>
+                        <w:rFonts w:ascii="Cambria Math" w:hAnsi="Cambria Math"/>
+                      </w:rPr>
+                      <m:t>C</m:t>
+                    </m:r>
+                  </m:e>
+                  <m:sub>
+                    <m:r>
+                      <w:rPr>
+                        <w:rFonts w:ascii="Cambria Math" w:hAnsi="Cambria Math"/>
+                      </w:rPr>
+                      <m:t>Q</m:t>
+                    </m:r>
+                  </m:sub>
+                </m:sSub>
+                <m:r>
+                  <w:rPr>
+                    <w:rFonts w:ascii="Cambria Math" w:hAnsi="Cambria Math"/>
+                    <w:lang w:val="ru-RU"/>
+                  </w:rPr>
+                  <m:t>=</m:t>
+                </m:r>
+                <m:sSub>
+                  <m:sSubPr>
+                    <m:ctrlPr>
+                      <w:rPr>
+                        <w:rFonts w:ascii="Cambria Math" w:hAnsi="Cambria Math"/>
+                        <w:i/>
+                      </w:rPr>
+                    </m:ctrlPr>
+                  </m:sSubPr>
+                  <m:e>
+                    <m:r>
+                      <w:rPr>
+                        <w:rFonts w:ascii="Cambria Math" w:hAnsi="Cambria Math"/>
+                      </w:rPr>
+                      <m:t>C</m:t>
+                    </m:r>
+                  </m:e>
+                  <m:sub>
+                    <m:sSub>
+                      <m:sSubPr>
+                        <m:ctrlPr>
+                          <w:rPr>
+                            <w:rFonts w:ascii="Cambria Math" w:hAnsi="Cambria Math"/>
+                            <w:i/>
+                          </w:rPr>
+                        </m:ctrlPr>
+                      </m:sSubPr>
+                      <m:e>
+                        <m:r>
+                          <w:rPr>
+                            <w:rFonts w:ascii="Cambria Math" w:hAnsi="Cambria Math"/>
+                          </w:rPr>
+                          <m:t>Q</m:t>
+                        </m:r>
+                      </m:e>
+                      <m:sub>
+                        <m:r>
+                          <w:rPr>
+                            <w:rFonts w:ascii="Cambria Math" w:hAnsi="Cambria Math"/>
+                            <w:lang w:val="ru-RU"/>
+                          </w:rPr>
+                          <m:t>0</m:t>
+                        </m:r>
+                      </m:sub>
+                    </m:sSub>
+                  </m:sub>
+                </m:sSub>
+                <m:r>
+                  <w:rPr>
+                    <w:rFonts w:ascii="Cambria Math" w:hAnsi="Cambria Math"/>
+                    <w:lang w:val="ru-RU"/>
+                  </w:rPr>
+                  <m:t>+</m:t>
+                </m:r>
+                <m:sSub>
+                  <m:sSubPr>
+                    <m:ctrlPr>
+                      <w:rPr>
+                        <w:rFonts w:ascii="Cambria Math" w:hAnsi="Cambria Math"/>
+                        <w:i/>
+                      </w:rPr>
+                    </m:ctrlPr>
+                  </m:sSubPr>
+                  <m:e>
+                    <m:r>
+                      <w:rPr>
+                        <w:rFonts w:ascii="Cambria Math" w:hAnsi="Cambria Math"/>
+                      </w:rPr>
+                      <m:t>C</m:t>
+                    </m:r>
+                  </m:e>
+                  <m:sub>
+                    <m:sSub>
+                      <m:sSubPr>
+                        <m:ctrlPr>
+                          <w:rPr>
+                            <w:rFonts w:ascii="Cambria Math" w:hAnsi="Cambria Math"/>
+                            <w:i/>
+                          </w:rPr>
+                        </m:ctrlPr>
+                      </m:sSubPr>
+                      <m:e>
+                        <m:r>
+                          <w:rPr>
+                            <w:rFonts w:ascii="Cambria Math" w:hAnsi="Cambria Math"/>
+                          </w:rPr>
+                          <m:t>Q</m:t>
+                        </m:r>
+                      </m:e>
+                      <m:sub>
+                        <m:r>
+                          <w:rPr>
+                            <w:rFonts w:ascii="Cambria Math" w:hAnsi="Cambria Math"/>
+                            <w:lang w:val="ru-RU"/>
+                          </w:rPr>
+                          <m:t>1</m:t>
+                        </m:r>
+                      </m:sub>
+                    </m:sSub>
+                  </m:sub>
+                </m:sSub>
+                <m:r>
+                  <w:rPr>
+                    <w:rFonts w:ascii="Cambria Math" w:hAnsi="Cambria Math"/>
+                  </w:rPr>
+                  <m:t>J</m:t>
+                </m:r>
+                <m:r>
+                  <w:rPr>
+                    <w:rFonts w:ascii="Cambria Math" w:hAnsi="Cambria Math"/>
+                    <w:lang w:val="ru-RU"/>
+                  </w:rPr>
+                  <m:t>+</m:t>
+                </m:r>
+                <m:sSub>
+                  <m:sSubPr>
+                    <m:ctrlPr>
+                      <w:rPr>
+                        <w:rFonts w:ascii="Cambria Math" w:hAnsi="Cambria Math"/>
+                        <w:i/>
+                      </w:rPr>
+                    </m:ctrlPr>
+                  </m:sSubPr>
+                  <m:e>
+                    <m:r>
+                      <w:rPr>
+                        <w:rFonts w:ascii="Cambria Math" w:hAnsi="Cambria Math"/>
+                      </w:rPr>
+                      <m:t>C</m:t>
+                    </m:r>
+                  </m:e>
+                  <m:sub>
+                    <m:sSub>
+                      <m:sSubPr>
+                        <m:ctrlPr>
+                          <w:rPr>
+                            <w:rFonts w:ascii="Cambria Math" w:hAnsi="Cambria Math"/>
+                            <w:i/>
+                          </w:rPr>
+                        </m:ctrlPr>
+                      </m:sSubPr>
+                      <m:e>
+                        <m:r>
+                          <w:rPr>
+                            <w:rFonts w:ascii="Cambria Math" w:hAnsi="Cambria Math"/>
+                          </w:rPr>
+                          <m:t>Q</m:t>
+                        </m:r>
+                      </m:e>
+                      <m:sub>
+                        <m:r>
+                          <w:rPr>
+                            <w:rFonts w:ascii="Cambria Math" w:hAnsi="Cambria Math"/>
+                            <w:lang w:val="ru-RU"/>
+                          </w:rPr>
+                          <m:t>2</m:t>
+                        </m:r>
+                      </m:sub>
+                    </m:sSub>
+                  </m:sub>
+                </m:sSub>
+                <m:sSup>
+                  <m:sSupPr>
+                    <m:ctrlPr>
+                      <w:rPr>
+                        <w:rFonts w:ascii="Cambria Math" w:hAnsi="Cambria Math"/>
+                        <w:i/>
+                      </w:rPr>
+                    </m:ctrlPr>
+                  </m:sSupPr>
+                  <m:e>
+                    <m:r>
+                      <w:rPr>
+                        <w:rFonts w:ascii="Cambria Math" w:hAnsi="Cambria Math"/>
+                      </w:rPr>
+                      <m:t>J</m:t>
+                    </m:r>
+                  </m:e>
+                  <m:sup>
+                    <m:r>
+                      <w:rPr>
+                        <w:rFonts w:ascii="Cambria Math" w:hAnsi="Cambria Math"/>
+                        <w:lang w:val="ru-RU"/>
+                      </w:rPr>
+                      <m:t>2</m:t>
+                    </m:r>
+                  </m:sup>
+                </m:sSup>
+              </m:oMath>
+            </m:oMathPara>
+          </w:p>
+        </w:tc>
+        <w:tc>
+          <w:tcPr>
+            <w:tcW w:w="500" w:type="pct"/>
+            <w:vAlign w:val="center"/>
+          </w:tcPr>
+          <w:p>
+            <w:pPr>
+              <w:ind w:firstLine="0"/>
+              <w:jc w:val="right"/>
+              <w:rPr>
+                <w:lang w:val="ru-RU"/>
+              </w:rPr>
+            </w:pPr>
+            <w:r>
+              <w:rPr>
+                <w:lang w:val="ru-RU"/>
+              </w:rPr>
+              <w:t>(</w:t>
+            </w:r>
+            <w:r>
+              <w:rPr>
+                <w:lang w:val="ru-RU"/>
+              </w:rPr>
+              <w:t>3</w:t>
+            </w:r>
+            <w:r>
+              <w:t>2</w:t>
+            </w:r>
+            <w:r>
+              <w:rPr>
+                <w:lang w:val="ru-RU"/>
+              </w:rPr>
+              <w:t>)</w:t>
+            </w:r>
+          </w:p>
+        </w:tc>
+      </w:tr>
+    </w:tbl>
+    <w:p>
+      <w:r>
+        <w:rPr>
+          <w:noProof/>
+        </w:rPr>
+        <w:lastRenderedPageBreak/>
+        <mc:AlternateContent>
+          <mc:Choice Requires="wpg">
+            <w:drawing>
+              <wp:anchor distT="0" distB="0" distL="114300" distR="114300" simplePos="0" relativeHeight="251672576" behindDoc="0" locked="0" layoutInCell="1" allowOverlap="1" wp14:anchorId="26E395DA" wp14:editId="03F88CCA">
+                <wp:simplePos x="0" y="0"/>
+                <wp:positionH relativeFrom="margin">
+                  <wp:align>left</wp:align>
+                </wp:positionH>
+                <wp:positionV relativeFrom="paragraph">
+                  <wp:posOffset>16510</wp:posOffset>
+                </wp:positionV>
+                <wp:extent cx="3068955" cy="6440805"/>
+                <wp:effectExtent l="19050" t="19050" r="17145" b="0"/>
+                <wp:wrapSquare wrapText="bothSides"/>
+                <wp:docPr id="16" name="Группа 16"/>
+                <wp:cNvGraphicFramePr/>
+                <a:graphic xmlns:a="http://schemas.openxmlformats.org/drawingml/2006/main">
+                  <a:graphicData uri="http://schemas.microsoft.com/office/word/2010/wordprocessingGroup">
+                    <wpg:wgp>
+                      <wpg:cNvGrpSpPr/>
+                      <wpg:grpSpPr>
+                        <a:xfrm>
+                          <a:off x="0" y="0"/>
+                          <a:ext cx="3068955" cy="6440805"/>
+                          <a:chOff x="0" y="0"/>
+                          <a:chExt cx="3068955" cy="6440805"/>
+                        </a:xfrm>
+                      </wpg:grpSpPr>
+                      <pic:pic xmlns:pic="http://schemas.openxmlformats.org/drawingml/2006/picture">
+                        <pic:nvPicPr>
+                          <pic:cNvPr id="13" name="Рисунок 13"/>
+                          <pic:cNvPicPr>
+                            <a:picLocks noChangeAspect="1"/>
+                          </pic:cNvPicPr>
+                        </pic:nvPicPr>
+                        <pic:blipFill>
+                          <a:blip r:embed="rId18" cstate="print">
+                            <a:extLst>
+                              <a:ext uri="{28A0092B-C50C-407E-A947-70E740481C1C}">
+                                <a14:useLocalDpi xmlns:a14="http://schemas.microsoft.com/office/drawing/2010/main" val="0"/>
+                              </a:ext>
+                            </a:extLst>
+                          </a:blip>
+                          <a:stretch>
+                            <a:fillRect/>
+                          </a:stretch>
+                        </pic:blipFill>
+                        <pic:spPr>
+                          <a:xfrm>
+                            <a:off x="0" y="0"/>
+                            <a:ext cx="3067050" cy="4826000"/>
+                          </a:xfrm>
+                          <a:prstGeom prst="rect">
+                            <a:avLst/>
+                          </a:prstGeom>
+                          <a:ln>
+                            <a:solidFill>
+                              <a:schemeClr val="bg1">
+                                <a:lumMod val="85000"/>
+                              </a:schemeClr>
+                            </a:solidFill>
+                          </a:ln>
+                        </pic:spPr>
+                      </pic:pic>
+                      <wps:wsp>
+                        <wps:cNvPr id="15" name="Поле 15"/>
+                        <wps:cNvSpPr txBox="1"/>
+                        <wps:spPr>
+                          <a:xfrm>
+                            <a:off x="0" y="4883150"/>
+                            <a:ext cx="3068955" cy="1557655"/>
+                          </a:xfrm>
+                          <a:prstGeom prst="rect">
+                            <a:avLst/>
+                          </a:prstGeom>
+                          <a:solidFill>
+                            <a:prstClr val="white"/>
+                          </a:solidFill>
+                          <a:ln>
+                            <a:noFill/>
+                          </a:ln>
+                          <a:effectLst/>
+                        </wps:spPr>
+                        <wps:txbx>
+                          <w:txbxContent>
+                            <w:p>
+                              <w:pPr>
+                                <w:pStyle w:val="a8"/>
+                                <w:rPr>
+                                  <w:noProof/>
+                                </w:rPr>
+                              </w:pPr>
+                              <w:r>
+                                <w:t xml:space="preserve">Рисунок </w:t>
+                              </w:r>
+                              <w:r>
+                                <w:fldChar w:fldCharType="begin"/>
+                              </w:r>
+                              <w:r>
+                                <w:instrText xml:space="preserve"> SEQ Рисунок \* ARABIC </w:instrText>
+                              </w:r>
+                              <w:r>
+                                <w:fldChar w:fldCharType="separate"/>
+                              </w:r>
+                              <w:r>
+                                <w:rPr>
+                                  <w:noProof/>
+                                </w:rPr>
+                                <w:t>5</w:t>
+                              </w:r>
+                              <w:r>
+                                <w:fldChar w:fldCharType="end"/>
+                              </w:r>
+                              <w:r>
+                                <w:t xml:space="preserve"> - </w:t>
+                              </w:r>
+                              <w:r>
+                                <w:rPr>
+                                  <w:rFonts w:cs="Times New Roman"/>
+                                  <w:szCs w:val="24"/>
+                                </w:rPr>
+                                <w:t xml:space="preserve">Выбор параметров мотора </w:t>
+                              </w:r>
+                              <w:r>
+                                <w:t>X</w:t>
+                              </w:r>
+                              <w:r>
+                                <w:t>2814</w:t>
+                              </w:r>
+                              <w:r>
+                                <w:rPr>
+                                  <w:rFonts w:cs="Times New Roman"/>
+                                  <w:szCs w:val="24"/>
+                                </w:rPr>
+                                <w:t xml:space="preserve"> и винта </w:t>
+                              </w:r>
+                              <w:proofErr w:type="spellStart"/>
+                              <w:r>
+                                <w:rPr>
+                                  <w:rFonts w:cs="Times New Roman"/>
+                                  <w:szCs w:val="24"/>
+                                </w:rPr>
+                                <w:t>AeroNaut</w:t>
+                              </w:r>
+                              <w:proofErr w:type="spellEnd"/>
+                              <w:r>
+                                <w:rPr>
+                                  <w:rFonts w:cs="Times New Roman"/>
+                                  <w:szCs w:val="24"/>
+                                </w:rPr>
+                                <w:t xml:space="preserve"> 11x8 при горизонтальном полете </w:t>
+                              </w:r>
+                              <m:oMath>
+                                <m:sSub>
+                                  <m:sSubPr>
+                                    <m:ctrlPr>
+                                      <w:rPr>
+                                        <w:rFonts w:ascii="Cambria Math" w:hAnsi="Cambria Math" w:cs="Times New Roman"/>
+                                        <w:i/>
+                                        <w:szCs w:val="24"/>
+                                      </w:rPr>
+                                    </m:ctrlPr>
+                                  </m:sSubPr>
+                                  <m:e>
+                                    <m:r>
+                                      <w:rPr>
+                                        <w:rFonts w:ascii="Cambria Math" w:hAnsi="Cambria Math" w:cs="Times New Roman"/>
+                                        <w:szCs w:val="24"/>
+                                      </w:rPr>
+                                      <m:t>V</m:t>
+                                    </m:r>
+                                  </m:e>
+                                  <m:sub>
+                                    <m:r>
+                                      <w:rPr>
+                                        <w:rFonts w:ascii="Cambria Math" w:hAnsi="Cambria Math" w:cs="Times New Roman"/>
+                                        <w:szCs w:val="24"/>
+                                      </w:rPr>
+                                      <m:t>a</m:t>
+                                    </m:r>
+                                  </m:sub>
+                                </m:sSub>
+                                <m:r>
+                                  <w:rPr>
+                                    <w:rFonts w:ascii="Cambria Math" w:hAnsi="Cambria Math" w:cs="Times New Roman"/>
+                                    <w:szCs w:val="24"/>
+                                  </w:rPr>
+                                  <m:t>=18 м/с</m:t>
+                                </m:r>
+                              </m:oMath>
+                              <w:r>
+                                <w:rPr>
+                                  <w:rFonts w:cs="Times New Roman"/>
+                                  <w:szCs w:val="24"/>
+                                </w:rPr>
+                                <w:t>. а) – пересечение кривых моментов винта и мотора. б) – кривые эффективности мотора и винта. в) – кривые тяги винта. Вертикальная пунктирная линия указывает рабочую частоту вращения</w:t>
+                              </w:r>
+                              <w:r>
+                                <w:rPr>
+                                  <w:rFonts w:cs="Times New Roman"/>
+                                  <w:szCs w:val="24"/>
+                                </w:rPr>
+                                <w:t>.</w:t>
+                              </w:r>
+                            </w:p>
+                          </w:txbxContent>
+                        </wps:txbx>
+                        <wps:bodyPr rot="0" spcFirstLastPara="0" vertOverflow="overflow" horzOverflow="overflow" vert="horz" wrap="square" lIns="0" tIns="0" rIns="0" bIns="0" numCol="1" spcCol="0" rtlCol="0" fromWordArt="0" anchor="t" anchorCtr="0" forceAA="0" compatLnSpc="1">
+                          <a:prstTxWarp prst="textNoShape">
+                            <a:avLst/>
+                          </a:prstTxWarp>
+                          <a:spAutoFit/>
+                        </wps:bodyPr>
+                      </wps:wsp>
+                    </wpg:wgp>
+                  </a:graphicData>
+                </a:graphic>
+              </wp:anchor>
+            </w:drawing>
+          </mc:Choice>
+          <mc:Fallback>
+            <w:pict>
+              <v:group id="Группа 16" o:spid="_x0000_s1038" style="position:absolute;left:0;text-align:left;margin-left:0;margin-top:1.3pt;width:241.65pt;height:507.15pt;z-index:251672576;mso-position-horizontal:left;mso-position-horizontal-relative:margin" coordsize="30689,64408" o:gfxdata="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">
+                <v:shape id="Рисунок 13" o:spid="_x0000_s1039" type="#_x0000_t75" style="position:absolute;width:30670;height:48260;visibility:visible;mso-wrap-style:square" o:gfxdata="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" stroked="t" strokecolor="#d8d8d8 [2732]">
+                  <v:imagedata r:id="rId19" o:title=""/>
+                  <v:path arrowok="t"/>
+                </v:shape>
+                <v:shape id="Поле 15" o:spid="_x0000_s1040" type="#_x0000_t202" style="position:absolute;top:48831;width:30689;height:15577;visibility:visible;mso-wrap-style:square;v-text-anchor:top" o:gfxdata="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" stroked="f">
+                  <v:textbox style="mso-fit-shape-to-text:t" inset="0,0,0,0">
+                    <w:txbxContent>
+                      <w:p>
+                        <w:pPr>
+                          <w:pStyle w:val="a8"/>
+                          <w:rPr>
+                            <w:noProof/>
+                          </w:rPr>
+                        </w:pPr>
+                        <w:r>
+                          <w:t xml:space="preserve">Рисунок </w:t>
+                        </w:r>
+                        <w:r>
+                          <w:fldChar w:fldCharType="begin"/>
+                        </w:r>
+                        <w:r>
+                          <w:instrText xml:space="preserve"> SEQ Рисунок \* ARABIC </w:instrText>
+                        </w:r>
+                        <w:r>
+                          <w:fldChar w:fldCharType="separate"/>
+                        </w:r>
+                        <w:r>
+                          <w:rPr>
+                            <w:noProof/>
+                          </w:rPr>
+                          <w:t>5</w:t>
+                        </w:r>
+                        <w:r>
+                          <w:fldChar w:fldCharType="end"/>
+                        </w:r>
+                        <w:r>
+                          <w:t xml:space="preserve"> - </w:t>
+                        </w:r>
+                        <w:r>
+                          <w:rPr>
+                            <w:rFonts w:cs="Times New Roman"/>
+                            <w:szCs w:val="24"/>
+                          </w:rPr>
+                          <w:t xml:space="preserve">Выбор параметров мотора </w:t>
+                        </w:r>
+                        <w:r>
+                          <w:t>X</w:t>
+                        </w:r>
+                        <w:r>
+                          <w:t>2814</w:t>
+                        </w:r>
+                        <w:r>
+                          <w:rPr>
+                            <w:rFonts w:cs="Times New Roman"/>
+                            <w:szCs w:val="24"/>
+                          </w:rPr>
+                          <w:t xml:space="preserve"> и винта </w:t>
+                        </w:r>
+                        <w:proofErr w:type="spellStart"/>
+                        <w:r>
+                          <w:rPr>
+                            <w:rFonts w:cs="Times New Roman"/>
+                            <w:szCs w:val="24"/>
+                          </w:rPr>
+                          <w:t>AeroNaut</w:t>
+                        </w:r>
+                        <w:proofErr w:type="spellEnd"/>
+                        <w:r>
+                          <w:rPr>
+                            <w:rFonts w:cs="Times New Roman"/>
+                            <w:szCs w:val="24"/>
+                          </w:rPr>
+                          <w:t xml:space="preserve"> 11x8 при горизонтальном полете </w:t>
+                        </w:r>
+                        <m:oMath>
+                          <m:sSub>
+                            <m:sSubPr>
+                              <m:ctrlPr>
+                                <w:rPr>
+                                  <w:rFonts w:ascii="Cambria Math" w:hAnsi="Cambria Math" w:cs="Times New Roman"/>
+                                  <w:i/>
+                                  <w:szCs w:val="24"/>
+                                </w:rPr>
+                              </m:ctrlPr>
+                            </m:sSubPr>
+                            <m:e>
+                              <m:r>
+                                <w:rPr>
+                                  <w:rFonts w:ascii="Cambria Math" w:hAnsi="Cambria Math" w:cs="Times New Roman"/>
+                                  <w:szCs w:val="24"/>
+                                </w:rPr>
+                                <m:t>V</m:t>
+                              </m:r>
+                            </m:e>
+                            <m:sub>
+                              <m:r>
+                                <w:rPr>
+                                  <w:rFonts w:ascii="Cambria Math" w:hAnsi="Cambria Math" w:cs="Times New Roman"/>
+                                  <w:szCs w:val="24"/>
+                                </w:rPr>
+                                <m:t>a</m:t>
+                              </m:r>
+                            </m:sub>
+                          </m:sSub>
+                          <m:r>
+                            <w:rPr>
+                              <w:rFonts w:ascii="Cambria Math" w:hAnsi="Cambria Math" w:cs="Times New Roman"/>
+                              <w:szCs w:val="24"/>
+                            </w:rPr>
+                            <m:t>=18 м/с</m:t>
+                          </m:r>
+                        </m:oMath>
+                        <w:r>
+                          <w:rPr>
+                            <w:rFonts w:cs="Times New Roman"/>
+                            <w:szCs w:val="24"/>
+                          </w:rPr>
+                          <w:t>. а) – пересечение кривых моментов винта и мотора. б) – кривые эффективности мотора и винта. в) – кривые тяги винта. Вертикальная пунктирная линия указывает рабочую частоту вращения</w:t>
+                        </w:r>
+                        <w:r>
+                          <w:rPr>
+                            <w:rFonts w:cs="Times New Roman"/>
+                            <w:szCs w:val="24"/>
+                          </w:rPr>
+                          <w:t>.</w:t>
+                        </w:r>
+                      </w:p>
+                    </w:txbxContent>
+                  </v:textbox>
+                </v:shape>
+                <w10:wrap type="square" anchorx="margin"/>
+              </v:group>
+            </w:pict>
+          </mc:Fallback>
+        </mc:AlternateContent>
+      </w:r>
+      <w:r>
+        <w:rPr>
+          <w:lang w:val="ru-RU"/>
+        </w:rPr>
+        <w:t xml:space="preserve">В ходе анализа ряда моторов был выбран </w:t>
+      </w:r>
+      <w:proofErr w:type="spellStart"/>
+      <w:r>
+        <w:t>Sunnysky</w:t>
+      </w:r>
+      <w:proofErr w:type="spellEnd"/>
+      <w:r>
+        <w:rPr>
+          <w:lang w:val="ru-RU"/>
+        </w:rPr>
+        <w:t xml:space="preserve"> </w:t>
+      </w:r>
+      <w:r>
+        <w:t>X</w:t>
+      </w:r>
+      <w:r>
+        <w:rPr>
+          <w:lang w:val="ru-RU"/>
+        </w:rPr>
+        <w:t>2814 9</w:t>
+      </w:r>
+      <w:r>
+        <w:rPr>
+          <w:lang w:val="ru-RU"/>
+        </w:rPr>
+        <w:t>0</w:t>
+      </w:r>
+      <w:r>
+        <w:rPr>
+          <w:lang w:val="ru-RU"/>
+        </w:rPr>
+        <w:t>0</w:t>
+      </w:r>
+      <w:r>
+        <w:rPr>
+          <w:lang w:val="ru-RU"/>
+        </w:rPr>
+        <w:t xml:space="preserve"> </w:t>
+      </w:r>
+      <w:proofErr w:type="spellStart"/>
+      <w:r>
+        <w:t>kv</w:t>
+      </w:r>
+      <w:proofErr w:type="spellEnd"/>
+      <w:r>
+        <w:rPr>
+          <w:lang w:val="ru-RU"/>
+        </w:rPr>
+        <w:t>, так как он оптимален по потребляемой мощности для всех рассматриваемых воздушных винтов.</w:t>
+      </w:r>
+      <w:r>
+        <w:rPr>
+          <w:lang w:val="ru-RU"/>
+        </w:rPr>
+        <w:t xml:space="preserve"> </w:t>
+      </w:r>
+      <w:r>
+        <w:rPr>
+          <w:lang w:val="ru-RU"/>
+        </w:rPr>
+        <w:t>Согласно [5</w:t>
+      </w:r>
+      <w:r>
+        <w:rPr>
+          <w:lang w:val="ru-RU"/>
+        </w:rPr>
+        <w:t>]</w:t>
+      </w:r>
+      <w:r>
+        <w:rPr>
+          <w:lang w:val="ru-RU"/>
+        </w:rPr>
+        <w:t xml:space="preserve"> из равенства механических моментов винта и мотора была найдена точка пересечения кривых моментов винта и мотора (рисунок </w:t>
+      </w:r>
+      <w:r>
+        <w:rPr>
+          <w:lang w:val="ru-RU"/>
+        </w:rPr>
+        <w:t>8</w:t>
+      </w:r>
+      <w:r>
+        <w:rPr>
+          <w:lang w:val="ru-RU"/>
+        </w:rPr>
+        <w:t>а), соответствующая угловой скорости вращения</w:t>
+      </w:r>
+      <w:r>
+        <w:rPr>
+          <w:lang w:val="ru-RU"/>
+        </w:rPr>
+        <w:t xml:space="preserve"> </w:t>
+      </w:r>
+      <w:r>
+        <w:rPr>
+          <w:lang w:val="ru-RU"/>
+        </w:rPr>
+        <w:t>5800</w:t>
+      </w:r>
+      <w:r>
+        <w:rPr>
+          <w:lang w:val="ru-RU"/>
+        </w:rPr>
+        <w:t xml:space="preserve"> </w:t>
+      </w:r>
+      <w:r>
+        <w:rPr>
+          <w:lang w:val="ru-RU"/>
+        </w:rPr>
+        <w:t>мин</w:t>
+      </w:r>
+      <w:r>
+        <w:rPr>
+          <w:vertAlign w:val="superscript"/>
+          <w:lang w:val="ru-RU"/>
+        </w:rPr>
+        <w:t>-1</w:t>
+      </w:r>
+      <w:r>
+        <w:rPr>
+          <w:lang w:val="ru-RU"/>
+        </w:rPr>
+        <w:t>.</w:t>
+      </w:r>
+    </w:p>
+    <w:tbl>
+      <w:tblPr>
+        <w:tblStyle w:val="af1"/>
+        <w:tblW w:w="2416" w:type="pct"/>
+        <w:tblBorders>
+          <w:top w:val="none" w:sz="0" w:space="0" w:color="auto"/>
+          <w:left w:val="none" w:sz="0" w:space="0" w:color="auto"/>
+          <w:bottom w:val="none" w:sz="0" w:space="0" w:color="auto"/>
+          <w:right w:val="none" w:sz="0" w:space="0" w:color="auto"/>
+          <w:insideH w:val="none" w:sz="0" w:space="0" w:color="auto"/>
+          <w:insideV w:val="none" w:sz="0" w:space="0" w:color="auto"/>
+        </w:tblBorders>
+        <w:tblLook w:val="04A0" w:firstRow="1" w:lastRow="0" w:firstColumn="1" w:lastColumn="0" w:noHBand="0" w:noVBand="1"/>
+      </w:tblPr>
+      <w:tblGrid>
+        <w:gridCol w:w="222"/>
+        <w:gridCol w:w="3948"/>
+        <w:gridCol w:w="616"/>
+      </w:tblGrid>
+      <w:tr>
+        <w:tc>
+          <w:tcPr>
+            <w:tcW w:w="250" w:type="pct"/>
+          </w:tcPr>
+          <w:p>
+            <w:pPr>
+              <w:ind w:firstLine="0"/>
+            </w:pPr>
+          </w:p>
+        </w:tc>
+        <w:tc>
+          <w:tcPr>
+            <w:tcW w:w="4500" w:type="pct"/>
+          </w:tcPr>
+          <w:p>
+            <w:pPr>
+              <w:ind w:firstLine="0"/>
+            </w:pPr>
+            <m:oMathPara>
+              <m:oMath>
+                <m:sSub>
+                  <m:sSubPr>
+                    <m:ctrlPr>
+                      <w:rPr>
+                        <w:rFonts w:ascii="Cambria Math" w:hAnsi="Cambria Math"/>
+                        <w:i/>
+                        <w:lang w:val="ru-RU"/>
+                      </w:rPr>
+                    </m:ctrlPr>
+                  </m:sSubPr>
+                  <m:e>
+                    <m:r>
+                      <w:rPr>
+                        <w:rFonts w:ascii="Cambria Math" w:hAnsi="Cambria Math"/>
+                        <w:lang w:val="ru-RU"/>
+                      </w:rPr>
+                      <m:t>Q</m:t>
+                    </m:r>
+                  </m:e>
+                  <m:sub>
+                    <m:r>
+                      <w:rPr>
+                        <w:rFonts w:ascii="Cambria Math" w:hAnsi="Cambria Math"/>
+                        <w:lang w:val="ru-RU"/>
+                      </w:rPr>
+                      <m:t>m</m:t>
+                    </m:r>
+                  </m:sub>
+                </m:sSub>
+                <m:r>
+                  <w:rPr>
+                    <w:rFonts w:ascii="Cambria Math" w:hAnsi="Cambria Math"/>
+                    <w:lang w:val="ru-RU"/>
+                  </w:rPr>
+                  <m:t>=</m:t>
+                </m:r>
+                <m:sSub>
+                  <m:sSubPr>
+                    <m:ctrlPr>
+                      <w:rPr>
+                        <w:rFonts w:ascii="Cambria Math" w:hAnsi="Cambria Math"/>
+                        <w:i/>
+                        <w:lang w:val="ru-RU"/>
+                      </w:rPr>
+                    </m:ctrlPr>
+                  </m:sSubPr>
+                  <m:e>
+                    <m:r>
+                      <w:rPr>
+                        <w:rFonts w:ascii="Cambria Math" w:hAnsi="Cambria Math"/>
+                        <w:lang w:val="ru-RU"/>
+                      </w:rPr>
+                      <m:t>K</m:t>
+                    </m:r>
+                  </m:e>
+                  <m:sub>
+                    <m:r>
+                      <w:rPr>
+                        <w:rFonts w:ascii="Cambria Math" w:hAnsi="Cambria Math"/>
+                        <w:lang w:val="ru-RU"/>
+                      </w:rPr>
+                      <m:t>Q</m:t>
+                    </m:r>
+                  </m:sub>
+                </m:sSub>
+                <m:d>
+                  <m:dPr>
+                    <m:ctrlPr>
+                      <w:rPr>
+                        <w:rFonts w:ascii="Cambria Math" w:hAnsi="Cambria Math"/>
+                        <w:i/>
+                        <w:lang w:val="ru-RU"/>
+                      </w:rPr>
+                    </m:ctrlPr>
+                  </m:dPr>
+                  <m:e>
+                    <m:f>
+                      <m:fPr>
+                        <m:type m:val="lin"/>
+                        <m:ctrlPr>
+                          <w:rPr>
+                            <w:rFonts w:ascii="Cambria Math" w:hAnsi="Cambria Math"/>
+                            <w:i/>
+                            <w:lang w:val="ru-RU"/>
+                          </w:rPr>
+                        </m:ctrlPr>
+                      </m:fPr>
+                      <m:num>
+                        <m:d>
+                          <m:dPr>
+                            <m:ctrlPr>
+                              <w:rPr>
+                                <w:rFonts w:ascii="Cambria Math" w:hAnsi="Cambria Math"/>
+                                <w:i/>
+                                <w:lang w:val="ru-RU"/>
+                              </w:rPr>
+                            </m:ctrlPr>
+                          </m:dPr>
+                          <m:e>
+                            <m:sSub>
+                              <m:sSubPr>
+                                <m:ctrlPr>
+                                  <w:rPr>
+                                    <w:rFonts w:ascii="Cambria Math" w:hAnsi="Cambria Math"/>
+                                    <w:i/>
+                                    <w:lang w:val="ru-RU"/>
+                                  </w:rPr>
+                                </m:ctrlPr>
+                              </m:sSubPr>
+                              <m:e>
+                                <m:r>
+                                  <w:rPr>
+                                    <w:rFonts w:ascii="Cambria Math" w:hAnsi="Cambria Math"/>
+                                    <w:lang w:val="ru-RU"/>
+                                  </w:rPr>
+                                  <m:t>V</m:t>
+                                </m:r>
+                              </m:e>
+                              <m:sub>
+                                <m:r>
+                                  <w:rPr>
+                                    <w:rFonts w:ascii="Cambria Math" w:hAnsi="Cambria Math"/>
+                                    <w:lang w:val="ru-RU"/>
+                                  </w:rPr>
+                                  <m:t>in</m:t>
+                                </m:r>
+                              </m:sub>
+                            </m:sSub>
+                            <m:r>
+                              <w:rPr>
+                                <w:rFonts w:ascii="Cambria Math" w:hAnsi="Cambria Math"/>
+                                <w:lang w:val="ru-RU"/>
+                              </w:rPr>
+                              <m:t>-</m:t>
+                            </m:r>
+                            <m:sSub>
+                              <m:sSubPr>
+                                <m:ctrlPr>
+                                  <w:rPr>
+                                    <w:rFonts w:ascii="Cambria Math" w:hAnsi="Cambria Math"/>
+                                    <w:i/>
+                                    <w:lang w:val="ru-RU"/>
+                                  </w:rPr>
+                                </m:ctrlPr>
+                              </m:sSubPr>
+                              <m:e>
+                                <m:r>
+                                  <w:rPr>
+                                    <w:rFonts w:ascii="Cambria Math" w:hAnsi="Cambria Math"/>
+                                    <w:lang w:val="ru-RU"/>
+                                  </w:rPr>
+                                  <m:t>K</m:t>
+                                </m:r>
+                              </m:e>
+                              <m:sub>
+                                <m:r>
+                                  <w:rPr>
+                                    <w:rFonts w:ascii="Cambria Math" w:hAnsi="Cambria Math"/>
+                                    <w:lang w:val="ru-RU"/>
+                                  </w:rPr>
+                                  <m:t>V</m:t>
+                                </m:r>
+                              </m:sub>
+                            </m:sSub>
+                            <m:r>
+                              <m:rPr>
+                                <m:sty m:val="p"/>
+                              </m:rPr>
+                              <w:rPr>
+                                <w:rFonts w:ascii="Cambria Math" w:hAnsi="Cambria Math"/>
+                                <w:lang w:val="ru-RU"/>
+                              </w:rPr>
+                              <m:t>Ω</m:t>
+                            </m:r>
+                          </m:e>
+                        </m:d>
+                      </m:num>
+                      <m:den>
+                        <m:r>
+                          <w:rPr>
+                            <w:rFonts w:ascii="Cambria Math" w:hAnsi="Cambria Math"/>
+                            <w:lang w:val="ru-RU"/>
+                          </w:rPr>
+                          <m:t>R-</m:t>
+                        </m:r>
+                        <m:sSub>
+                          <m:sSubPr>
+                            <m:ctrlPr>
+                              <w:rPr>
+                                <w:rFonts w:ascii="Cambria Math" w:hAnsi="Cambria Math"/>
+                                <w:i/>
+                                <w:lang w:val="ru-RU"/>
+                              </w:rPr>
+                            </m:ctrlPr>
+                          </m:sSubPr>
+                          <m:e>
+                            <m:r>
+                              <w:rPr>
+                                <w:rFonts w:ascii="Cambria Math" w:hAnsi="Cambria Math"/>
+                                <w:lang w:val="ru-RU"/>
+                              </w:rPr>
+                              <m:t>i</m:t>
+                            </m:r>
+                          </m:e>
+                          <m:sub>
+                            <m:r>
+                              <w:rPr>
+                                <w:rFonts w:ascii="Cambria Math" w:hAnsi="Cambria Math"/>
+                                <w:lang w:val="ru-RU"/>
+                              </w:rPr>
+                              <m:t>0</m:t>
+                            </m:r>
+                          </m:sub>
+                        </m:sSub>
+                      </m:den>
+                    </m:f>
+                  </m:e>
+                </m:d>
+              </m:oMath>
+            </m:oMathPara>
+          </w:p>
+        </w:tc>
+        <w:tc>
+          <w:tcPr>
+            <w:tcW w:w="250" w:type="pct"/>
+            <w:vAlign w:val="center"/>
+          </w:tcPr>
+          <w:p>
+            <w:pPr>
+              <w:ind w:firstLine="0"/>
+              <w:jc w:val="center"/>
+              <w:rPr>
+                <w:lang w:val="ru-RU"/>
+              </w:rPr>
+            </w:pPr>
+            <w:r>
+              <w:rPr>
+                <w:lang w:val="ru-RU"/>
+              </w:rPr>
+              <w:t>(</w:t>
+            </w:r>
+            <w:r>
+              <w:rPr>
+                <w:lang w:val="ru-RU"/>
+              </w:rPr>
+              <w:t>3</w:t>
+            </w:r>
+            <w:r>
+              <w:t>3</w:t>
+            </w:r>
+            <w:r>
+              <w:rPr>
+                <w:lang w:val="ru-RU"/>
+              </w:rPr>
+              <w:t>)</w:t>
+            </w:r>
+          </w:p>
+        </w:tc>
+      </w:tr>
+    </w:tbl>
+    <w:p>
+      <w:pPr>
+        <w:rPr>
+          <w:i/>
+          <w:lang w:val="ru-RU"/>
+        </w:rPr>
+      </w:pPr>
+      <w:r>
+        <w:rPr>
+          <w:lang w:val="ru-RU"/>
+        </w:rPr>
+        <w:t xml:space="preserve">Также были построены кривые КПД мотора и винта на рисунке </w:t>
+      </w:r>
+      <w:r>
+        <w:rPr>
+          <w:lang w:val="ru-RU"/>
+        </w:rPr>
+        <w:t>5</w:t>
+      </w:r>
+      <w:r>
+        <w:rPr>
+          <w:lang w:val="ru-RU"/>
+        </w:rPr>
+        <w:t xml:space="preserve">б, чтобы убедиться в оптимальном режиме работы ВМГ в выбранном диапазоне угловых частот вращения. Как видно на рисунке </w:t>
+      </w:r>
+      <w:r>
+        <w:rPr>
+          <w:lang w:val="ru-RU"/>
+        </w:rPr>
+        <w:t>8</w:t>
+      </w:r>
+      <w:r>
+        <w:rPr>
+          <w:lang w:val="ru-RU"/>
+        </w:rPr>
+        <w:t>б, и мотор, и винт на частоте 5800</w:t>
+      </w:r>
+      <w:r>
+        <w:rPr>
+          <w:lang w:val="ru-RU"/>
+        </w:rPr>
+        <w:t xml:space="preserve"> </w:t>
+      </w:r>
+      <w:r>
+        <w:rPr>
+          <w:lang w:val="ru-RU"/>
+        </w:rPr>
+        <w:t>мин</w:t>
+      </w:r>
+      <w:r>
+        <w:rPr>
+          <w:vertAlign w:val="superscript"/>
+          <w:lang w:val="ru-RU"/>
+        </w:rPr>
+        <w:t>-1</w:t>
+      </w:r>
+      <w:r>
+        <w:rPr>
+          <w:lang w:val="ru-RU"/>
+        </w:rPr>
+        <w:t xml:space="preserve"> имеет КПД близкий к максимальному</w:t>
+      </w:r>
+      <w:r>
+        <w:rPr>
+          <w:lang w:val="ru-RU"/>
+        </w:rPr>
+        <w:t xml:space="preserve"> </w:t>
+      </w:r>
+      <w:r>
+        <w:rPr>
+          <w:lang w:val="ru-RU"/>
+        </w:rPr>
+        <w:t xml:space="preserve">для выбранной скорости воздушного полета </w:t>
+      </w:r>
+      <m:oMath>
+        <m:sSub>
+          <m:sSubPr>
+            <m:ctrlPr>
+              <w:rPr>
+                <w:rFonts w:ascii="Cambria Math" w:hAnsi="Cambria Math"/>
+                <w:i/>
+                <w:lang w:val="ru-RU"/>
+              </w:rPr>
+            </m:ctrlPr>
+          </m:sSubPr>
+          <m:e>
+            <m:r>
+              <w:rPr>
+                <w:rFonts w:ascii="Cambria Math" w:hAnsi="Cambria Math"/>
+                <w:lang w:val="ru-RU"/>
+              </w:rPr>
+              <m:t>V</m:t>
+            </m:r>
+          </m:e>
+          <m:sub>
+            <m:r>
+              <w:rPr>
+                <w:rFonts w:ascii="Cambria Math" w:hAnsi="Cambria Math"/>
+                <w:lang w:val="ru-RU"/>
+              </w:rPr>
+              <m:t>a</m:t>
+            </m:r>
           </m:sub>
         </m:sSub>
         <m:r>
@@ -29434,7 +35077,7 @@
             <w:rFonts w:ascii="Cambria Math" w:hAnsi="Cambria Math"/>
             <w:lang w:val="ru-RU"/>
           </w:rPr>
-          <m:t>|</m:t>
+          <m:t>=18 м/с</m:t>
         </m:r>
       </m:oMath>
       <w:r>
@@ -29442,129 +35085,13 @@
           <w:rFonts w:eastAsiaTheme="minorEastAsia"/>
           <w:lang w:val="ru-RU"/>
         </w:rPr>
-        <w:t xml:space="preserve"> для большей статической устойчивости согласно (27) путем увеличения размеров хвостового оперения, длины плеча хвостового оперения или же передней центровкой ЛА.</w:t>
-      </w:r>
-    </w:p>
-    <w:p>
-      <w:pPr>
-        <w:rPr>
-          <w:lang w:val="ru-RU"/>
-        </w:rPr>
-      </w:pPr>
-      <w:r>
-        <w:rPr>
-          <w:noProof/>
-        </w:rPr>
-        <w:drawing>
-          <wp:inline distT="0" distB="0" distL="0" distR="0" wp14:anchorId="169A1D0C" wp14:editId="3159004B">
-            <wp:extent cx="5198533" cy="2700866"/>
-            <wp:effectExtent l="0" t="0" r="2540" b="4445"/>
-            <wp:docPr id="14" name="Рисунок 14"/>
-            <wp:cNvGraphicFramePr>
-              <a:graphicFrameLocks xmlns:a="http://schemas.openxmlformats.org/drawingml/2006/main" noChangeAspect="1"/>
-            </wp:cNvGraphicFramePr>
-            <a:graphic xmlns:a="http://schemas.openxmlformats.org/drawingml/2006/main">
-              <a:graphicData uri="http://schemas.openxmlformats.org/drawingml/2006/picture">
-                <pic:pic xmlns:pic="http://schemas.openxmlformats.org/drawingml/2006/picture">
-                  <pic:nvPicPr>
-                    <pic:cNvPr id="0" name="BalanceCurve.png"/>
-                    <pic:cNvPicPr/>
-                  </pic:nvPicPr>
-                  <pic:blipFill>
-                    <a:blip r:embed="rId15" cstate="print">
-                      <a:extLst>
-                        <a:ext uri="{28A0092B-C50C-407E-A947-70E740481C1C}">
-                          <a14:useLocalDpi xmlns:a14="http://schemas.microsoft.com/office/drawing/2010/main" val="0"/>
-                        </a:ext>
-                      </a:extLst>
-                    </a:blip>
-                    <a:stretch>
-                      <a:fillRect/>
-                    </a:stretch>
-                  </pic:blipFill>
-                  <pic:spPr>
-                    <a:xfrm>
-                      <a:off x="0" y="0"/>
-                      <a:ext cx="5199899" cy="2701576"/>
-                    </a:xfrm>
-                    <a:prstGeom prst="rect">
-                      <a:avLst/>
-                    </a:prstGeom>
-                  </pic:spPr>
-                </pic:pic>
-              </a:graphicData>
-            </a:graphic>
-          </wp:inline>
-        </w:drawing>
-      </w:r>
-    </w:p>
-    <w:p>
-      <w:pPr>
-        <w:rPr>
-          <w:rFonts w:eastAsiaTheme="minorEastAsia"/>
-          <w:lang w:val="ru-RU"/>
-        </w:rPr>
-      </w:pPr>
-      <w:r>
-        <w:rPr>
-          <w:lang w:val="ru-RU"/>
-        </w:rPr>
-        <w:t xml:space="preserve">Рисунок </w:t>
-      </w:r>
-      <w:r>
-        <w:fldChar w:fldCharType="begin"/>
-      </w:r>
-      <w:r>
-        <w:rPr>
-          <w:lang w:val="ru-RU"/>
-        </w:rPr>
-        <w:instrText xml:space="preserve"> </w:instrText>
-      </w:r>
-      <w:r>
-        <w:instrText>SEQ</w:instrText>
-      </w:r>
-      <w:r>
-        <w:rPr>
-          <w:lang w:val="ru-RU"/>
-        </w:rPr>
-        <w:instrText xml:space="preserve"> </w:instrText>
-      </w:r>
-      <w:r>
-        <w:instrText>Figure</w:instrText>
-      </w:r>
-      <w:r>
-        <w:rPr>
-          <w:lang w:val="ru-RU"/>
-        </w:rPr>
-        <w:instrText xml:space="preserve"> \* </w:instrText>
-      </w:r>
-      <w:r>
-        <w:instrText>ARABIC</w:instrText>
-      </w:r>
-      <w:r>
-        <w:rPr>
-          <w:lang w:val="ru-RU"/>
-        </w:rPr>
-        <w:instrText xml:space="preserve"> </w:instrText>
-      </w:r>
-      <w:r>
-        <w:fldChar w:fldCharType="separate"/>
-      </w:r>
-      <w:r>
-        <w:rPr>
-          <w:noProof/>
-          <w:lang w:val="ru-RU"/>
-        </w:rPr>
-        <w:t>6</w:t>
-      </w:r>
-      <w:r>
-        <w:fldChar w:fldCharType="end"/>
-      </w:r>
-      <w:r>
-        <w:rPr>
-          <w:lang w:val="ru-RU"/>
-        </w:rPr>
-        <w:t xml:space="preserve"> – Балансировочные кривые для координаты центра масс </w:t>
+        <w:t>,</w:t>
+      </w:r>
+      <w:r>
+        <w:rPr>
+          <w:lang w:val="ru-RU"/>
+        </w:rPr>
+        <w:t xml:space="preserve"> </w:t>
       </w:r>
       <m:oMath>
         <m:sSub>
@@ -29573,78 +35100,85 @@
               <w:rPr>
                 <w:rFonts w:ascii="Cambria Math" w:hAnsi="Cambria Math"/>
                 <w:i/>
+                <w:lang w:val="ru-RU"/>
               </w:rPr>
             </m:ctrlPr>
           </m:sSubPr>
           <m:e>
             <m:r>
-              <m:rPr>
-                <m:sty m:val="bi"/>
-              </m:rPr>
               <w:rPr>
                 <w:rFonts w:ascii="Cambria Math" w:hAnsi="Cambria Math"/>
-              </w:rPr>
-              <m:t>x</m:t>
+                <w:lang w:val="ru-RU"/>
+              </w:rPr>
+              <m:t>η</m:t>
             </m:r>
           </m:e>
           <m:sub>
             <m:r>
-              <m:rPr>
-                <m:sty m:val="bi"/>
-              </m:rPr>
               <w:rPr>
                 <w:rFonts w:ascii="Cambria Math" w:hAnsi="Cambria Math"/>
-              </w:rPr>
-              <m:t>cg</m:t>
+                <w:lang w:val="ru-RU"/>
+              </w:rPr>
+              <m:t>p</m:t>
             </m:r>
           </m:sub>
         </m:sSub>
         <m:r>
-          <m:rPr>
-            <m:sty m:val="bi"/>
-          </m:rPr>
           <w:rPr>
             <w:rFonts w:ascii="Cambria Math" w:hAnsi="Cambria Math"/>
             <w:lang w:val="ru-RU"/>
           </w:rPr>
-          <m:t>=</m:t>
+          <m:t>= 0,</m:t>
         </m:r>
         <m:r>
-          <m:rPr>
-            <m:sty m:val="bi"/>
-          </m:rPr>
-          <w:rPr>
-            <w:rFonts w:ascii="Cambria Math" w:hAnsi="Cambria Math"/>
-          </w:rPr>
-          <m:t>0</m:t>
-        </m:r>
-        <m:r>
-          <m:rPr>
-            <m:sty m:val="bi"/>
-          </m:rPr>
           <w:rPr>
             <w:rFonts w:ascii="Cambria Math" w:hAnsi="Cambria Math"/>
             <w:lang w:val="ru-RU"/>
           </w:rPr>
-          <m:t>.</m:t>
+          <m:t xml:space="preserve">78, </m:t>
+        </m:r>
+        <m:sSub>
+          <m:sSubPr>
+            <m:ctrlPr>
+              <w:rPr>
+                <w:rFonts w:ascii="Cambria Math" w:hAnsi="Cambria Math"/>
+                <w:i/>
+                <w:lang w:val="ru-RU"/>
+              </w:rPr>
+            </m:ctrlPr>
+          </m:sSubPr>
+          <m:e>
+            <m:r>
+              <w:rPr>
+                <w:rFonts w:ascii="Cambria Math" w:hAnsi="Cambria Math"/>
+                <w:lang w:val="ru-RU"/>
+              </w:rPr>
+              <m:t xml:space="preserve"> η</m:t>
+            </m:r>
+          </m:e>
+          <m:sub>
+            <m:r>
+              <w:rPr>
+                <w:rFonts w:ascii="Cambria Math" w:hAnsi="Cambria Math"/>
+                <w:lang w:val="ru-RU"/>
+              </w:rPr>
+              <m:t>m</m:t>
+            </m:r>
+          </m:sub>
+        </m:sSub>
+        <m:r>
+          <w:rPr>
+            <w:rFonts w:ascii="Cambria Math" w:hAnsi="Cambria Math"/>
+            <w:lang w:val="ru-RU"/>
+          </w:rPr>
+          <m:t>=0,</m:t>
         </m:r>
         <m:r>
-          <m:rPr>
-            <m:sty m:val="bi"/>
-          </m:rPr>
           <w:rPr>
             <w:rFonts w:ascii="Cambria Math" w:hAnsi="Cambria Math"/>
+            <w:lang w:val="ru-RU"/>
           </w:rPr>
-          <m:t>4</m:t>
-        </m:r>
-        <m:r>
-          <m:rPr>
-            <m:sty m:val="bi"/>
-          </m:rPr>
-          <w:rPr>
-            <w:rFonts w:ascii="Cambria Math" w:hAnsi="Cambria Math"/>
-          </w:rPr>
-          <m:t>c</m:t>
+          <m:t>84</m:t>
         </m:r>
       </m:oMath>
     </w:p>
@@ -29652,6 +35186,473 @@
       <w:pPr>
         <w:rPr>
           <w:lang w:val="ru-RU"/>
+        </w:rPr>
+      </w:pPr>
+      <w:r>
+        <w:rPr>
+          <w:lang w:val="ru-RU"/>
+        </w:rPr>
+        <w:t>На рисунке</w:t>
+      </w:r>
+      <w:r>
+        <w:rPr>
+          <w:lang w:val="ru-RU"/>
+        </w:rPr>
+        <w:t xml:space="preserve"> 5</w:t>
+      </w:r>
+      <w:r>
+        <w:rPr>
+          <w:lang w:val="ru-RU"/>
+        </w:rPr>
+        <w:t>в представлены кривые тяги винта в зависимости от частоты вращения для двух разных скоростей воздушного потока. При выбранной скорости 18 м/с</w:t>
+      </w:r>
+      <w:r>
+        <w:rPr>
+          <w:lang w:val="ru-RU"/>
+        </w:rPr>
+        <w:t xml:space="preserve"> винт создает достаточную тягу </w:t>
+      </w:r>
+      <m:oMath>
+        <m:r>
+          <w:rPr>
+            <w:rFonts w:ascii="Cambria Math" w:hAnsi="Cambria Math"/>
+            <w:lang w:val="ru-RU"/>
+          </w:rPr>
+          <m:t>T=3,5 H</m:t>
+        </m:r>
+      </m:oMath>
+      <w:r>
+        <w:rPr>
+          <w:lang w:val="ru-RU"/>
+        </w:rPr>
+        <w:t xml:space="preserve"> для поддержания установившегося горизонтального полета.</w:t>
+      </w:r>
+    </w:p>
+    <w:p>
+      <w:r>
+        <w:rPr>
+          <w:lang w:val="ru-RU"/>
+        </w:rPr>
+        <w:t>Согласно вы</w:t>
+      </w:r>
+      <w:r>
+        <w:rPr>
+          <w:lang w:val="ru-RU"/>
+        </w:rPr>
+        <w:t>ражению (</w:t>
+      </w:r>
+      <w:r>
+        <w:rPr>
+          <w:lang w:val="ru-RU"/>
+        </w:rPr>
+        <w:t>3</w:t>
+      </w:r>
+      <w:r>
+        <w:rPr>
+          <w:lang w:val="ru-RU"/>
+        </w:rPr>
+        <w:t>3</w:t>
+      </w:r>
+      <w:r>
+        <w:rPr>
+          <w:lang w:val="ru-RU"/>
+        </w:rPr>
+        <w:t xml:space="preserve">) и рисунку </w:t>
+      </w:r>
+      <w:r>
+        <w:rPr>
+          <w:lang w:val="ru-RU"/>
+        </w:rPr>
+        <w:t>5</w:t>
+      </w:r>
+      <w:r>
+        <w:rPr>
+          <w:lang w:val="ru-RU"/>
+        </w:rPr>
+        <w:t xml:space="preserve">а можем оценить мощность, потребляемую </w:t>
+      </w:r>
+      <w:proofErr w:type="gramStart"/>
+      <w:r>
+        <w:rPr>
+          <w:lang w:val="ru-RU"/>
+        </w:rPr>
+        <w:t>C</w:t>
+      </w:r>
+      <w:proofErr w:type="gramEnd"/>
+      <w:r>
+        <w:rPr>
+          <w:lang w:val="ru-RU"/>
+        </w:rPr>
+        <w:t>У, с учетом эффективности регулятора об</w:t>
+      </w:r>
+      <w:r>
+        <w:rPr>
+          <w:lang w:val="ru-RU"/>
+        </w:rPr>
+        <w:t>оротов</w:t>
+      </w:r>
+      <w:r>
+        <w:t xml:space="preserve"> </w:t>
+      </w:r>
+      <m:oMath>
+        <m:sSub>
+          <m:sSubPr>
+            <m:ctrlPr>
+              <w:rPr>
+                <w:rFonts w:ascii="Cambria Math" w:hAnsi="Cambria Math"/>
+                <w:i/>
+              </w:rPr>
+            </m:ctrlPr>
+          </m:sSubPr>
+          <m:e>
+            <m:r>
+              <w:rPr>
+                <w:rFonts w:ascii="Cambria Math" w:hAnsi="Cambria Math"/>
+              </w:rPr>
+              <m:t>η</m:t>
+            </m:r>
+          </m:e>
+          <m:sub>
+            <m:r>
+              <w:rPr>
+                <w:rFonts w:ascii="Cambria Math" w:hAnsi="Cambria Math"/>
+              </w:rPr>
+              <m:t>ESC</m:t>
+            </m:r>
+          </m:sub>
+        </m:sSub>
+        <m:r>
+          <w:rPr>
+            <w:rFonts w:ascii="Cambria Math" w:hAnsi="Cambria Math"/>
+          </w:rPr>
+          <m:t>≈0,85</m:t>
+        </m:r>
+      </m:oMath>
+      <w:r>
+        <w:rPr>
+          <w:lang w:val="ru-RU"/>
+        </w:rPr>
+        <w:t>:</w:t>
+      </w:r>
+    </w:p>
+    <w:tbl>
+      <w:tblPr>
+        <w:tblStyle w:val="af1"/>
+        <w:tblW w:w="0" w:type="auto"/>
+        <w:tblBorders>
+          <w:top w:val="none" w:sz="0" w:space="0" w:color="auto"/>
+          <w:left w:val="none" w:sz="0" w:space="0" w:color="auto"/>
+          <w:bottom w:val="none" w:sz="0" w:space="0" w:color="auto"/>
+          <w:right w:val="none" w:sz="0" w:space="0" w:color="auto"/>
+          <w:insideH w:val="none" w:sz="0" w:space="0" w:color="auto"/>
+          <w:insideV w:val="none" w:sz="0" w:space="0" w:color="auto"/>
+        </w:tblBorders>
+        <w:tblLook w:val="04A0" w:firstRow="1" w:lastRow="0" w:firstColumn="1" w:lastColumn="0" w:noHBand="0" w:noVBand="1"/>
+      </w:tblPr>
+      <w:tblGrid>
+        <w:gridCol w:w="534"/>
+        <w:gridCol w:w="3685"/>
+        <w:gridCol w:w="616"/>
+      </w:tblGrid>
+      <w:tr>
+        <w:tc>
+          <w:tcPr>
+            <w:tcW w:w="534" w:type="dxa"/>
+            <w:vAlign w:val="center"/>
+          </w:tcPr>
+          <w:p>
+            <w:pPr>
+              <w:ind w:firstLine="0"/>
+              <w:jc w:val="center"/>
+              <w:rPr>
+                <w:rFonts w:eastAsiaTheme="minorEastAsia"/>
+              </w:rPr>
+            </w:pPr>
+          </w:p>
+        </w:tc>
+        <w:tc>
+          <w:tcPr>
+            <w:tcW w:w="3685" w:type="dxa"/>
+            <w:vAlign w:val="center"/>
+          </w:tcPr>
+          <w:p>
+            <w:pPr>
+              <w:ind w:firstLine="0"/>
+              <w:jc w:val="center"/>
+              <w:rPr>
+                <w:rFonts w:eastAsiaTheme="minorEastAsia"/>
+              </w:rPr>
+            </w:pPr>
+            <m:oMathPara>
+              <m:oMath>
+                <m:sSub>
+                  <m:sSubPr>
+                    <m:ctrlPr>
+                      <w:rPr>
+                        <w:rFonts w:ascii="Cambria Math" w:hAnsi="Cambria Math"/>
+                        <w:i/>
+                      </w:rPr>
+                    </m:ctrlPr>
+                  </m:sSubPr>
+                  <m:e>
+                    <m:r>
+                      <w:rPr>
+                        <w:rFonts w:ascii="Cambria Math" w:hAnsi="Cambria Math"/>
+                      </w:rPr>
+                      <m:t>P</m:t>
+                    </m:r>
+                  </m:e>
+                  <m:sub>
+                    <m:r>
+                      <w:rPr>
+                        <w:rFonts w:ascii="Cambria Math" w:hAnsi="Cambria Math"/>
+                        <w:lang w:val="ru-RU"/>
+                      </w:rPr>
+                      <m:t>СУ</m:t>
+                    </m:r>
+                  </m:sub>
+                </m:sSub>
+                <m:r>
+                  <w:rPr>
+                    <w:rFonts w:ascii="Cambria Math" w:hAnsi="Cambria Math"/>
+                    <w:lang w:val="ru-RU"/>
+                  </w:rPr>
+                  <m:t>=</m:t>
+                </m:r>
+                <m:f>
+                  <m:fPr>
+                    <m:ctrlPr>
+                      <w:rPr>
+                        <w:rFonts w:ascii="Cambria Math" w:hAnsi="Cambria Math"/>
+                        <w:i/>
+                        <w:lang w:val="ru-RU"/>
+                      </w:rPr>
+                    </m:ctrlPr>
+                  </m:fPr>
+                  <m:num>
+                    <m:r>
+                      <w:rPr>
+                        <w:rFonts w:ascii="Cambria Math" w:hAnsi="Cambria Math"/>
+                        <w:lang w:val="ru-RU"/>
+                      </w:rPr>
+                      <m:t>(</m:t>
+                    </m:r>
+                    <m:f>
+                      <m:fPr>
+                        <m:type m:val="lin"/>
+                        <m:ctrlPr>
+                          <w:rPr>
+                            <w:rFonts w:ascii="Cambria Math" w:hAnsi="Cambria Math"/>
+                            <w:i/>
+                            <w:lang w:val="ru-RU"/>
+                          </w:rPr>
+                        </m:ctrlPr>
+                      </m:fPr>
+                      <m:num>
+                        <m:sSub>
+                          <m:sSubPr>
+                            <m:ctrlPr>
+                              <w:rPr>
+                                <w:rFonts w:ascii="Cambria Math" w:hAnsi="Cambria Math"/>
+                                <w:i/>
+                                <w:lang w:val="ru-RU"/>
+                              </w:rPr>
+                            </m:ctrlPr>
+                          </m:sSubPr>
+                          <m:e>
+                            <m:r>
+                              <w:rPr>
+                                <w:rFonts w:ascii="Cambria Math" w:hAnsi="Cambria Math"/>
+                                <w:lang w:val="ru-RU"/>
+                              </w:rPr>
+                              <m:t>Q</m:t>
+                            </m:r>
+                          </m:e>
+                          <m:sub>
+                            <m:r>
+                              <w:rPr>
+                                <w:rFonts w:ascii="Cambria Math" w:hAnsi="Cambria Math"/>
+                                <w:lang w:val="ru-RU"/>
+                              </w:rPr>
+                              <m:t>m</m:t>
+                            </m:r>
+                          </m:sub>
+                        </m:sSub>
+                      </m:num>
+                      <m:den>
+                        <m:sSub>
+                          <m:sSubPr>
+                            <m:ctrlPr>
+                              <w:rPr>
+                                <w:rFonts w:ascii="Cambria Math" w:hAnsi="Cambria Math"/>
+                                <w:i/>
+                                <w:lang w:val="ru-RU"/>
+                              </w:rPr>
+                            </m:ctrlPr>
+                          </m:sSubPr>
+                          <m:e>
+                            <m:r>
+                              <w:rPr>
+                                <w:rFonts w:ascii="Cambria Math" w:hAnsi="Cambria Math"/>
+                                <w:lang w:val="ru-RU"/>
+                              </w:rPr>
+                              <m:t>K</m:t>
+                            </m:r>
+                          </m:e>
+                          <m:sub>
+                            <m:r>
+                              <w:rPr>
+                                <w:rFonts w:ascii="Cambria Math" w:hAnsi="Cambria Math"/>
+                                <w:lang w:val="ru-RU"/>
+                              </w:rPr>
+                              <m:t>V</m:t>
+                            </m:r>
+                          </m:sub>
+                        </m:sSub>
+                        <m:r>
+                          <w:rPr>
+                            <w:rFonts w:ascii="Cambria Math" w:hAnsi="Cambria Math"/>
+                            <w:lang w:val="ru-RU"/>
+                          </w:rPr>
+                          <m:t>+</m:t>
+                        </m:r>
+                        <m:sSub>
+                          <m:sSubPr>
+                            <m:ctrlPr>
+                              <w:rPr>
+                                <w:rFonts w:ascii="Cambria Math" w:hAnsi="Cambria Math"/>
+                                <w:i/>
+                                <w:lang w:val="ru-RU"/>
+                              </w:rPr>
+                            </m:ctrlPr>
+                          </m:sSubPr>
+                          <m:e>
+                            <m:r>
+                              <w:rPr>
+                                <w:rFonts w:ascii="Cambria Math" w:hAnsi="Cambria Math"/>
+                                <w:lang w:val="ru-RU"/>
+                              </w:rPr>
+                              <m:t>i</m:t>
+                            </m:r>
+                          </m:e>
+                          <m:sub>
+                            <m:r>
+                              <w:rPr>
+                                <w:rFonts w:ascii="Cambria Math" w:hAnsi="Cambria Math"/>
+                                <w:lang w:val="ru-RU"/>
+                              </w:rPr>
+                              <m:t>0</m:t>
+                            </m:r>
+                          </m:sub>
+                        </m:sSub>
+                      </m:den>
+                    </m:f>
+                    <m:r>
+                      <w:rPr>
+                        <w:rFonts w:ascii="Cambria Math" w:hAnsi="Cambria Math"/>
+                        <w:lang w:val="ru-RU"/>
+                      </w:rPr>
+                      <m:t>)</m:t>
+                    </m:r>
+                  </m:num>
+                  <m:den>
+                    <m:sSub>
+                      <m:sSubPr>
+                        <m:ctrlPr>
+                          <w:rPr>
+                            <w:rFonts w:ascii="Cambria Math" w:hAnsi="Cambria Math"/>
+                            <w:i/>
+                          </w:rPr>
+                        </m:ctrlPr>
+                      </m:sSubPr>
+                      <m:e>
+                        <m:r>
+                          <w:rPr>
+                            <w:rFonts w:ascii="Cambria Math" w:hAnsi="Cambria Math"/>
+                            <w:lang w:val="ru-RU"/>
+                          </w:rPr>
+                          <m:t>η</m:t>
+                        </m:r>
+                        <m:ctrlPr>
+                          <w:rPr>
+                            <w:rFonts w:ascii="Cambria Math" w:hAnsi="Cambria Math"/>
+                            <w:i/>
+                            <w:lang w:val="ru-RU"/>
+                          </w:rPr>
+                        </m:ctrlPr>
+                      </m:e>
+                      <m:sub>
+                        <m:r>
+                          <w:rPr>
+                            <w:rFonts w:ascii="Cambria Math" w:hAnsi="Cambria Math"/>
+                          </w:rPr>
+                          <m:t>ESC</m:t>
+                        </m:r>
+                      </m:sub>
+                    </m:sSub>
+                  </m:den>
+                </m:f>
+                <m:sSub>
+                  <m:sSubPr>
+                    <m:ctrlPr>
+                      <w:rPr>
+                        <w:rFonts w:ascii="Cambria Math" w:hAnsi="Cambria Math"/>
+                        <w:i/>
+                        <w:lang w:val="ru-RU"/>
+                      </w:rPr>
+                    </m:ctrlPr>
+                  </m:sSubPr>
+                  <m:e>
+                    <m:r>
+                      <w:rPr>
+                        <w:rFonts w:ascii="Cambria Math" w:hAnsi="Cambria Math"/>
+                        <w:lang w:val="ru-RU"/>
+                      </w:rPr>
+                      <m:t>V</m:t>
+                    </m:r>
+                  </m:e>
+                  <m:sub>
+                    <m:r>
+                      <w:rPr>
+                        <w:rFonts w:ascii="Cambria Math" w:hAnsi="Cambria Math"/>
+                        <w:lang w:val="ru-RU"/>
+                      </w:rPr>
+                      <m:t>in</m:t>
+                    </m:r>
+                  </m:sub>
+                </m:sSub>
+              </m:oMath>
+            </m:oMathPara>
+          </w:p>
+        </w:tc>
+        <w:tc>
+          <w:tcPr>
+            <w:tcW w:w="616" w:type="dxa"/>
+            <w:vAlign w:val="center"/>
+          </w:tcPr>
+          <w:p>
+            <w:pPr>
+              <w:ind w:firstLine="0"/>
+              <w:jc w:val="center"/>
+              <w:rPr>
+                <w:rFonts w:eastAsiaTheme="minorEastAsia"/>
+              </w:rPr>
+            </w:pPr>
+            <w:r>
+              <w:rPr>
+                <w:rFonts w:eastAsiaTheme="minorEastAsia"/>
+              </w:rPr>
+              <w:t>(34)</w:t>
+            </w:r>
+          </w:p>
+        </w:tc>
+      </w:tr>
+    </w:tbl>
+    <w:p>
+      <w:pPr>
+        <w:ind w:firstLine="0"/>
+        <w:rPr>
+          <w:rFonts w:eastAsiaTheme="minorEastAsia"/>
         </w:rPr>
       </w:pPr>
     </w:p>
@@ -29659,18 +35660,60 @@
       <w:pPr>
         <w:pStyle w:val="ac"/>
         <w:ind w:left="0" w:firstLine="0"/>
-        <w:rPr>
-          <w:lang w:val="ru-RU"/>
-        </w:rPr>
       </w:pPr>
     </w:p>
     <w:p>
       <w:pPr>
         <w:pStyle w:val="ac"/>
         <w:ind w:left="0" w:firstLine="0"/>
-        <w:rPr>
-          <w:lang w:val="ru-RU"/>
-        </w:rPr>
+      </w:pPr>
+    </w:p>
+    <w:p>
+      <w:pPr>
+        <w:ind w:firstLine="0"/>
+        <w:rPr>
+          <w:lang w:val="ru-RU"/>
+        </w:rPr>
+      </w:pPr>
+    </w:p>
+    <w:p>
+      <w:pPr>
+        <w:pStyle w:val="1"/>
+      </w:pPr>
+      <w:r>
+        <w:t>Бортовое оборудование</w:t>
+      </w:r>
+    </w:p>
+    <w:p/>
+    <w:p>
+      <w:pPr>
+        <w:pStyle w:val="1"/>
+      </w:pPr>
+      <w:r>
+        <w:t>С</w:t>
+      </w:r>
+      <w:r>
+        <w:t>истема питания</w:t>
+      </w:r>
+    </w:p>
+    <w:p>
+      <w:pPr>
+        <w:pStyle w:val="ac"/>
+        <w:ind w:left="0" w:firstLine="0"/>
+      </w:pPr>
+    </w:p>
+    <w:p>
+      <w:pPr>
+        <w:pStyle w:val="ac"/>
+        <w:ind w:left="0" w:firstLine="0"/>
+      </w:pPr>
+      <w:bookmarkStart w:id="15" w:name="_GoBack"/>
+      <w:bookmarkEnd w:id="15"/>
+    </w:p>
+    <w:p>
+      <w:pPr>
+        <w:pStyle w:val="ac"/>
+        <w:ind w:left="0" w:firstLine="0"/>
       </w:pPr>
     </w:p>
     <w:p>
@@ -29692,6 +35735,7 @@
           <w:szCs w:val="21"/>
           <w:shd w:val="clear" w:color="auto" w:fill="FFFFFF"/>
         </w:rPr>
+        <w:lastRenderedPageBreak/>
         <w:t>Lyon</w:t>
       </w:r>
       <w:r>
@@ -29700,7 +35744,6 @@
           <w:color w:val="333333"/>
           <w:szCs w:val="21"/>
           <w:shd w:val="clear" w:color="auto" w:fill="FFFFFF"/>
-          <w:lang w:val="ru-RU"/>
         </w:rPr>
         <w:t xml:space="preserve">, </w:t>
       </w:r>
@@ -29719,7 +35762,6 @@
           <w:color w:val="333333"/>
           <w:szCs w:val="21"/>
           <w:shd w:val="clear" w:color="auto" w:fill="FFFFFF"/>
-          <w:lang w:val="ru-RU"/>
         </w:rPr>
         <w:t>.</w:t>
       </w:r>
@@ -29738,7 +35780,6 @@
           <w:color w:val="333333"/>
           <w:szCs w:val="21"/>
           <w:shd w:val="clear" w:color="auto" w:fill="FFFFFF"/>
-          <w:lang w:val="ru-RU"/>
         </w:rPr>
         <w:t xml:space="preserve">., </w:t>
       </w:r>
@@ -30138,6 +36179,7 @@
       </w:r>
     </w:p>
     <w:sectPr>
+      <w:footerReference w:type="default" r:id="rId20"/>
       <w:pgSz w:w="12240" w:h="15840"/>
       <w:pgMar w:top="1134" w:right="850" w:bottom="1134" w:left="1701" w:header="720" w:footer="720" w:gutter="0"/>
       <w:cols w:space="720"/>
@@ -30147,6 +36189,104 @@
 </w:document>
 </file>
 
+<file path=word/comments.xml><?xml version="1.0" encoding="utf-8"?>
+<w:comments xmlns:wpc="http://schemas.microsoft.com/office/word/2010/wordprocessingCanvas" xmlns:mc="http://schemas.openxmlformats.org/markup-compatibility/2006" xmlns:o="urn:schemas-microsoft-com:office:office" xmlns:r="http://schemas.openxmlformats.org/officeDocument/2006/relationships" xmlns:m="http://schemas.openxmlformats.org/officeDocument/2006/math" xmlns:v="urn:schemas-microsoft-com:vml" xmlns:wp14="http://schemas.microsoft.com/office/word/2010/wordprocessingDrawing" xmlns:wp="http://schemas.openxmlformats.org/drawingml/2006/wordprocessingDrawing" xmlns:w10="urn:schemas-microsoft-com:office:word" xmlns:w="http://schemas.openxmlformats.org/wordprocessingml/2006/main" xmlns:w14="http://schemas.microsoft.com/office/word/2010/wordml" xmlns:wpg="http://schemas.microsoft.com/office/word/2010/wordprocessingGroup" xmlns:wpi="http://schemas.microsoft.com/office/word/2010/wordprocessingInk" xmlns:wne="http://schemas.microsoft.com/office/word/2006/wordml" xmlns:wps="http://schemas.microsoft.com/office/word/2010/wordprocessingShape" mc:Ignorable="w14 wp14">
+  <w:comment w:id="8" w:author="PC" w:date="2026-05-11T20:33:00Z" w:initials="п">
+    <w:p>
+      <w:pPr>
+        <w:pStyle w:val="af7"/>
+        <w:rPr>
+          <w:lang w:val="ru-RU"/>
+        </w:rPr>
+      </w:pPr>
+      <w:r>
+        <w:rPr>
+          <w:rStyle w:val="af6"/>
+        </w:rPr>
+        <w:annotationRef/>
+      </w:r>
+      <w:r>
+        <w:rPr>
+          <w:lang w:val="ru-RU"/>
+        </w:rPr>
+        <w:t>Возможно</w:t>
+      </w:r>
+      <w:r>
+        <w:rPr>
+          <w:lang w:val="ru-RU"/>
+        </w:rPr>
+        <w:t>,</w:t>
+      </w:r>
+      <w:r>
+        <w:rPr>
+          <w:lang w:val="ru-RU"/>
+        </w:rPr>
+        <w:t xml:space="preserve"> стоит убрать, оставить только квадратичную модель</w:t>
+      </w:r>
+    </w:p>
+  </w:comment>
+  <w:comment w:id="12" w:author="PC" w:date="2026-05-11T20:34:00Z" w:initials="п">
+    <w:p>
+      <w:pPr>
+        <w:pStyle w:val="af7"/>
+        <w:rPr>
+          <w:lang w:val="ru-RU"/>
+        </w:rPr>
+      </w:pPr>
+      <w:r>
+        <w:rPr>
+          <w:rStyle w:val="af6"/>
+        </w:rPr>
+        <w:annotationRef/>
+      </w:r>
+      <w:r>
+        <w:rPr>
+          <w:lang w:val="ru-RU"/>
+        </w:rPr>
+        <w:t>Что значит пересечение кривой штрихованной с горизонтальной осью?</w:t>
+      </w:r>
+    </w:p>
+  </w:comment>
+  <w:comment w:id="13" w:author="PC" w:date="2026-05-11T20:56:00Z" w:initials="п">
+    <w:p>
+      <w:pPr>
+        <w:pStyle w:val="af7"/>
+        <w:rPr>
+          <w:lang w:val="ru-RU"/>
+        </w:rPr>
+      </w:pPr>
+      <w:r>
+        <w:rPr>
+          <w:rStyle w:val="af6"/>
+        </w:rPr>
+        <w:annotationRef/>
+      </w:r>
+      <w:r>
+        <w:rPr>
+          <w:lang w:val="ru-RU"/>
+        </w:rPr>
+        <w:t>Дописать про анализ характеристик БВС на взлете</w:t>
+      </w:r>
+      <w:proofErr w:type="gramStart"/>
+      <w:r>
+        <w:rPr>
+          <w:lang w:val="ru-RU"/>
+        </w:rPr>
+        <w:br/>
+        <w:t>И</w:t>
+      </w:r>
+      <w:proofErr w:type="gramEnd"/>
+      <w:r>
+        <w:rPr>
+          <w:lang w:val="ru-RU"/>
+        </w:rPr>
+        <w:t>ли поместить это описание в другую секцию после выбора СУ?</w:t>
+      </w:r>
+    </w:p>
+  </w:comment>
+</w:comments>
+</file>
+
 <file path=word/endnotes.xml><?xml version="1.0" encoding="utf-8"?>
 <w:endnotes xmlns:wpc="http://schemas.microsoft.com/office/word/2010/wordprocessingCanvas" xmlns:mc="http://schemas.openxmlformats.org/markup-compatibility/2006" xmlns:o="urn:schemas-microsoft-com:office:office" xmlns:r="http://schemas.openxmlformats.org/officeDocument/2006/relationships" xmlns:m="http://schemas.openxmlformats.org/officeDocument/2006/math" xmlns:v="urn:schemas-microsoft-com:vml" xmlns:wp14="http://schemas.microsoft.com/office/word/2010/wordprocessingDrawing" xmlns:wp="http://schemas.openxmlformats.org/drawingml/2006/wordprocessingDrawing" xmlns:w10="urn:schemas-microsoft-com:office:word" xmlns:w="http://schemas.openxmlformats.org/wordprocessingml/2006/main" xmlns:w14="http://schemas.microsoft.com/office/word/2010/wordml" xmlns:wpg="http://schemas.microsoft.com/office/word/2010/wordprocessingGroup" xmlns:wpi="http://schemas.microsoft.com/office/word/2010/wordprocessingInk" xmlns:wne="http://schemas.microsoft.com/office/word/2006/wordml" xmlns:wps="http://schemas.microsoft.com/office/word/2010/wordprocessingShape" mc:Ignorable="w14 wp14">
   <w:endnote w:type="separator" w:id="-1">
@@ -30170,6 +36310,52 @@
     </w:p>
   </w:endnote>
 </w:endnotes>
+</file>
+
+<file path=word/footer1.xml><?xml version="1.0" encoding="utf-8"?>
+<w:ftr xmlns:wpc="http://schemas.microsoft.com/office/word/2010/wordprocessingCanvas" xmlns:mc="http://schemas.openxmlformats.org/markup-compatibility/2006" xmlns:o="urn:schemas-microsoft-com:office:office" xmlns:r="http://schemas.openxmlformats.org/officeDocument/2006/relationships" xmlns:m="http://schemas.openxmlformats.org/officeDocument/2006/math" xmlns:v="urn:schemas-microsoft-com:vml" xmlns:wp14="http://schemas.microsoft.com/office/word/2010/wordprocessingDrawing" xmlns:wp="http://schemas.openxmlformats.org/drawingml/2006/wordprocessingDrawing" xmlns:w10="urn:schemas-microsoft-com:office:word" xmlns:w="http://schemas.openxmlformats.org/wordprocessingml/2006/main" xmlns:w14="http://schemas.microsoft.com/office/word/2010/wordml" xmlns:wpg="http://schemas.microsoft.com/office/word/2010/wordprocessingGroup" xmlns:wpi="http://schemas.microsoft.com/office/word/2010/wordprocessingInk" xmlns:wne="http://schemas.microsoft.com/office/word/2006/wordml" xmlns:wps="http://schemas.microsoft.com/office/word/2010/wordprocessingShape" mc:Ignorable="w14 wp14">
+  <w:sdt>
+    <w:sdtPr>
+      <w:id w:val="-1646192084"/>
+      <w:docPartObj>
+        <w:docPartGallery w:val="Page Numbers (Bottom of Page)"/>
+        <w:docPartUnique/>
+      </w:docPartObj>
+    </w:sdtPr>
+    <w:sdtContent>
+      <w:p>
+        <w:pPr>
+          <w:pStyle w:val="af4"/>
+          <w:jc w:val="center"/>
+        </w:pPr>
+        <w:r>
+          <w:fldChar w:fldCharType="begin"/>
+        </w:r>
+        <w:r>
+          <w:instrText>PAGE   \* MERGEFORMAT</w:instrText>
+        </w:r>
+        <w:r>
+          <w:fldChar w:fldCharType="separate"/>
+        </w:r>
+        <w:r>
+          <w:rPr>
+            <w:noProof/>
+            <w:lang w:val="ru-RU"/>
+          </w:rPr>
+          <w:t>10</w:t>
+        </w:r>
+        <w:r>
+          <w:fldChar w:fldCharType="end"/>
+        </w:r>
+      </w:p>
+    </w:sdtContent>
+  </w:sdt>
+  <w:p>
+    <w:pPr>
+      <w:pStyle w:val="af4"/>
+    </w:pPr>
+  </w:p>
+</w:ftr>
 </file>
 
 <file path=word/footnotes.xml><?xml version="1.0" encoding="utf-8"?>
@@ -31272,6 +37458,115 @@
       <w:lang w:eastAsia="en-US"/>
     </w:rPr>
   </w:style>
+  <w:style w:type="character" w:styleId="af6">
+    <w:name w:val="annotation reference"/>
+    <w:basedOn w:val="a0"/>
+    <w:uiPriority w:val="99"/>
+    <w:semiHidden/>
+    <w:unhideWhenUsed/>
+    <w:rsid w:val="00337951"/>
+    <w:rPr>
+      <w:sz w:val="16"/>
+      <w:szCs w:val="16"/>
+    </w:rPr>
+  </w:style>
+  <w:style w:type="paragraph" w:styleId="af7">
+    <w:name w:val="annotation text"/>
+    <w:basedOn w:val="a"/>
+    <w:link w:val="af8"/>
+    <w:uiPriority w:val="99"/>
+    <w:semiHidden/>
+    <w:unhideWhenUsed/>
+    <w:rsid w:val="00337951"/>
+    <w:rPr>
+      <w:sz w:val="20"/>
+      <w:szCs w:val="20"/>
+    </w:rPr>
+  </w:style>
+  <w:style w:type="character" w:customStyle="1" w:styleId="af8">
+    <w:name w:val="Текст примечания Знак"/>
+    <w:basedOn w:val="a0"/>
+    <w:link w:val="af7"/>
+    <w:uiPriority w:val="99"/>
+    <w:semiHidden/>
+    <w:rsid w:val="00337951"/>
+    <w:rPr>
+      <w:rFonts w:ascii="Times New Roman" w:hAnsi="Times New Roman"/>
+      <w:sz w:val="20"/>
+      <w:szCs w:val="20"/>
+      <w:lang w:eastAsia="en-US"/>
+    </w:rPr>
+  </w:style>
+  <w:style w:type="paragraph" w:styleId="af9">
+    <w:name w:val="annotation subject"/>
+    <w:basedOn w:val="af7"/>
+    <w:next w:val="af7"/>
+    <w:link w:val="afa"/>
+    <w:uiPriority w:val="99"/>
+    <w:semiHidden/>
+    <w:unhideWhenUsed/>
+    <w:rsid w:val="00337951"/>
+    <w:rPr>
+      <w:b/>
+      <w:bCs/>
+    </w:rPr>
+  </w:style>
+  <w:style w:type="character" w:customStyle="1" w:styleId="afa">
+    <w:name w:val="Тема примечания Знак"/>
+    <w:basedOn w:val="af8"/>
+    <w:link w:val="af9"/>
+    <w:uiPriority w:val="99"/>
+    <w:semiHidden/>
+    <w:rsid w:val="00337951"/>
+    <w:rPr>
+      <w:rFonts w:ascii="Times New Roman" w:hAnsi="Times New Roman"/>
+      <w:b/>
+      <w:bCs/>
+      <w:sz w:val="20"/>
+      <w:szCs w:val="20"/>
+      <w:lang w:eastAsia="en-US"/>
+    </w:rPr>
+  </w:style>
+  <w:style w:type="paragraph" w:styleId="afb">
+    <w:name w:val="TOC Heading"/>
+    <w:basedOn w:val="1"/>
+    <w:next w:val="a"/>
+    <w:uiPriority w:val="39"/>
+    <w:semiHidden/>
+    <w:unhideWhenUsed/>
+    <w:qFormat/>
+    <w:rsid w:val="00AA5252"/>
+    <w:pPr>
+      <w:keepNext/>
+      <w:keepLines/>
+      <w:numPr>
+        <w:numId w:val="0"/>
+      </w:numPr>
+      <w:kinsoku/>
+      <w:spacing w:before="480" w:after="0" w:line="276" w:lineRule="auto"/>
+      <w:contextualSpacing w:val="0"/>
+      <w:jc w:val="left"/>
+      <w:outlineLvl w:val="9"/>
+    </w:pPr>
+    <w:rPr>
+      <w:rFonts w:asciiTheme="majorHAnsi" w:hAnsiTheme="majorHAnsi"/>
+      <w:bCs/>
+      <w:color w:val="365F91" w:themeColor="accent1" w:themeShade="BF"/>
+      <w:lang w:val="en-US"/>
+    </w:rPr>
+  </w:style>
+  <w:style w:type="paragraph" w:styleId="12">
+    <w:name w:val="toc 1"/>
+    <w:basedOn w:val="a"/>
+    <w:next w:val="a"/>
+    <w:autoRedefine/>
+    <w:uiPriority w:val="39"/>
+    <w:unhideWhenUsed/>
+    <w:rsid w:val="00AA5252"/>
+    <w:pPr>
+      <w:spacing w:after="100"/>
+    </w:pPr>
+  </w:style>
 </w:styles>
 </file>
 
@@ -31973,7 +38268,632 @@
       <w:lang w:eastAsia="en-US"/>
     </w:rPr>
   </w:style>
+  <w:style w:type="character" w:styleId="af6">
+    <w:name w:val="annotation reference"/>
+    <w:basedOn w:val="a0"/>
+    <w:uiPriority w:val="99"/>
+    <w:semiHidden/>
+    <w:unhideWhenUsed/>
+    <w:rsid w:val="00337951"/>
+    <w:rPr>
+      <w:sz w:val="16"/>
+      <w:szCs w:val="16"/>
+    </w:rPr>
+  </w:style>
+  <w:style w:type="paragraph" w:styleId="af7">
+    <w:name w:val="annotation text"/>
+    <w:basedOn w:val="a"/>
+    <w:link w:val="af8"/>
+    <w:uiPriority w:val="99"/>
+    <w:semiHidden/>
+    <w:unhideWhenUsed/>
+    <w:rsid w:val="00337951"/>
+    <w:rPr>
+      <w:sz w:val="20"/>
+      <w:szCs w:val="20"/>
+    </w:rPr>
+  </w:style>
+  <w:style w:type="character" w:customStyle="1" w:styleId="af8">
+    <w:name w:val="Текст примечания Знак"/>
+    <w:basedOn w:val="a0"/>
+    <w:link w:val="af7"/>
+    <w:uiPriority w:val="99"/>
+    <w:semiHidden/>
+    <w:rsid w:val="00337951"/>
+    <w:rPr>
+      <w:rFonts w:ascii="Times New Roman" w:hAnsi="Times New Roman"/>
+      <w:sz w:val="20"/>
+      <w:szCs w:val="20"/>
+      <w:lang w:eastAsia="en-US"/>
+    </w:rPr>
+  </w:style>
+  <w:style w:type="paragraph" w:styleId="af9">
+    <w:name w:val="annotation subject"/>
+    <w:basedOn w:val="af7"/>
+    <w:next w:val="af7"/>
+    <w:link w:val="afa"/>
+    <w:uiPriority w:val="99"/>
+    <w:semiHidden/>
+    <w:unhideWhenUsed/>
+    <w:rsid w:val="00337951"/>
+    <w:rPr>
+      <w:b/>
+      <w:bCs/>
+    </w:rPr>
+  </w:style>
+  <w:style w:type="character" w:customStyle="1" w:styleId="afa">
+    <w:name w:val="Тема примечания Знак"/>
+    <w:basedOn w:val="af8"/>
+    <w:link w:val="af9"/>
+    <w:uiPriority w:val="99"/>
+    <w:semiHidden/>
+    <w:rsid w:val="00337951"/>
+    <w:rPr>
+      <w:rFonts w:ascii="Times New Roman" w:hAnsi="Times New Roman"/>
+      <w:b/>
+      <w:bCs/>
+      <w:sz w:val="20"/>
+      <w:szCs w:val="20"/>
+      <w:lang w:eastAsia="en-US"/>
+    </w:rPr>
+  </w:style>
+  <w:style w:type="paragraph" w:styleId="afb">
+    <w:name w:val="TOC Heading"/>
+    <w:basedOn w:val="1"/>
+    <w:next w:val="a"/>
+    <w:uiPriority w:val="39"/>
+    <w:semiHidden/>
+    <w:unhideWhenUsed/>
+    <w:qFormat/>
+    <w:rsid w:val="00AA5252"/>
+    <w:pPr>
+      <w:keepNext/>
+      <w:keepLines/>
+      <w:numPr>
+        <w:numId w:val="0"/>
+      </w:numPr>
+      <w:kinsoku/>
+      <w:spacing w:before="480" w:after="0" w:line="276" w:lineRule="auto"/>
+      <w:contextualSpacing w:val="0"/>
+      <w:jc w:val="left"/>
+      <w:outlineLvl w:val="9"/>
+    </w:pPr>
+    <w:rPr>
+      <w:rFonts w:asciiTheme="majorHAnsi" w:hAnsiTheme="majorHAnsi"/>
+      <w:bCs/>
+      <w:color w:val="365F91" w:themeColor="accent1" w:themeShade="BF"/>
+      <w:lang w:val="en-US"/>
+    </w:rPr>
+  </w:style>
+  <w:style w:type="paragraph" w:styleId="12">
+    <w:name w:val="toc 1"/>
+    <w:basedOn w:val="a"/>
+    <w:next w:val="a"/>
+    <w:autoRedefine/>
+    <w:uiPriority w:val="39"/>
+    <w:unhideWhenUsed/>
+    <w:rsid w:val="00AA5252"/>
+    <w:pPr>
+      <w:spacing w:after="100"/>
+    </w:pPr>
+  </w:style>
 </w:styles>
+</file>
+
+<file path=word/glossary/document.xml><?xml version="1.0" encoding="utf-8"?>
+<w:glossaryDocument xmlns:wpc="http://schemas.microsoft.com/office/word/2010/wordprocessingCanvas" xmlns:mc="http://schemas.openxmlformats.org/markup-compatibility/2006" xmlns:o="urn:schemas-microsoft-com:office:office" xmlns:r="http://schemas.openxmlformats.org/officeDocument/2006/relationships" xmlns:m="http://schemas.openxmlformats.org/officeDocument/2006/math" xmlns:v="urn:schemas-microsoft-com:vml" xmlns:wp14="http://schemas.microsoft.com/office/word/2010/wordprocessingDrawing" xmlns:wp="http://schemas.openxmlformats.org/drawingml/2006/wordprocessingDrawing" xmlns:w10="urn:schemas-microsoft-com:office:word" xmlns:w="http://schemas.openxmlformats.org/wordprocessingml/2006/main" xmlns:w14="http://schemas.microsoft.com/office/word/2010/wordml" xmlns:wpg="http://schemas.microsoft.com/office/word/2010/wordprocessingGroup" xmlns:wpi="http://schemas.microsoft.com/office/word/2010/wordprocessingInk" xmlns:wne="http://schemas.microsoft.com/office/word/2006/wordml" xmlns:wps="http://schemas.microsoft.com/office/word/2010/wordprocessingShape" mc:Ignorable="w14 wp14"/>
+</file>
+
+<file path=word/glossary/fontTable.xml><?xml version="1.0" encoding="utf-8"?>
+<w:fonts xmlns:mc="http://schemas.openxmlformats.org/markup-compatibility/2006" xmlns:r="http://schemas.openxmlformats.org/officeDocument/2006/relationships" xmlns:w="http://schemas.openxmlformats.org/wordprocessingml/2006/main" xmlns:w14="http://schemas.microsoft.com/office/word/2010/wordml" mc:Ignorable="w14">
+  <w:font w:name="Times New Roman">
+    <w:panose1 w:val="02020603050405020304"/>
+    <w:charset w:val="CC"/>
+    <w:family w:val="roman"/>
+    <w:pitch w:val="variable"/>
+    <w:sig w:usb0="E0002EFF" w:usb1="C000785B" w:usb2="00000009" w:usb3="00000000" w:csb0="000001FF" w:csb1="00000000"/>
+  </w:font>
+  <w:font w:name="Symbol">
+    <w:panose1 w:val="05050102010706020507"/>
+    <w:charset w:val="02"/>
+    <w:family w:val="roman"/>
+    <w:pitch w:val="variable"/>
+    <w:sig w:usb0="00000000" w:usb1="10000000" w:usb2="00000000" w:usb3="00000000" w:csb0="80000000" w:csb1="00000000"/>
+  </w:font>
+  <w:font w:name="Courier New">
+    <w:panose1 w:val="02070309020205020404"/>
+    <w:charset w:val="CC"/>
+    <w:family w:val="modern"/>
+    <w:pitch w:val="fixed"/>
+    <w:sig w:usb0="E0002EFF" w:usb1="C0007843" w:usb2="00000009" w:usb3="00000000" w:csb0="000001FF" w:csb1="00000000"/>
+  </w:font>
+  <w:font w:name="Wingdings">
+    <w:panose1 w:val="05000000000000000000"/>
+    <w:charset w:val="02"/>
+    <w:family w:val="auto"/>
+    <w:pitch w:val="variable"/>
+    <w:sig w:usb0="00000000" w:usb1="10000000" w:usb2="00000000" w:usb3="00000000" w:csb0="80000000" w:csb1="00000000"/>
+  </w:font>
+  <w:font w:name="Calibri">
+    <w:panose1 w:val="020F0502020204030204"/>
+    <w:charset w:val="CC"/>
+    <w:family w:val="swiss"/>
+    <w:pitch w:val="variable"/>
+    <w:sig w:usb0="E4002EFF" w:usb1="C000247B" w:usb2="00000009" w:usb3="00000000" w:csb0="000001FF" w:csb1="00000000"/>
+  </w:font>
+  <w:font w:name="SimSun">
+    <w:altName w:val="宋体"/>
+    <w:panose1 w:val="02010600030101010101"/>
+    <w:charset w:val="86"/>
+    <w:family w:val="auto"/>
+    <w:pitch w:val="variable"/>
+    <w:sig w:usb0="00000203" w:usb1="288F0000" w:usb2="00000016" w:usb3="00000000" w:csb0="00040001" w:csb1="00000000"/>
+  </w:font>
+  <w:font w:name="Cambria">
+    <w:panose1 w:val="02040503050406030204"/>
+    <w:charset w:val="CC"/>
+    <w:family w:val="roman"/>
+    <w:pitch w:val="variable"/>
+    <w:sig w:usb0="E00006FF" w:usb1="420024FF" w:usb2="02000000" w:usb3="00000000" w:csb0="0000019F" w:csb1="00000000"/>
+  </w:font>
+  <w:font w:name="Tahoma">
+    <w:panose1 w:val="020B0604030504040204"/>
+    <w:charset w:val="CC"/>
+    <w:family w:val="swiss"/>
+    <w:pitch w:val="variable"/>
+    <w:sig w:usb0="E1002EFF" w:usb1="C000605B" w:usb2="00000029" w:usb3="00000000" w:csb0="000101FF" w:csb1="00000000"/>
+  </w:font>
+  <w:font w:name="Cambria Math">
+    <w:panose1 w:val="02040503050406030204"/>
+    <w:charset w:val="CC"/>
+    <w:family w:val="roman"/>
+    <w:pitch w:val="variable"/>
+    <w:sig w:usb0="E00006FF" w:usb1="420024FF" w:usb2="02000000" w:usb3="00000000" w:csb0="0000019F" w:csb1="00000000"/>
+  </w:font>
+</w:fonts>
+</file>
+
+<file path=word/glossary/settings.xml><?xml version="1.0" encoding="utf-8"?>
+<w:settings xmlns:mc="http://schemas.openxmlformats.org/markup-compatibility/2006" xmlns:o="urn:schemas-microsoft-com:office:office" xmlns:r="http://schemas.openxmlformats.org/officeDocument/2006/relationships" xmlns:m="http://schemas.openxmlformats.org/officeDocument/2006/math" xmlns:v="urn:schemas-microsoft-com:vml" xmlns:w10="urn:schemas-microsoft-com:office:word" xmlns:w="http://schemas.openxmlformats.org/wordprocessingml/2006/main" xmlns:w14="http://schemas.microsoft.com/office/word/2010/wordml" xmlns:sl="http://schemas.openxmlformats.org/schemaLibrary/2006/main" mc:Ignorable="w14">
+  <w:view w:val="normal"/>
+  <w:defaultTabStop w:val="720"/>
+  <w:characterSpacingControl w:val="doNotCompress"/>
+  <w:compat>
+    <w:useFELayout/>
+    <w:compatSetting w:name="compatibilityMode" w:uri="http://schemas.microsoft.com/office/word" w:val="14"/>
+    <w:compatSetting w:name="overrideTableStyleFontSizeAndJustification" w:uri="http://schemas.microsoft.com/office/word" w:val="1"/>
+    <w:compatSetting w:name="enableOpenTypeFeatures" w:uri="http://schemas.microsoft.com/office/word" w:val="1"/>
+    <w:compatSetting w:name="doNotFlipMirrorIndents" w:uri="http://schemas.microsoft.com/office/word" w:val="1"/>
+  </w:compat>
+  <w:rsids>
+    <w:rsidRoot w:val="00206181"/>
+    <w:rsid w:val="00206181"/>
+  </w:rsids>
+  <m:mathPr>
+    <m:mathFont m:val="Cambria Math"/>
+    <m:brkBin m:val="before"/>
+    <m:brkBinSub m:val="--"/>
+    <m:smallFrac m:val="0"/>
+    <m:dispDef/>
+    <m:lMargin m:val="0"/>
+    <m:rMargin m:val="0"/>
+    <m:defJc m:val="centerGroup"/>
+    <m:wrapIndent m:val="1440"/>
+    <m:intLim m:val="subSup"/>
+    <m:naryLim m:val="undOvr"/>
+  </m:mathPr>
+  <w:themeFontLang w:val="en-US"/>
+  <w:clrSchemeMapping w:bg1="light1" w:t1="dark1" w:bg2="light2" w:t2="dark2" w:accent1="accent1" w:accent2="accent2" w:accent3="accent3" w:accent4="accent4" w:accent5="accent5" w:accent6="accent6" w:hyperlink="hyperlink" w:followedHyperlink="followedHyperlink"/>
+  <w:decimalSymbol w:val="."/>
+  <w:listSeparator w:val=","/>
+</w:settings>
+</file>
+
+<file path=word/glossary/styles.xml><?xml version="1.0" encoding="utf-8"?>
+<w:styles xmlns:mc="http://schemas.openxmlformats.org/markup-compatibility/2006" xmlns:r="http://schemas.openxmlformats.org/officeDocument/2006/relationships" xmlns:w="http://schemas.openxmlformats.org/wordprocessingml/2006/main" xmlns:w14="http://schemas.microsoft.com/office/word/2010/wordml" mc:Ignorable="w14">
+  <w:docDefaults>
+    <w:rPrDefault>
+      <w:rPr>
+        <w:rFonts w:asciiTheme="minorHAnsi" w:eastAsiaTheme="minorEastAsia" w:hAnsiTheme="minorHAnsi" w:cstheme="minorBidi"/>
+        <w:sz w:val="22"/>
+        <w:szCs w:val="22"/>
+        <w:lang w:val="en-US" w:eastAsia="en-US" w:bidi="ar-SA"/>
+      </w:rPr>
+    </w:rPrDefault>
+    <w:pPrDefault>
+      <w:pPr>
+        <w:spacing w:after="200" w:line="276" w:lineRule="auto"/>
+      </w:pPr>
+    </w:pPrDefault>
+  </w:docDefaults>
+  <w:latentStyles w:defLockedState="0" w:defUIPriority="99" w:defSemiHidden="1" w:defUnhideWhenUsed="1" w:defQFormat="0" w:count="267">
+    <w:lsdException w:name="Normal" w:semiHidden="0" w:uiPriority="0" w:unhideWhenUsed="0" w:qFormat="1"/>
+    <w:lsdException w:name="heading 1" w:semiHidden="0" w:uiPriority="9" w:unhideWhenUsed="0" w:qFormat="1"/>
+    <w:lsdException w:name="heading 2" w:uiPriority="9" w:qFormat="1"/>
+    <w:lsdException w:name="heading 3" w:uiPriority="9" w:qFormat="1"/>
+    <w:lsdException w:name="heading 4" w:uiPriority="9" w:qFormat="1"/>
+    <w:lsdException w:name="heading 5" w:uiPriority="9" w:qFormat="1"/>
+    <w:lsdException w:name="heading 6" w:uiPriority="9" w:qFormat="1"/>
+    <w:lsdException w:name="heading 7" w:uiPriority="9" w:qFormat="1"/>
+    <w:lsdException w:name="heading 8" w:uiPriority="9" w:qFormat="1"/>
+    <w:lsdException w:name="heading 9" w:uiPriority="9" w:qFormat="1"/>
+    <w:lsdException w:name="toc 1" w:uiPriority="39"/>
+    <w:lsdException w:name="toc 2" w:uiPriority="39"/>
+    <w:lsdException w:name="toc 3" w:uiPriority="39"/>
+    <w:lsdException w:name="toc 4" w:uiPriority="39"/>
+    <w:lsdException w:name="toc 5" w:uiPriority="39"/>
+    <w:lsdException w:name="toc 6" w:uiPriority="39"/>
+    <w:lsdException w:name="toc 7" w:uiPriority="39"/>
+    <w:lsdException w:name="toc 8" w:uiPriority="39"/>
+    <w:lsdException w:name="toc 9" w:uiPriority="39"/>
+    <w:lsdException w:name="caption" w:uiPriority="35" w:qFormat="1"/>
+    <w:lsdException w:name="Title" w:semiHidden="0" w:uiPriority="10" w:unhideWhenUsed="0" w:qFormat="1"/>
+    <w:lsdException w:name="Default Paragraph Font" w:uiPriority="1"/>
+    <w:lsdException w:name="Subtitle" w:semiHidden="0" w:uiPriority="11" w:unhideWhenUsed="0" w:qFormat="1"/>
+    <w:lsdException w:name="Strong" w:semiHidden="0" w:uiPriority="22" w:unhideWhenUsed="0" w:qFormat="1"/>
+    <w:lsdException w:name="Emphasis" w:semiHidden="0" w:uiPriority="20" w:unhideWhenUsed="0" w:qFormat="1"/>
+    <w:lsdException w:name="Table Grid" w:semiHidden="0" w:uiPriority="59" w:unhideWhenUsed="0"/>
+    <w:lsdException w:name="Placeholder Text" w:unhideWhenUsed="0"/>
+    <w:lsdException w:name="No Spacing" w:semiHidden="0" w:uiPriority="1" w:unhideWhenUsed="0" w:qFormat="1"/>
+    <w:lsdException w:name="Light Shading" w:semiHidden="0" w:uiPriority="60" w:unhideWhenUsed="0"/>
+    <w:lsdException w:name="Light List" w:semiHidden="0" w:uiPriority="61" w:unhideWhenUsed="0"/>
+    <w:lsdException w:name="Light Grid" w:semiHidden="0" w:uiPriority="62" w:unhideWhenUsed="0"/>
+    <w:lsdException w:name="Medium Shading 1" w:semiHidden="0" w:uiPriority="63" w:unhideWhenUsed="0"/>
+    <w:lsdException w:name="Medium Shading 2" w:semiHidden="0" w:uiPriority="64" w:unhideWhenUsed="0"/>
+    <w:lsdException w:name="Medium List 1" w:semiHidden="0" w:uiPriority="65" w:unhideWhenUsed="0"/>
+    <w:lsdException w:name="Medium List 2" w:semiHidden="0" w:uiPriority="66" w:unhideWhenUsed="0"/>
+    <w:lsdException w:name="Medium Grid 1" w:semiHidden="0" w:uiPriority="67" w:unhideWhenUsed="0"/>
+    <w:lsdException w:name="Medium Grid 2" w:semiHidden="0" w:uiPriority="68" w:unhideWhenUsed="0"/>
+    <w:lsdException w:name="Medium Grid 3" w:semiHidden="0" w:uiPriority="69" w:unhideWhenUsed="0"/>
+    <w:lsdException w:name="Dark List" w:semiHidden="0" w:uiPriority="70" w:unhideWhenUsed="0"/>
+    <w:lsdException w:name="Colorful Shading" w:semiHidden="0" w:uiPriority="71" w:unhideWhenUsed="0"/>
+    <w:lsdException w:name="Colorful List" w:semiHidden="0" w:uiPriority="72" w:unhideWhenUsed="0"/>
+    <w:lsdException w:name="Colorful Grid" w:semiHidden="0" w:uiPriority="73" w:unhideWhenUsed="0"/>
+    <w:lsdException w:name="Light Shading Accent 1" w:semiHidden="0" w:uiPriority="60" w:unhideWhenUsed="0"/>
+    <w:lsdException w:name="Light List Accent 1" w:semiHidden="0" w:uiPriority="61" w:unhideWhenUsed="0"/>
+    <w:lsdException w:name="Light Grid Accent 1" w:semiHidden="0" w:uiPriority="62" w:unhideWhenUsed="0"/>
+    <w:lsdException w:name="Medium Shading 1 Accent 1" w:semiHidden="0" w:uiPriority="63" w:unhideWhenUsed="0"/>
+    <w:lsdException w:name="Medium Shading 2 Accent 1" w:semiHidden="0" w:uiPriority="64" w:unhideWhenUsed="0"/>
+    <w:lsdException w:name="Medium List 1 Accent 1" w:semiHidden="0" w:uiPriority="65" w:unhideWhenUsed="0"/>
+    <w:lsdException w:name="Revision" w:unhideWhenUsed="0"/>
+    <w:lsdException w:name="List Paragraph" w:semiHidden="0" w:uiPriority="34" w:unhideWhenUsed="0" w:qFormat="1"/>
+    <w:lsdException w:name="Quote" w:semiHidden="0" w:uiPriority="29" w:unhideWhenUsed="0" w:qFormat="1"/>
+    <w:lsdException w:name="Intense Quote" w:semiHidden="0" w:uiPriority="30" w:unhideWhenUsed="0" w:qFormat="1"/>
+    <w:lsdException w:name="Medium List 2 Accent 1" w:semiHidden="0" w:uiPriority="66" w:unhideWhenUsed="0"/>
+    <w:lsdException w:name="Medium Grid 1 Accent 1" w:semiHidden="0" w:uiPriority="67" w:unhideWhenUsed="0"/>
+    <w:lsdException w:name="Medium Grid 2 Accent 1" w:semiHidden="0" w:uiPriority="68" w:unhideWhenUsed="0"/>
+    <w:lsdException w:name="Medium Grid 3 Accent 1" w:semiHidden="0" w:uiPriority="69" w:unhideWhenUsed="0"/>
+    <w:lsdException w:name="Dark List Accent 1" w:semiHidden="0" w:uiPriority="70" w:unhideWhenUsed="0"/>
+    <w:lsdException w:name="Colorful Shading Accent 1" w:semiHidden="0" w:uiPriority="71" w:unhideWhenUsed="0"/>
+    <w:lsdException w:name="Colorful List Accent 1" w:semiHidden="0" w:uiPriority="72" w:unhideWhenUsed="0"/>
+    <w:lsdException w:name="Colorful Grid Accent 1" w:semiHidden="0" w:uiPriority="73" w:unhideWhenUsed="0"/>
+    <w:lsdException w:name="Light Shading Accent 2" w:semiHidden="0" w:uiPriority="60" w:unhideWhenUsed="0"/>
+    <w:lsdException w:name="Light List Accent 2" w:semiHidden="0" w:uiPriority="61" w:unhideWhenUsed="0"/>
+    <w:lsdException w:name="Light Grid Accent 2" w:semiHidden="0" w:uiPriority="62" w:unhideWhenUsed="0"/>
+    <w:lsdException w:name="Medium Shading 1 Accent 2" w:semiHidden="0" w:uiPriority="63" w:unhideWhenUsed="0"/>
+    <w:lsdException w:name="Medium Shading 2 Accent 2" w:semiHidden="0" w:uiPriority="64" w:unhideWhenUsed="0"/>
+    <w:lsdException w:name="Medium List 1 Accent 2" w:semiHidden="0" w:uiPriority="65" w:unhideWhenUsed="0"/>
+    <w:lsdException w:name="Medium List 2 Accent 2" w:semiHidden="0" w:uiPriority="66" w:unhideWhenUsed="0"/>
+    <w:lsdException w:name="Medium Grid 1 Accent 2" w:semiHidden="0" w:uiPriority="67" w:unhideWhenUsed="0"/>
+    <w:lsdException w:name="Medium Grid 2 Accent 2" w:semiHidden="0" w:uiPriority="68" w:unhideWhenUsed="0"/>
+    <w:lsdException w:name="Medium Grid 3 Accent 2" w:semiHidden="0" w:uiPriority="69" w:unhideWhenUsed="0"/>
+    <w:lsdException w:name="Dark List Accent 2" w:semiHidden="0" w:uiPriority="70" w:unhideWhenUsed="0"/>
+    <w:lsdException w:name="Colorful Shading Accent 2" w:semiHidden="0" w:uiPriority="71" w:unhideWhenUsed="0"/>
+    <w:lsdException w:name="Colorful List Accent 2" w:semiHidden="0" w:uiPriority="72" w:unhideWhenUsed="0"/>
+    <w:lsdException w:name="Colorful Grid Accent 2" w:semiHidden="0" w:uiPriority="73" w:unhideWhenUsed="0"/>
+    <w:lsdException w:name="Light Shading Accent 3" w:semiHidden="0" w:uiPriority="60" w:unhideWhenUsed="0"/>
+    <w:lsdException w:name="Light List Accent 3" w:semiHidden="0" w:uiPriority="61" w:unhideWhenUsed="0"/>
+    <w:lsdException w:name="Light Grid Accent 3" w:semiHidden="0" w:uiPriority="62" w:unhideWhenUsed="0"/>
+    <w:lsdException w:name="Medium Shading 1 Accent 3" w:semiHidden="0" w:uiPriority="63" w:unhideWhenUsed="0"/>
+    <w:lsdException w:name="Medium Shading 2 Accent 3" w:semiHidden="0" w:uiPriority="64" w:unhideWhenUsed="0"/>
+    <w:lsdException w:name="Medium List 1 Accent 3" w:semiHidden="0" w:uiPriority="65" w:unhideWhenUsed="0"/>
+    <w:lsdException w:name="Medium List 2 Accent 3" w:semiHidden="0" w:uiPriority="66" w:unhideWhenUsed="0"/>
+    <w:lsdException w:name="Medium Grid 1 Accent 3" w:semiHidden="0" w:uiPriority="67" w:unhideWhenUsed="0"/>
+    <w:lsdException w:name="Medium Grid 2 Accent 3" w:semiHidden="0" w:uiPriority="68" w:unhideWhenUsed="0"/>
+    <w:lsdException w:name="Medium Grid 3 Accent 3" w:semiHidden="0" w:uiPriority="69" w:unhideWhenUsed="0"/>
+    <w:lsdException w:name="Dark List Accent 3" w:semiHidden="0" w:uiPriority="70" w:unhideWhenUsed="0"/>
+    <w:lsdException w:name="Colorful Shading Accent 3" w:semiHidden="0" w:uiPriority="71" w:unhideWhenUsed="0"/>
+    <w:lsdException w:name="Colorful List Accent 3" w:semiHidden="0" w:uiPriority="72" w:unhideWhenUsed="0"/>
+    <w:lsdException w:name="Colorful Grid Accent 3" w:semiHidden="0" w:uiPriority="73" w:unhideWhenUsed="0"/>
+    <w:lsdException w:name="Light Shading Accent 4" w:semiHidden="0" w:uiPriority="60" w:unhideWhenUsed="0"/>
+    <w:lsdException w:name="Light List Accent 4" w:semiHidden="0" w:uiPriority="61" w:unhideWhenUsed="0"/>
+    <w:lsdException w:name="Light Grid Accent 4" w:semiHidden="0" w:uiPriority="62" w:unhideWhenUsed="0"/>
+    <w:lsdException w:name="Medium Shading 1 Accent 4" w:semiHidden="0" w:uiPriority="63" w:unhideWhenUsed="0"/>
+    <w:lsdException w:name="Medium Shading 2 Accent 4" w:semiHidden="0" w:uiPriority="64" w:unhideWhenUsed="0"/>
+    <w:lsdException w:name="Medium List 1 Accent 4" w:semiHidden="0" w:uiPriority="65" w:unhideWhenUsed="0"/>
+    <w:lsdException w:name="Medium List 2 Accent 4" w:semiHidden="0" w:uiPriority="66" w:unhideWhenUsed="0"/>
+    <w:lsdException w:name="Medium Grid 1 Accent 4" w:semiHidden="0" w:uiPriority="67" w:unhideWhenUsed="0"/>
+    <w:lsdException w:name="Medium Grid 2 Accent 4" w:semiHidden="0" w:uiPriority="68" w:unhideWhenUsed="0"/>
+    <w:lsdException w:name="Medium Grid 3 Accent 4" w:semiHidden="0" w:uiPriority="69" w:unhideWhenUsed="0"/>
+    <w:lsdException w:name="Dark List Accent 4" w:semiHidden="0" w:uiPriority="70" w:unhideWhenUsed="0"/>
+    <w:lsdException w:name="Colorful Shading Accent 4" w:semiHidden="0" w:uiPriority="71" w:unhideWhenUsed="0"/>
+    <w:lsdException w:name="Colorful List Accent 4" w:semiHidden="0" w:uiPriority="72" w:unhideWhenUsed="0"/>
+    <w:lsdException w:name="Colorful Grid Accent 4" w:semiHidden="0" w:uiPriority="73" w:unhideWhenUsed="0"/>
+    <w:lsdException w:name="Light Shading Accent 5" w:semiHidden="0" w:uiPriority="60" w:unhideWhenUsed="0"/>
+    <w:lsdException w:name="Light List Accent 5" w:semiHidden="0" w:uiPriority="61" w:unhideWhenUsed="0"/>
+    <w:lsdException w:name="Light Grid Accent 5" w:semiHidden="0" w:uiPriority="62" w:unhideWhenUsed="0"/>
+    <w:lsdException w:name="Medium Shading 1 Accent 5" w:semiHidden="0" w:uiPriority="63" w:unhideWhenUsed="0"/>
+    <w:lsdException w:name="Medium Shading 2 Accent 5" w:semiHidden="0" w:uiPriority="64" w:unhideWhenUsed="0"/>
+    <w:lsdException w:name="Medium List 1 Accent 5" w:semiHidden="0" w:uiPriority="65" w:unhideWhenUsed="0"/>
+    <w:lsdException w:name="Medium List 2 Accent 5" w:semiHidden="0" w:uiPriority="66" w:unhideWhenUsed="0"/>
+    <w:lsdException w:name="Medium Grid 1 Accent 5" w:semiHidden="0" w:uiPriority="67" w:unhideWhenUsed="0"/>
+    <w:lsdException w:name="Medium Grid 2 Accent 5" w:semiHidden="0" w:uiPriority="68" w:unhideWhenUsed="0"/>
+    <w:lsdException w:name="Medium Grid 3 Accent 5" w:semiHidden="0" w:uiPriority="69" w:unhideWhenUsed="0"/>
+    <w:lsdException w:name="Dark List Accent 5" w:semiHidden="0" w:uiPriority="70" w:unhideWhenUsed="0"/>
+    <w:lsdException w:name="Colorful Shading Accent 5" w:semiHidden="0" w:uiPriority="71" w:unhideWhenUsed="0"/>
+    <w:lsdException w:name="Colorful List Accent 5" w:semiHidden="0" w:uiPriority="72" w:unhideWhenUsed="0"/>
+    <w:lsdException w:name="Colorful Grid Accent 5" w:semiHidden="0" w:uiPriority="73" w:unhideWhenUsed="0"/>
+    <w:lsdException w:name="Light Shading Accent 6" w:semiHidden="0" w:uiPriority="60" w:unhideWhenUsed="0"/>
+    <w:lsdException w:name="Light List Accent 6" w:semiHidden="0" w:uiPriority="61" w:unhideWhenUsed="0"/>
+    <w:lsdException w:name="Light Grid Accent 6" w:semiHidden="0" w:uiPriority="62" w:unhideWhenUsed="0"/>
+    <w:lsdException w:name="Medium Shading 1 Accent 6" w:semiHidden="0" w:uiPriority="63" w:unhideWhenUsed="0"/>
+    <w:lsdException w:name="Medium Shading 2 Accent 6" w:semiHidden="0" w:uiPriority="64" w:unhideWhenUsed="0"/>
+    <w:lsdException w:name="Medium List 1 Accent 6" w:semiHidden="0" w:uiPriority="65" w:unhideWhenUsed="0"/>
+    <w:lsdException w:name="Medium List 2 Accent 6" w:semiHidden="0" w:uiPriority="66" w:unhideWhenUsed="0"/>
+    <w:lsdException w:name="Medium Grid 1 Accent 6" w:semiHidden="0" w:uiPriority="67" w:unhideWhenUsed="0"/>
+    <w:lsdException w:name="Medium Grid 2 Accent 6" w:semiHidden="0" w:uiPriority="68" w:unhideWhenUsed="0"/>
+    <w:lsdException w:name="Medium Grid 3 Accent 6" w:semiHidden="0" w:uiPriority="69" w:unhideWhenUsed="0"/>
+    <w:lsdException w:name="Dark List Accent 6" w:semiHidden="0" w:uiPriority="70" w:unhideWhenUsed="0"/>
+    <w:lsdException w:name="Colorful Shading Accent 6" w:semiHidden="0" w:uiPriority="71" w:unhideWhenUsed="0"/>
+    <w:lsdException w:name="Colorful List Accent 6" w:semiHidden="0" w:uiPriority="72" w:unhideWhenUsed="0"/>
+    <w:lsdException w:name="Colorful Grid Accent 6" w:semiHidden="0" w:uiPriority="73" w:unhideWhenUsed="0"/>
+    <w:lsdException w:name="Subtle Emphasis" w:semiHidden="0" w:uiPriority="19" w:unhideWhenUsed="0" w:qFormat="1"/>
+    <w:lsdException w:name="Intense Emphasis" w:semiHidden="0" w:uiPriority="21" w:unhideWhenUsed="0" w:qFormat="1"/>
+    <w:lsdException w:name="Subtle Reference" w:semiHidden="0" w:uiPriority="31" w:unhideWhenUsed="0" w:qFormat="1"/>
+    <w:lsdException w:name="Intense Reference" w:semiHidden="0" w:uiPriority="32" w:unhideWhenUsed="0" w:qFormat="1"/>
+    <w:lsdException w:name="Book Title" w:semiHidden="0" w:uiPriority="33" w:unhideWhenUsed="0" w:qFormat="1"/>
+    <w:lsdException w:name="Bibliography" w:uiPriority="37"/>
+    <w:lsdException w:name="TOC Heading" w:uiPriority="39" w:qFormat="1"/>
+  </w:latentStyles>
+  <w:style w:type="paragraph" w:default="1" w:styleId="a">
+    <w:name w:val="Normal"/>
+    <w:qFormat/>
+  </w:style>
+  <w:style w:type="character" w:default="1" w:styleId="a0">
+    <w:name w:val="Default Paragraph Font"/>
+    <w:uiPriority w:val="1"/>
+    <w:semiHidden/>
+    <w:unhideWhenUsed/>
+  </w:style>
+  <w:style w:type="table" w:default="1" w:styleId="a1">
+    <w:name w:val="Normal Table"/>
+    <w:uiPriority w:val="99"/>
+    <w:semiHidden/>
+    <w:unhideWhenUsed/>
+    <w:tblPr>
+      <w:tblInd w:w="0" w:type="dxa"/>
+      <w:tblCellMar>
+        <w:top w:w="0" w:type="dxa"/>
+        <w:left w:w="108" w:type="dxa"/>
+        <w:bottom w:w="0" w:type="dxa"/>
+        <w:right w:w="108" w:type="dxa"/>
+      </w:tblCellMar>
+    </w:tblPr>
+  </w:style>
+  <w:style w:type="numbering" w:default="1" w:styleId="a2">
+    <w:name w:val="No List"/>
+    <w:uiPriority w:val="99"/>
+    <w:semiHidden/>
+    <w:unhideWhenUsed/>
+  </w:style>
+  <w:style w:type="character" w:styleId="a3">
+    <w:name w:val="Placeholder Text"/>
+    <w:basedOn w:val="a0"/>
+    <w:uiPriority w:val="99"/>
+    <w:semiHidden/>
+    <w:rsid w:val="00206181"/>
+    <w:rPr>
+      <w:color w:val="808080"/>
+    </w:rPr>
+  </w:style>
+</w:styles>
+</file>
+
+<file path=word/glossary/stylesWithEffects.xml><?xml version="1.0" encoding="utf-8"?>
+<w:styles xmlns:wpc="http://schemas.microsoft.com/office/word/2010/wordprocessingCanvas" xmlns:mc="http://schemas.openxmlformats.org/markup-compatibility/2006" xmlns:o="urn:schemas-microsoft-com:office:office" xmlns:r="http://schemas.openxmlformats.org/officeDocument/2006/relationships" xmlns:m="http://schemas.openxmlformats.org/officeDocument/2006/math" xmlns:v="urn:schemas-microsoft-com:vml" xmlns:wp14="http://schemas.microsoft.com/office/word/2010/wordprocessingDrawing" xmlns:wp="http://schemas.openxmlformats.org/drawingml/2006/wordprocessingDrawing" xmlns:w10="urn:schemas-microsoft-com:office:word" xmlns:w="http://schemas.openxmlformats.org/wordprocessingml/2006/main" xmlns:w14="http://schemas.microsoft.com/office/word/2010/wordml" xmlns:wpg="http://schemas.microsoft.com/office/word/2010/wordprocessingGroup" xmlns:wpi="http://schemas.microsoft.com/office/word/2010/wordprocessingInk" xmlns:wne="http://schemas.microsoft.com/office/word/2006/wordml" xmlns:wps="http://schemas.microsoft.com/office/word/2010/wordprocessingShape" mc:Ignorable="w14 wp14">
+  <w:docDefaults>
+    <w:rPrDefault>
+      <w:rPr>
+        <w:rFonts w:asciiTheme="minorHAnsi" w:eastAsiaTheme="minorEastAsia" w:hAnsiTheme="minorHAnsi" w:cstheme="minorBidi"/>
+        <w:sz w:val="22"/>
+        <w:szCs w:val="22"/>
+        <w:lang w:val="en-US" w:eastAsia="en-US" w:bidi="ar-SA"/>
+      </w:rPr>
+    </w:rPrDefault>
+    <w:pPrDefault>
+      <w:pPr>
+        <w:spacing w:after="200" w:line="276" w:lineRule="auto"/>
+      </w:pPr>
+    </w:pPrDefault>
+  </w:docDefaults>
+  <w:latentStyles w:defLockedState="0" w:defUIPriority="99" w:defSemiHidden="1" w:defUnhideWhenUsed="1" w:defQFormat="0" w:count="267">
+    <w:lsdException w:name="Normal" w:semiHidden="0" w:uiPriority="0" w:unhideWhenUsed="0" w:qFormat="1"/>
+    <w:lsdException w:name="heading 1" w:semiHidden="0" w:uiPriority="9" w:unhideWhenUsed="0" w:qFormat="1"/>
+    <w:lsdException w:name="heading 2" w:uiPriority="9" w:qFormat="1"/>
+    <w:lsdException w:name="heading 3" w:uiPriority="9" w:qFormat="1"/>
+    <w:lsdException w:name="heading 4" w:uiPriority="9" w:qFormat="1"/>
+    <w:lsdException w:name="heading 5" w:uiPriority="9" w:qFormat="1"/>
+    <w:lsdException w:name="heading 6" w:uiPriority="9" w:qFormat="1"/>
+    <w:lsdException w:name="heading 7" w:uiPriority="9" w:qFormat="1"/>
+    <w:lsdException w:name="heading 8" w:uiPriority="9" w:qFormat="1"/>
+    <w:lsdException w:name="heading 9" w:uiPriority="9" w:qFormat="1"/>
+    <w:lsdException w:name="toc 1" w:uiPriority="39"/>
+    <w:lsdException w:name="toc 2" w:uiPriority="39"/>
+    <w:lsdException w:name="toc 3" w:uiPriority="39"/>
+    <w:lsdException w:name="toc 4" w:uiPriority="39"/>
+    <w:lsdException w:name="toc 5" w:uiPriority="39"/>
+    <w:lsdException w:name="toc 6" w:uiPriority="39"/>
+    <w:lsdException w:name="toc 7" w:uiPriority="39"/>
+    <w:lsdException w:name="toc 8" w:uiPriority="39"/>
+    <w:lsdException w:name="toc 9" w:uiPriority="39"/>
+    <w:lsdException w:name="caption" w:uiPriority="35" w:qFormat="1"/>
+    <w:lsdException w:name="Title" w:semiHidden="0" w:uiPriority="10" w:unhideWhenUsed="0" w:qFormat="1"/>
+    <w:lsdException w:name="Default Paragraph Font" w:uiPriority="1"/>
+    <w:lsdException w:name="Subtitle" w:semiHidden="0" w:uiPriority="11" w:unhideWhenUsed="0" w:qFormat="1"/>
+    <w:lsdException w:name="Strong" w:semiHidden="0" w:uiPriority="22" w:unhideWhenUsed="0" w:qFormat="1"/>
+    <w:lsdException w:name="Emphasis" w:semiHidden="0" w:uiPriority="20" w:unhideWhenUsed="0" w:qFormat="1"/>
+    <w:lsdException w:name="Table Grid" w:semiHidden="0" w:uiPriority="59" w:unhideWhenUsed="0"/>
+    <w:lsdException w:name="Placeholder Text" w:unhideWhenUsed="0"/>
+    <w:lsdException w:name="No Spacing" w:semiHidden="0" w:uiPriority="1" w:unhideWhenUsed="0" w:qFormat="1"/>
+    <w:lsdException w:name="Light Shading" w:semiHidden="0" w:uiPriority="60" w:unhideWhenUsed="0"/>
+    <w:lsdException w:name="Light List" w:semiHidden="0" w:uiPriority="61" w:unhideWhenUsed="0"/>
+    <w:lsdException w:name="Light Grid" w:semiHidden="0" w:uiPriority="62" w:unhideWhenUsed="0"/>
+    <w:lsdException w:name="Medium Shading 1" w:semiHidden="0" w:uiPriority="63" w:unhideWhenUsed="0"/>
+    <w:lsdException w:name="Medium Shading 2" w:semiHidden="0" w:uiPriority="64" w:unhideWhenUsed="0"/>
+    <w:lsdException w:name="Medium List 1" w:semiHidden="0" w:uiPriority="65" w:unhideWhenUsed="0"/>
+    <w:lsdException w:name="Medium List 2" w:semiHidden="0" w:uiPriority="66" w:unhideWhenUsed="0"/>
+    <w:lsdException w:name="Medium Grid 1" w:semiHidden="0" w:uiPriority="67" w:unhideWhenUsed="0"/>
+    <w:lsdException w:name="Medium Grid 2" w:semiHidden="0" w:uiPriority="68" w:unhideWhenUsed="0"/>
+    <w:lsdException w:name="Medium Grid 3" w:semiHidden="0" w:uiPriority="69" w:unhideWhenUsed="0"/>
+    <w:lsdException w:name="Dark List" w:semiHidden="0" w:uiPriority="70" w:unhideWhenUsed="0"/>
+    <w:lsdException w:name="Colorful Shading" w:semiHidden="0" w:uiPriority="71" w:unhideWhenUsed="0"/>
+    <w:lsdException w:name="Colorful List" w:semiHidden="0" w:uiPriority="72" w:unhideWhenUsed="0"/>
+    <w:lsdException w:name="Colorful Grid" w:semiHidden="0" w:uiPriority="73" w:unhideWhenUsed="0"/>
+    <w:lsdException w:name="Light Shading Accent 1" w:semiHidden="0" w:uiPriority="60" w:unhideWhenUsed="0"/>
+    <w:lsdException w:name="Light List Accent 1" w:semiHidden="0" w:uiPriority="61" w:unhideWhenUsed="0"/>
+    <w:lsdException w:name="Light Grid Accent 1" w:semiHidden="0" w:uiPriority="62" w:unhideWhenUsed="0"/>
+    <w:lsdException w:name="Medium Shading 1 Accent 1" w:semiHidden="0" w:uiPriority="63" w:unhideWhenUsed="0"/>
+    <w:lsdException w:name="Medium Shading 2 Accent 1" w:semiHidden="0" w:uiPriority="64" w:unhideWhenUsed="0"/>
+    <w:lsdException w:name="Medium List 1 Accent 1" w:semiHidden="0" w:uiPriority="65" w:unhideWhenUsed="0"/>
+    <w:lsdException w:name="Revision" w:unhideWhenUsed="0"/>
+    <w:lsdException w:name="List Paragraph" w:semiHidden="0" w:uiPriority="34" w:unhideWhenUsed="0" w:qFormat="1"/>
+    <w:lsdException w:name="Quote" w:semiHidden="0" w:uiPriority="29" w:unhideWhenUsed="0" w:qFormat="1"/>
+    <w:lsdException w:name="Intense Quote" w:semiHidden="0" w:uiPriority="30" w:unhideWhenUsed="0" w:qFormat="1"/>
+    <w:lsdException w:name="Medium List 2 Accent 1" w:semiHidden="0" w:uiPriority="66" w:unhideWhenUsed="0"/>
+    <w:lsdException w:name="Medium Grid 1 Accent 1" w:semiHidden="0" w:uiPriority="67" w:unhideWhenUsed="0"/>
+    <w:lsdException w:name="Medium Grid 2 Accent 1" w:semiHidden="0" w:uiPriority="68" w:unhideWhenUsed="0"/>
+    <w:lsdException w:name="Medium Grid 3 Accent 1" w:semiHidden="0" w:uiPriority="69" w:unhideWhenUsed="0"/>
+    <w:lsdException w:name="Dark List Accent 1" w:semiHidden="0" w:uiPriority="70" w:unhideWhenUsed="0"/>
+    <w:lsdException w:name="Colorful Shading Accent 1" w:semiHidden="0" w:uiPriority="71" w:unhideWhenUsed="0"/>
+    <w:lsdException w:name="Colorful List Accent 1" w:semiHidden="0" w:uiPriority="72" w:unhideWhenUsed="0"/>
+    <w:lsdException w:name="Colorful Grid Accent 1" w:semiHidden="0" w:uiPriority="73" w:unhideWhenUsed="0"/>
+    <w:lsdException w:name="Light Shading Accent 2" w:semiHidden="0" w:uiPriority="60" w:unhideWhenUsed="0"/>
+    <w:lsdException w:name="Light List Accent 2" w:semiHidden="0" w:uiPriority="61" w:unhideWhenUsed="0"/>
+    <w:lsdException w:name="Light Grid Accent 2" w:semiHidden="0" w:uiPriority="62" w:unhideWhenUsed="0"/>
+    <w:lsdException w:name="Medium Shading 1 Accent 2" w:semiHidden="0" w:uiPriority="63" w:unhideWhenUsed="0"/>
+    <w:lsdException w:name="Medium Shading 2 Accent 2" w:semiHidden="0" w:uiPriority="64" w:unhideWhenUsed="0"/>
+    <w:lsdException w:name="Medium List 1 Accent 2" w:semiHidden="0" w:uiPriority="65" w:unhideWhenUsed="0"/>
+    <w:lsdException w:name="Medium List 2 Accent 2" w:semiHidden="0" w:uiPriority="66" w:unhideWhenUsed="0"/>
+    <w:lsdException w:name="Medium Grid 1 Accent 2" w:semiHidden="0" w:uiPriority="67" w:unhideWhenUsed="0"/>
+    <w:lsdException w:name="Medium Grid 2 Accent 2" w:semiHidden="0" w:uiPriority="68" w:unhideWhenUsed="0"/>
+    <w:lsdException w:name="Medium Grid 3 Accent 2" w:semiHidden="0" w:uiPriority="69" w:unhideWhenUsed="0"/>
+    <w:lsdException w:name="Dark List Accent 2" w:semiHidden="0" w:uiPriority="70" w:unhideWhenUsed="0"/>
+    <w:lsdException w:name="Colorful Shading Accent 2" w:semiHidden="0" w:uiPriority="71" w:unhideWhenUsed="0"/>
+    <w:lsdException w:name="Colorful List Accent 2" w:semiHidden="0" w:uiPriority="72" w:unhideWhenUsed="0"/>
+    <w:lsdException w:name="Colorful Grid Accent 2" w:semiHidden="0" w:uiPriority="73" w:unhideWhenUsed="0"/>
+    <w:lsdException w:name="Light Shading Accent 3" w:semiHidden="0" w:uiPriority="60" w:unhideWhenUsed="0"/>
+    <w:lsdException w:name="Light List Accent 3" w:semiHidden="0" w:uiPriority="61" w:unhideWhenUsed="0"/>
+    <w:lsdException w:name="Light Grid Accent 3" w:semiHidden="0" w:uiPriority="62" w:unhideWhenUsed="0"/>
+    <w:lsdException w:name="Medium Shading 1 Accent 3" w:semiHidden="0" w:uiPriority="63" w:unhideWhenUsed="0"/>
+    <w:lsdException w:name="Medium Shading 2 Accent 3" w:semiHidden="0" w:uiPriority="64" w:unhideWhenUsed="0"/>
+    <w:lsdException w:name="Medium List 1 Accent 3" w:semiHidden="0" w:uiPriority="65" w:unhideWhenUsed="0"/>
+    <w:lsdException w:name="Medium List 2 Accent 3" w:semiHidden="0" w:uiPriority="66" w:unhideWhenUsed="0"/>
+    <w:lsdException w:name="Medium Grid 1 Accent 3" w:semiHidden="0" w:uiPriority="67" w:unhideWhenUsed="0"/>
+    <w:lsdException w:name="Medium Grid 2 Accent 3" w:semiHidden="0" w:uiPriority="68" w:unhideWhenUsed="0"/>
+    <w:lsdException w:name="Medium Grid 3 Accent 3" w:semiHidden="0" w:uiPriority="69" w:unhideWhenUsed="0"/>
+    <w:lsdException w:name="Dark List Accent 3" w:semiHidden="0" w:uiPriority="70" w:unhideWhenUsed="0"/>
+    <w:lsdException w:name="Colorful Shading Accent 3" w:semiHidden="0" w:uiPriority="71" w:unhideWhenUsed="0"/>
+    <w:lsdException w:name="Colorful List Accent 3" w:semiHidden="0" w:uiPriority="72" w:unhideWhenUsed="0"/>
+    <w:lsdException w:name="Colorful Grid Accent 3" w:semiHidden="0" w:uiPriority="73" w:unhideWhenUsed="0"/>
+    <w:lsdException w:name="Light Shading Accent 4" w:semiHidden="0" w:uiPriority="60" w:unhideWhenUsed="0"/>
+    <w:lsdException w:name="Light List Accent 4" w:semiHidden="0" w:uiPriority="61" w:unhideWhenUsed="0"/>
+    <w:lsdException w:name="Light Grid Accent 4" w:semiHidden="0" w:uiPriority="62" w:unhideWhenUsed="0"/>
+    <w:lsdException w:name="Medium Shading 1 Accent 4" w:semiHidden="0" w:uiPriority="63" w:unhideWhenUsed="0"/>
+    <w:lsdException w:name="Medium Shading 2 Accent 4" w:semiHidden="0" w:uiPriority="64" w:unhideWhenUsed="0"/>
+    <w:lsdException w:name="Medium List 1 Accent 4" w:semiHidden="0" w:uiPriority="65" w:unhideWhenUsed="0"/>
+    <w:lsdException w:name="Medium List 2 Accent 4" w:semiHidden="0" w:uiPriority="66" w:unhideWhenUsed="0"/>
+    <w:lsdException w:name="Medium Grid 1 Accent 4" w:semiHidden="0" w:uiPriority="67" w:unhideWhenUsed="0"/>
+    <w:lsdException w:name="Medium Grid 2 Accent 4" w:semiHidden="0" w:uiPriority="68" w:unhideWhenUsed="0"/>
+    <w:lsdException w:name="Medium Grid 3 Accent 4" w:semiHidden="0" w:uiPriority="69" w:unhideWhenUsed="0"/>
+    <w:lsdException w:name="Dark List Accent 4" w:semiHidden="0" w:uiPriority="70" w:unhideWhenUsed="0"/>
+    <w:lsdException w:name="Colorful Shading Accent 4" w:semiHidden="0" w:uiPriority="71" w:unhideWhenUsed="0"/>
+    <w:lsdException w:name="Colorful List Accent 4" w:semiHidden="0" w:uiPriority="72" w:unhideWhenUsed="0"/>
+    <w:lsdException w:name="Colorful Grid Accent 4" w:semiHidden="0" w:uiPriority="73" w:unhideWhenUsed="0"/>
+    <w:lsdException w:name="Light Shading Accent 5" w:semiHidden="0" w:uiPriority="60" w:unhideWhenUsed="0"/>
+    <w:lsdException w:name="Light List Accent 5" w:semiHidden="0" w:uiPriority="61" w:unhideWhenUsed="0"/>
+    <w:lsdException w:name="Light Grid Accent 5" w:semiHidden="0" w:uiPriority="62" w:unhideWhenUsed="0"/>
+    <w:lsdException w:name="Medium Shading 1 Accent 5" w:semiHidden="0" w:uiPriority="63" w:unhideWhenUsed="0"/>
+    <w:lsdException w:name="Medium Shading 2 Accent 5" w:semiHidden="0" w:uiPriority="64" w:unhideWhenUsed="0"/>
+    <w:lsdException w:name="Medium List 1 Accent 5" w:semiHidden="0" w:uiPriority="65" w:unhideWhenUsed="0"/>
+    <w:lsdException w:name="Medium List 2 Accent 5" w:semiHidden="0" w:uiPriority="66" w:unhideWhenUsed="0"/>
+    <w:lsdException w:name="Medium Grid 1 Accent 5" w:semiHidden="0" w:uiPriority="67" w:unhideWhenUsed="0"/>
+    <w:lsdException w:name="Medium Grid 2 Accent 5" w:semiHidden="0" w:uiPriority="68" w:unhideWhenUsed="0"/>
+    <w:lsdException w:name="Medium Grid 3 Accent 5" w:semiHidden="0" w:uiPriority="69" w:unhideWhenUsed="0"/>
+    <w:lsdException w:name="Dark List Accent 5" w:semiHidden="0" w:uiPriority="70" w:unhideWhenUsed="0"/>
+    <w:lsdException w:name="Colorful Shading Accent 5" w:semiHidden="0" w:uiPriority="71" w:unhideWhenUsed="0"/>
+    <w:lsdException w:name="Colorful List Accent 5" w:semiHidden="0" w:uiPriority="72" w:unhideWhenUsed="0"/>
+    <w:lsdException w:name="Colorful Grid Accent 5" w:semiHidden="0" w:uiPriority="73" w:unhideWhenUsed="0"/>
+    <w:lsdException w:name="Light Shading Accent 6" w:semiHidden="0" w:uiPriority="60" w:unhideWhenUsed="0"/>
+    <w:lsdException w:name="Light List Accent 6" w:semiHidden="0" w:uiPriority="61" w:unhideWhenUsed="0"/>
+    <w:lsdException w:name="Light Grid Accent 6" w:semiHidden="0" w:uiPriority="62" w:unhideWhenUsed="0"/>
+    <w:lsdException w:name="Medium Shading 1 Accent 6" w:semiHidden="0" w:uiPriority="63" w:unhideWhenUsed="0"/>
+    <w:lsdException w:name="Medium Shading 2 Accent 6" w:semiHidden="0" w:uiPriority="64" w:unhideWhenUsed="0"/>
+    <w:lsdException w:name="Medium List 1 Accent 6" w:semiHidden="0" w:uiPriority="65" w:unhideWhenUsed="0"/>
+    <w:lsdException w:name="Medium List 2 Accent 6" w:semiHidden="0" w:uiPriority="66" w:unhideWhenUsed="0"/>
+    <w:lsdException w:name="Medium Grid 1 Accent 6" w:semiHidden="0" w:uiPriority="67" w:unhideWhenUsed="0"/>
+    <w:lsdException w:name="Medium Grid 2 Accent 6" w:semiHidden="0" w:uiPriority="68" w:unhideWhenUsed="0"/>
+    <w:lsdException w:name="Medium Grid 3 Accent 6" w:semiHidden="0" w:uiPriority="69" w:unhideWhenUsed="0"/>
+    <w:lsdException w:name="Dark List Accent 6" w:semiHidden="0" w:uiPriority="70" w:unhideWhenUsed="0"/>
+    <w:lsdException w:name="Colorful Shading Accent 6" w:semiHidden="0" w:uiPriority="71" w:unhideWhenUsed="0"/>
+    <w:lsdException w:name="Colorful List Accent 6" w:semiHidden="0" w:uiPriority="72" w:unhideWhenUsed="0"/>
+    <w:lsdException w:name="Colorful Grid Accent 6" w:semiHidden="0" w:uiPriority="73" w:unhideWhenUsed="0"/>
+    <w:lsdException w:name="Subtle Emphasis" w:semiHidden="0" w:uiPriority="19" w:unhideWhenUsed="0" w:qFormat="1"/>
+    <w:lsdException w:name="Intense Emphasis" w:semiHidden="0" w:uiPriority="21" w:unhideWhenUsed="0" w:qFormat="1"/>
+    <w:lsdException w:name="Subtle Reference" w:semiHidden="0" w:uiPriority="31" w:unhideWhenUsed="0" w:qFormat="1"/>
+    <w:lsdException w:name="Intense Reference" w:semiHidden="0" w:uiPriority="32" w:unhideWhenUsed="0" w:qFormat="1"/>
+    <w:lsdException w:name="Book Title" w:semiHidden="0" w:uiPriority="33" w:unhideWhenUsed="0" w:qFormat="1"/>
+    <w:lsdException w:name="Bibliography" w:uiPriority="37"/>
+    <w:lsdException w:name="TOC Heading" w:uiPriority="39" w:qFormat="1"/>
+  </w:latentStyles>
+  <w:style w:type="paragraph" w:default="1" w:styleId="a">
+    <w:name w:val="Normal"/>
+    <w:qFormat/>
+  </w:style>
+  <w:style w:type="character" w:default="1" w:styleId="a0">
+    <w:name w:val="Default Paragraph Font"/>
+    <w:uiPriority w:val="1"/>
+    <w:semiHidden/>
+    <w:unhideWhenUsed/>
+  </w:style>
+  <w:style w:type="table" w:default="1" w:styleId="a1">
+    <w:name w:val="Normal Table"/>
+    <w:uiPriority w:val="99"/>
+    <w:semiHidden/>
+    <w:unhideWhenUsed/>
+    <w:tblPr>
+      <w:tblInd w:w="0" w:type="dxa"/>
+      <w:tblCellMar>
+        <w:top w:w="0" w:type="dxa"/>
+        <w:left w:w="108" w:type="dxa"/>
+        <w:bottom w:w="0" w:type="dxa"/>
+        <w:right w:w="108" w:type="dxa"/>
+      </w:tblCellMar>
+    </w:tblPr>
+  </w:style>
+  <w:style w:type="numbering" w:default="1" w:styleId="a2">
+    <w:name w:val="No List"/>
+    <w:uiPriority w:val="99"/>
+    <w:semiHidden/>
+    <w:unhideWhenUsed/>
+  </w:style>
+  <w:style w:type="character" w:styleId="a3">
+    <w:name w:val="Placeholder Text"/>
+    <w:basedOn w:val="a0"/>
+    <w:uiPriority w:val="99"/>
+    <w:semiHidden/>
+    <w:rsid w:val="00206181"/>
+    <w:rPr>
+      <w:color w:val="808080"/>
+    </w:rPr>
+  </w:style>
+</w:styles>
+</file>
+
+<file path=word/glossary/webSettings.xml><?xml version="1.0" encoding="utf-8"?>
+<w:webSettings xmlns:mc="http://schemas.openxmlformats.org/markup-compatibility/2006" xmlns:r="http://schemas.openxmlformats.org/officeDocument/2006/relationships" xmlns:w="http://schemas.openxmlformats.org/wordprocessingml/2006/main" xmlns:w14="http://schemas.microsoft.com/office/word/2010/wordml" mc:Ignorable="w14">
+  <w:optimizeForBrowser/>
+  <w:allowPNG/>
+</w:webSettings>
 </file>
 
 <file path=word/theme/theme1.xml><?xml version="1.0" encoding="utf-8"?>
@@ -32266,7 +39186,7 @@
 </file>
 
 <file path=customXml/itemProps1.xml><?xml version="1.0" encoding="utf-8"?>
-<ds:datastoreItem xmlns:ds="http://schemas.openxmlformats.org/officeDocument/2006/customXml" ds:itemID="{DA413F4C-E9E1-4173-A8C4-2FFA82ED31D2}">
+<ds:datastoreItem xmlns:ds="http://schemas.openxmlformats.org/officeDocument/2006/customXml" ds:itemID="{DCF69B75-FE44-4F02-9C23-1A3941F1D378}">
   <ds:schemaRefs>
     <ds:schemaRef ds:uri="http://schemas.openxmlformats.org/officeDocument/2006/bibliography"/>
   </ds:schemaRefs>
